--- a/Pegada/docs/Questionario_BI_Pegada_Organizado.docx
+++ b/Pegada/docs/Questionario_BI_Pegada_Organizado.docx
@@ -221,8 +221,16 @@
               <w:rPr>
                 <w:color w:val="18255F"/>
               </w:rPr>
-              <w:t>23 estabelecimentos</w:t>
-            </w:r>
+              <w:t xml:space="preserve">23 </w:t>
+            </w:r>
+            <w:proofErr w:type="spellStart"/>
+            <w:r>
+              <w:rPr>
+                <w:color w:val="18255F"/>
+              </w:rPr>
+              <w:t>estabelecimentos</w:t>
+            </w:r>
+            <w:proofErr w:type="spellEnd"/>
           </w:p>
         </w:tc>
       </w:tr>
@@ -270,7 +278,21 @@
               <w:rPr>
                 <w:color w:val="18255F"/>
               </w:rPr>
-              <w:t>Folha analítica • 07/2026</w:t>
+              <w:t xml:space="preserve">Folha </w:t>
+            </w:r>
+            <w:proofErr w:type="spellStart"/>
+            <w:r>
+              <w:rPr>
+                <w:color w:val="18255F"/>
+              </w:rPr>
+              <w:t>analítica</w:t>
+            </w:r>
+            <w:proofErr w:type="spellEnd"/>
+            <w:r>
+              <w:rPr>
+                <w:color w:val="18255F"/>
+              </w:rPr>
+              <w:t xml:space="preserve"> • 07/2026</w:t>
             </w:r>
           </w:p>
         </w:tc>
@@ -611,8 +633,33 @@
           <w:rFonts w:ascii="Aptos" w:hAnsi="Aptos"/>
           <w:color w:val="18255F"/>
         </w:rPr>
-        <w:t>1. Dados já confirmados</w:t>
-      </w:r>
+        <w:t xml:space="preserve">1. Dados </w:t>
+      </w:r>
+      <w:proofErr w:type="spellStart"/>
+      <w:r>
+        <w:rPr>
+          <w:rFonts w:ascii="Aptos" w:hAnsi="Aptos"/>
+          <w:color w:val="18255F"/>
+        </w:rPr>
+        <w:t>já</w:t>
+      </w:r>
+      <w:proofErr w:type="spellEnd"/>
+      <w:r>
+        <w:rPr>
+          <w:rFonts w:ascii="Aptos" w:hAnsi="Aptos"/>
+          <w:color w:val="18255F"/>
+        </w:rPr>
+        <w:t xml:space="preserve"> </w:t>
+      </w:r>
+      <w:proofErr w:type="spellStart"/>
+      <w:r>
+        <w:rPr>
+          <w:rFonts w:ascii="Aptos" w:hAnsi="Aptos"/>
+          <w:color w:val="18255F"/>
+        </w:rPr>
+        <w:t>confirmados</w:t>
+      </w:r>
+      <w:proofErr w:type="spellEnd"/>
     </w:p>
     <w:p>
       <w:pPr>
@@ -648,7 +695,15 @@
         <w:spacing w:after="60"/>
       </w:pPr>
       <w:r>
-        <w:t xml:space="preserve">CNPJ raiz: </w:t>
+        <w:t xml:space="preserve">CNPJ </w:t>
+      </w:r>
+      <w:proofErr w:type="spellStart"/>
+      <w:r>
+        <w:t>raiz</w:t>
+      </w:r>
+      <w:proofErr w:type="spellEnd"/>
+      <w:r>
+        <w:t xml:space="preserve">: </w:t>
       </w:r>
       <w:r>
         <w:rPr>
@@ -665,8 +720,21 @@
         <w:pStyle w:val="Commarcadores"/>
         <w:spacing w:after="60"/>
       </w:pPr>
-      <w:r>
-        <w:t xml:space="preserve">Quantidade de estabelecimentos: </w:t>
+      <w:proofErr w:type="spellStart"/>
+      <w:r>
+        <w:t>Quantidade</w:t>
+      </w:r>
+      <w:proofErr w:type="spellEnd"/>
+      <w:r>
+        <w:t xml:space="preserve"> de </w:t>
+      </w:r>
+      <w:proofErr w:type="spellStart"/>
+      <w:r>
+        <w:t>estabelecimentos</w:t>
+      </w:r>
+      <w:proofErr w:type="spellEnd"/>
+      <w:r>
+        <w:t xml:space="preserve">: </w:t>
       </w:r>
       <w:r>
         <w:rPr>
@@ -682,11 +750,33 @@
       <w:pPr>
         <w:pStyle w:val="Ttulo2"/>
       </w:pPr>
+      <w:proofErr w:type="spellStart"/>
       <w:r>
         <w:rPr>
           <w:rFonts w:ascii="Aptos" w:hAnsi="Aptos"/>
         </w:rPr>
-        <w:t>Estabelecimentos que entrarão no BI</w:t>
+        <w:t>Estabelecimentos</w:t>
+      </w:r>
+      <w:proofErr w:type="spellEnd"/>
+      <w:r>
+        <w:rPr>
+          <w:rFonts w:ascii="Aptos" w:hAnsi="Aptos"/>
+        </w:rPr>
+        <w:t xml:space="preserve"> que </w:t>
+      </w:r>
+      <w:proofErr w:type="spellStart"/>
+      <w:r>
+        <w:rPr>
+          <w:rFonts w:ascii="Aptos" w:hAnsi="Aptos"/>
+        </w:rPr>
+        <w:t>entrarão</w:t>
+      </w:r>
+      <w:proofErr w:type="spellEnd"/>
+      <w:r>
+        <w:rPr>
+          <w:rFonts w:ascii="Aptos" w:hAnsi="Aptos"/>
+        </w:rPr>
+        <w:t xml:space="preserve"> no BI</w:t>
       </w:r>
     </w:p>
     <w:tbl>
@@ -728,34 +818,54 @@
                 <w:color w:val="FFFFFF"/>
                 <w:sz w:val="16"/>
               </w:rPr>
-              <w:t>Código interno</w:t>
-            </w:r>
-          </w:p>
-        </w:tc>
-        <w:tc>
-          <w:tcPr>
-            <w:tcW w:w="4000" w:type="dxa"/>
-            <w:shd w:val="clear" w:color="auto" w:fill="263A8A"/>
-            <w:tcMar>
-              <w:top w:w="90" w:type="dxa"/>
-              <w:left w:w="120" w:type="dxa"/>
-              <w:bottom w:w="90" w:type="dxa"/>
-              <w:right w:w="120" w:type="dxa"/>
-            </w:tcMar>
-            <w:vAlign w:val="center"/>
-          </w:tcPr>
-          <w:p>
-            <w:pPr>
-              <w:spacing w:after="0" w:line="240" w:lineRule="auto"/>
-            </w:pPr>
+              <w:t xml:space="preserve">Código </w:t>
+            </w:r>
+            <w:proofErr w:type="spellStart"/>
             <w:r>
               <w:rPr>
                 <w:b/>
                 <w:color w:val="FFFFFF"/>
                 <w:sz w:val="16"/>
               </w:rPr>
-              <w:t>Nome no relatório</w:t>
-            </w:r>
+              <w:t>interno</w:t>
+            </w:r>
+            <w:proofErr w:type="spellEnd"/>
+          </w:p>
+        </w:tc>
+        <w:tc>
+          <w:tcPr>
+            <w:tcW w:w="4000" w:type="dxa"/>
+            <w:shd w:val="clear" w:color="auto" w:fill="263A8A"/>
+            <w:tcMar>
+              <w:top w:w="90" w:type="dxa"/>
+              <w:left w:w="120" w:type="dxa"/>
+              <w:bottom w:w="90" w:type="dxa"/>
+              <w:right w:w="120" w:type="dxa"/>
+            </w:tcMar>
+            <w:vAlign w:val="center"/>
+          </w:tcPr>
+          <w:p>
+            <w:pPr>
+              <w:spacing w:after="0" w:line="240" w:lineRule="auto"/>
+            </w:pPr>
+            <w:r>
+              <w:rPr>
+                <w:b/>
+                <w:color w:val="FFFFFF"/>
+                <w:sz w:val="16"/>
+              </w:rPr>
+              <w:t xml:space="preserve">Nome no </w:t>
+            </w:r>
+            <w:proofErr w:type="spellStart"/>
+            <w:r>
+              <w:rPr>
+                <w:b/>
+                <w:color w:val="FFFFFF"/>
+                <w:sz w:val="16"/>
+              </w:rPr>
+              <w:t>relatório</w:t>
+            </w:r>
+            <w:proofErr w:type="spellEnd"/>
           </w:p>
         </w:tc>
         <w:tc>
@@ -835,6 +945,12 @@
               </w:rPr>
               <w:t>Pegada Nordeste</w:t>
             </w:r>
+            <w:r>
+              <w:rPr>
+                <w:sz w:val="16"/>
+              </w:rPr>
+              <w:t xml:space="preserve"> – RUY BARBOZA</w:t>
+            </w:r>
           </w:p>
         </w:tc>
         <w:tc>
@@ -912,6 +1028,12 @@
               </w:rPr>
               <w:t>Nordeste FL 02</w:t>
             </w:r>
+            <w:r>
+              <w:rPr>
+                <w:sz w:val="16"/>
+              </w:rPr>
+              <w:t xml:space="preserve"> – DOIS IRMÃOS</w:t>
+            </w:r>
           </w:p>
         </w:tc>
         <w:tc>
@@ -1368,11 +1490,33 @@
             <w:pPr>
               <w:spacing w:after="0" w:line="240" w:lineRule="auto"/>
             </w:pPr>
+            <w:proofErr w:type="spellStart"/>
             <w:r>
               <w:rPr>
                 <w:sz w:val="16"/>
               </w:rPr>
-              <w:t>Dois Irmãos FL 13-LJ</w:t>
+              <w:t>Dois</w:t>
+            </w:r>
+            <w:proofErr w:type="spellEnd"/>
+            <w:r>
+              <w:rPr>
+                <w:sz w:val="16"/>
+              </w:rPr>
+              <w:t xml:space="preserve"> </w:t>
+            </w:r>
+            <w:proofErr w:type="spellStart"/>
+            <w:r>
+              <w:rPr>
+                <w:sz w:val="16"/>
+              </w:rPr>
+              <w:t>Irmãos</w:t>
+            </w:r>
+            <w:proofErr w:type="spellEnd"/>
+            <w:r>
+              <w:rPr>
+                <w:sz w:val="16"/>
+              </w:rPr>
+              <w:t xml:space="preserve"> FL 13-LJ</w:t>
             </w:r>
           </w:p>
         </w:tc>
@@ -1522,11 +1666,19 @@
             <w:pPr>
               <w:spacing w:after="0" w:line="240" w:lineRule="auto"/>
             </w:pPr>
+            <w:proofErr w:type="spellStart"/>
             <w:r>
               <w:rPr>
                 <w:sz w:val="16"/>
               </w:rPr>
-              <w:t>Metrô SP FL 15-LJ</w:t>
+              <w:t>Metrô</w:t>
+            </w:r>
+            <w:proofErr w:type="spellEnd"/>
+            <w:r>
+              <w:rPr>
+                <w:sz w:val="16"/>
+              </w:rPr>
+              <w:t xml:space="preserve"> SP FL 15-LJ</w:t>
             </w:r>
           </w:p>
         </w:tc>
@@ -1753,11 +1905,19 @@
             <w:pPr>
               <w:spacing w:after="0" w:line="240" w:lineRule="auto"/>
             </w:pPr>
+            <w:proofErr w:type="spellStart"/>
             <w:r>
               <w:rPr>
                 <w:sz w:val="16"/>
               </w:rPr>
-              <w:t>Iguatemi FL 19 LJ</w:t>
+              <w:t>Iguatemi</w:t>
+            </w:r>
+            <w:proofErr w:type="spellEnd"/>
+            <w:r>
+              <w:rPr>
+                <w:sz w:val="16"/>
+              </w:rPr>
+              <w:t xml:space="preserve"> FL 19 LJ</w:t>
             </w:r>
           </w:p>
         </w:tc>
@@ -1907,11 +2067,19 @@
             <w:pPr>
               <w:spacing w:after="0" w:line="240" w:lineRule="auto"/>
             </w:pPr>
+            <w:proofErr w:type="spellStart"/>
             <w:r>
               <w:rPr>
                 <w:sz w:val="16"/>
               </w:rPr>
-              <w:t>BarraShopping FL 21 LJ</w:t>
+              <w:t>BarraShopping</w:t>
+            </w:r>
+            <w:proofErr w:type="spellEnd"/>
+            <w:r>
+              <w:rPr>
+                <w:sz w:val="16"/>
+              </w:rPr>
+              <w:t xml:space="preserve"> FL 21 LJ</w:t>
             </w:r>
           </w:p>
         </w:tc>
@@ -1988,7 +2156,21 @@
               <w:rPr>
                 <w:sz w:val="16"/>
               </w:rPr>
-              <w:t>Bourbon Ipiranga FL 22</w:t>
+              <w:t xml:space="preserve">Bourbon </w:t>
+            </w:r>
+            <w:proofErr w:type="spellStart"/>
+            <w:r>
+              <w:rPr>
+                <w:sz w:val="16"/>
+              </w:rPr>
+              <w:t>Ipiranga</w:t>
+            </w:r>
+            <w:proofErr w:type="spellEnd"/>
+            <w:r>
+              <w:rPr>
+                <w:sz w:val="16"/>
+              </w:rPr>
+              <w:t xml:space="preserve"> FL 22</w:t>
             </w:r>
           </w:p>
         </w:tc>
@@ -2138,11 +2320,19 @@
             <w:pPr>
               <w:spacing w:after="0" w:line="240" w:lineRule="auto"/>
             </w:pPr>
+            <w:proofErr w:type="spellStart"/>
             <w:r>
               <w:rPr>
                 <w:sz w:val="16"/>
               </w:rPr>
-              <w:t>Tamboré SP FL 25</w:t>
+              <w:t>Tamboré</w:t>
+            </w:r>
+            <w:proofErr w:type="spellEnd"/>
+            <w:r>
+              <w:rPr>
+                <w:sz w:val="16"/>
+              </w:rPr>
+              <w:t xml:space="preserve"> SP FL 25</w:t>
             </w:r>
           </w:p>
         </w:tc>
@@ -2292,11 +2482,19 @@
             <w:pPr>
               <w:spacing w:after="0" w:line="240" w:lineRule="auto"/>
             </w:pPr>
+            <w:proofErr w:type="spellStart"/>
             <w:r>
               <w:rPr>
                 <w:sz w:val="16"/>
               </w:rPr>
-              <w:t>Neumarkt SC FL 27</w:t>
+              <w:t>Neumarkt</w:t>
+            </w:r>
+            <w:proofErr w:type="spellEnd"/>
+            <w:r>
+              <w:rPr>
+                <w:sz w:val="16"/>
+              </w:rPr>
+              <w:t xml:space="preserve"> SC FL 27</w:t>
             </w:r>
           </w:p>
         </w:tc>
@@ -2369,11 +2567,33 @@
             <w:pPr>
               <w:spacing w:after="0" w:line="240" w:lineRule="auto"/>
             </w:pPr>
+            <w:proofErr w:type="spellStart"/>
             <w:r>
               <w:rPr>
                 <w:sz w:val="16"/>
               </w:rPr>
-              <w:t>Balneário Camboriú FL 28</w:t>
+              <w:t>Balneário</w:t>
+            </w:r>
+            <w:proofErr w:type="spellEnd"/>
+            <w:r>
+              <w:rPr>
+                <w:sz w:val="16"/>
+              </w:rPr>
+              <w:t xml:space="preserve"> </w:t>
+            </w:r>
+            <w:proofErr w:type="spellStart"/>
+            <w:r>
+              <w:rPr>
+                <w:sz w:val="16"/>
+              </w:rPr>
+              <w:t>Camboriú</w:t>
+            </w:r>
+            <w:proofErr w:type="spellEnd"/>
+            <w:r>
+              <w:rPr>
+                <w:sz w:val="16"/>
+              </w:rPr>
+              <w:t xml:space="preserve"> FL 28</w:t>
             </w:r>
           </w:p>
         </w:tc>
@@ -2569,45 +2789,17 @@
         <w:pBdr>
           <w:bottom w:val="single" w:sz="8" w:space="6" w:color="C9D2EE"/>
         </w:pBdr>
+        <w:rPr>
+          <w:lang w:val="pt-BR"/>
+        </w:rPr>
       </w:pPr>
       <w:r>
         <w:rPr>
           <w:rFonts w:ascii="Aptos" w:hAnsi="Aptos"/>
           <w:color w:val="18255F"/>
+          <w:lang w:val="pt-BR"/>
         </w:rPr>
         <w:t>2. Relatórios disponíveis</w:t>
-      </w:r>
-    </w:p>
-    <w:p>
-      <w:pPr>
-        <w:ind w:left="259" w:hanging="29"/>
-      </w:pPr>
-      <w:r>
-        <w:rPr>
-          <w:rFonts w:ascii="DejaVu Sans" w:hAnsi="DejaVu Sans"/>
-          <w:b/>
-          <w:color w:val="263A8A"/>
-        </w:rPr>
-        <w:t xml:space="preserve">☑  </w:t>
-      </w:r>
-      <w:r>
-        <w:t>Folha de pagamento</w:t>
-      </w:r>
-    </w:p>
-    <w:p>
-      <w:pPr>
-        <w:ind w:left="259" w:hanging="29"/>
-      </w:pPr>
-      <w:r>
-        <w:rPr>
-          <w:rFonts w:ascii="DejaVu Sans" w:hAnsi="DejaVu Sans"/>
-          <w:b/>
-          <w:color w:val="263A8A"/>
-        </w:rPr>
-        <w:t xml:space="preserve">☑  </w:t>
-      </w:r>
-      <w:r>
-        <w:t>Provisão detalhada de férias.</w:t>
       </w:r>
     </w:p>
     <w:p>
@@ -2617,6 +2809,7 @@
           <w:lang w:val="pt-BR"/>
         </w:rPr>
       </w:pPr>
+      <w:proofErr w:type="gramStart"/>
       <w:r>
         <w:rPr>
           <w:rFonts w:ascii="DejaVu Sans" w:hAnsi="DejaVu Sans"/>
@@ -2624,13 +2817,29 @@
           <w:color w:val="263A8A"/>
           <w:lang w:val="pt-BR"/>
         </w:rPr>
-        <w:t xml:space="preserve">☑  </w:t>
+        <w:t>☑</w:t>
+      </w:r>
+      <w:r>
+        <w:rPr>
+          <w:rFonts w:ascii="DejaVu Sans" w:hAnsi="DejaVu Sans"/>
+          <w:b/>
+          <w:color w:val="263A8A"/>
+          <w:lang w:val="pt-BR"/>
+        </w:rPr>
+        <w:t xml:space="preserve">  </w:t>
       </w:r>
       <w:r>
         <w:rPr>
           <w:lang w:val="pt-BR"/>
         </w:rPr>
-        <w:t>Provisão detalhada de 13º salário.</w:t>
+        <w:t>Folha</w:t>
+      </w:r>
+      <w:proofErr w:type="gramEnd"/>
+      <w:r>
+        <w:rPr>
+          <w:lang w:val="pt-BR"/>
+        </w:rPr>
+        <w:t xml:space="preserve"> de pagamento</w:t>
       </w:r>
     </w:p>
     <w:p>
@@ -2640,6 +2849,7 @@
           <w:lang w:val="pt-BR"/>
         </w:rPr>
       </w:pPr>
+      <w:proofErr w:type="gramStart"/>
       <w:r>
         <w:rPr>
           <w:rFonts w:ascii="DejaVu Sans" w:hAnsi="DejaVu Sans"/>
@@ -2647,13 +2857,29 @@
           <w:color w:val="263A8A"/>
           <w:lang w:val="pt-BR"/>
         </w:rPr>
-        <w:t xml:space="preserve">☑  </w:t>
+        <w:t>☑</w:t>
+      </w:r>
+      <w:r>
+        <w:rPr>
+          <w:rFonts w:ascii="DejaVu Sans" w:hAnsi="DejaVu Sans"/>
+          <w:b/>
+          <w:color w:val="263A8A"/>
+          <w:lang w:val="pt-BR"/>
+        </w:rPr>
+        <w:t xml:space="preserve">  </w:t>
       </w:r>
       <w:r>
         <w:rPr>
           <w:lang w:val="pt-BR"/>
         </w:rPr>
-        <w:t>Programação de férias.</w:t>
+        <w:t>Provisão</w:t>
+      </w:r>
+      <w:proofErr w:type="gramEnd"/>
+      <w:r>
+        <w:rPr>
+          <w:lang w:val="pt-BR"/>
+        </w:rPr>
+        <w:t xml:space="preserve"> detalhada de férias.</w:t>
       </w:r>
     </w:p>
     <w:p>
@@ -2663,6 +2889,7 @@
           <w:lang w:val="pt-BR"/>
         </w:rPr>
       </w:pPr>
+      <w:proofErr w:type="gramStart"/>
       <w:r>
         <w:rPr>
           <w:rFonts w:ascii="DejaVu Sans" w:hAnsi="DejaVu Sans"/>
@@ -2670,13 +2897,69 @@
           <w:color w:val="263A8A"/>
           <w:lang w:val="pt-BR"/>
         </w:rPr>
-        <w:t xml:space="preserve">☑  </w:t>
+        <w:t>☑</w:t>
+      </w:r>
+      <w:r>
+        <w:rPr>
+          <w:rFonts w:ascii="DejaVu Sans" w:hAnsi="DejaVu Sans"/>
+          <w:b/>
+          <w:color w:val="263A8A"/>
+          <w:lang w:val="pt-BR"/>
+        </w:rPr>
+        <w:t xml:space="preserve">  </w:t>
       </w:r>
       <w:r>
         <w:rPr>
           <w:lang w:val="pt-BR"/>
         </w:rPr>
-        <w:t>Relação específica de férias.</w:t>
+        <w:t>Provisão</w:t>
+      </w:r>
+      <w:proofErr w:type="gramEnd"/>
+      <w:r>
+        <w:rPr>
+          <w:lang w:val="pt-BR"/>
+        </w:rPr>
+        <w:t xml:space="preserve"> detalhada de 13º salário.</w:t>
+      </w:r>
+    </w:p>
+    <w:p>
+      <w:pPr>
+        <w:ind w:left="259" w:hanging="29"/>
+        <w:rPr>
+          <w:lang w:val="pt-BR"/>
+        </w:rPr>
+      </w:pPr>
+      <w:proofErr w:type="gramStart"/>
+      <w:r>
+        <w:rPr>
+          <w:rFonts w:ascii="DejaVu Sans" w:hAnsi="DejaVu Sans"/>
+          <w:b/>
+          <w:color w:val="263A8A"/>
+          <w:lang w:val="pt-BR"/>
+        </w:rPr>
+        <w:t>☑</w:t>
+      </w:r>
+      <w:r>
+        <w:rPr>
+          <w:rFonts w:ascii="DejaVu Sans" w:hAnsi="DejaVu Sans"/>
+          <w:b/>
+          <w:color w:val="263A8A"/>
+          <w:lang w:val="pt-BR"/>
+        </w:rPr>
+        <w:t xml:space="preserve">  </w:t>
+      </w:r>
+      <w:r>
+        <w:rPr>
+          <w:lang w:val="pt-BR"/>
+        </w:rPr>
+        <w:t>Programação</w:t>
+      </w:r>
+      <w:proofErr w:type="gramEnd"/>
+      <w:r>
+        <w:rPr>
+          <w:lang w:val="pt-BR"/>
+        </w:rPr>
+        <w:t xml:space="preserve"> de férias.</w:t>
       </w:r>
     </w:p>
     <w:p>
@@ -2713,8 +2996,16 @@
         <w:rPr>
           <w:rFonts w:ascii="Aptos" w:hAnsi="Aptos"/>
         </w:rPr>
-        <w:t>Folha e remuneração</w:t>
-      </w:r>
+        <w:t xml:space="preserve">Folha e </w:t>
+      </w:r>
+      <w:proofErr w:type="spellStart"/>
+      <w:r>
+        <w:rPr>
+          <w:rFonts w:ascii="Aptos" w:hAnsi="Aptos"/>
+        </w:rPr>
+        <w:t>remuneração</w:t>
+      </w:r>
+      <w:proofErr w:type="spellEnd"/>
     </w:p>
     <w:tbl>
       <w:tblPr>
@@ -2754,7 +3045,25 @@
                 <w:color w:val="FFFFFF"/>
                 <w:sz w:val="17"/>
               </w:rPr>
-              <w:t>Campo do BI</w:t>
+              <w:t xml:space="preserve">Campo </w:t>
+            </w:r>
+            <w:proofErr w:type="gramStart"/>
+            <w:r>
+              <w:rPr>
+                <w:b/>
+                <w:color w:val="FFFFFF"/>
+                <w:sz w:val="17"/>
+              </w:rPr>
+              <w:t>do</w:t>
+            </w:r>
+            <w:proofErr w:type="gramEnd"/>
+            <w:r>
+              <w:rPr>
+                <w:b/>
+                <w:color w:val="FFFFFF"/>
+                <w:sz w:val="17"/>
+              </w:rPr>
+              <w:t xml:space="preserve"> BI</w:t>
             </w:r>
           </w:p>
         </w:tc>
@@ -2774,14 +3083,34 @@
             <w:pPr>
               <w:spacing w:after="0" w:line="240" w:lineRule="auto"/>
             </w:pPr>
+            <w:proofErr w:type="spellStart"/>
             <w:r>
               <w:rPr>
                 <w:b/>
                 <w:color w:val="FFFFFF"/>
                 <w:sz w:val="17"/>
               </w:rPr>
-              <w:t>Rubricas confirmadas</w:t>
-            </w:r>
+              <w:t>Rubricas</w:t>
+            </w:r>
+            <w:proofErr w:type="spellEnd"/>
+            <w:r>
+              <w:rPr>
+                <w:b/>
+                <w:color w:val="FFFFFF"/>
+                <w:sz w:val="17"/>
+              </w:rPr>
+              <w:t xml:space="preserve"> </w:t>
+            </w:r>
+            <w:proofErr w:type="spellStart"/>
+            <w:r>
+              <w:rPr>
+                <w:b/>
+                <w:color w:val="FFFFFF"/>
+                <w:sz w:val="17"/>
+              </w:rPr>
+              <w:t>confirmadas</w:t>
+            </w:r>
+            <w:proofErr w:type="spellEnd"/>
           </w:p>
         </w:tc>
       </w:tr>
@@ -2805,12 +3134,14 @@
             <w:pPr>
               <w:spacing w:after="0" w:line="240" w:lineRule="auto"/>
             </w:pPr>
+            <w:proofErr w:type="spellStart"/>
             <w:r>
               <w:rPr>
                 <w:sz w:val="17"/>
               </w:rPr>
               <w:t>Salário</w:t>
             </w:r>
+            <w:proofErr w:type="spellEnd"/>
           </w:p>
         </w:tc>
         <w:tc>
@@ -2833,8 +3164,16 @@
               <w:rPr>
                 <w:sz w:val="17"/>
               </w:rPr>
-              <w:t>00001 - Salário</w:t>
-            </w:r>
+              <w:t xml:space="preserve">00001 - </w:t>
+            </w:r>
+            <w:proofErr w:type="spellStart"/>
+            <w:r>
+              <w:rPr>
+                <w:sz w:val="17"/>
+              </w:rPr>
+              <w:t>Salário</w:t>
+            </w:r>
+            <w:proofErr w:type="spellEnd"/>
           </w:p>
         </w:tc>
       </w:tr>
@@ -2862,8 +3201,16 @@
               <w:rPr>
                 <w:sz w:val="17"/>
               </w:rPr>
-              <w:t>Horas trabalhadas</w:t>
-            </w:r>
+              <w:t xml:space="preserve">Horas </w:t>
+            </w:r>
+            <w:proofErr w:type="spellStart"/>
+            <w:r>
+              <w:rPr>
+                <w:sz w:val="17"/>
+              </w:rPr>
+              <w:t>trabalhadas</w:t>
+            </w:r>
+            <w:proofErr w:type="spellEnd"/>
           </w:p>
         </w:tc>
         <w:tc>
@@ -2886,8 +3233,16 @@
               <w:rPr>
                 <w:sz w:val="17"/>
               </w:rPr>
-              <w:t>00002 - Horas Trabalhadas</w:t>
-            </w:r>
+              <w:t xml:space="preserve">00002 - Horas </w:t>
+            </w:r>
+            <w:proofErr w:type="spellStart"/>
+            <w:r>
+              <w:rPr>
+                <w:sz w:val="17"/>
+              </w:rPr>
+              <w:t>Trabalhadas</w:t>
+            </w:r>
+            <w:proofErr w:type="spellEnd"/>
           </w:p>
         </w:tc>
       </w:tr>
@@ -2915,8 +3270,16 @@
               <w:rPr>
                 <w:sz w:val="17"/>
               </w:rPr>
-              <w:t>Repouso remunerado</w:t>
-            </w:r>
+              <w:t xml:space="preserve">Repouso </w:t>
+            </w:r>
+            <w:proofErr w:type="spellStart"/>
+            <w:r>
+              <w:rPr>
+                <w:sz w:val="17"/>
+              </w:rPr>
+              <w:t>remunerado</w:t>
+            </w:r>
+            <w:proofErr w:type="spellEnd"/>
           </w:p>
         </w:tc>
         <w:tc>
@@ -2939,8 +3302,16 @@
               <w:rPr>
                 <w:sz w:val="17"/>
               </w:rPr>
-              <w:t>00003 - Repouso Remunerado</w:t>
-            </w:r>
+              <w:t xml:space="preserve">00003 - Repouso </w:t>
+            </w:r>
+            <w:proofErr w:type="spellStart"/>
+            <w:r>
+              <w:rPr>
+                <w:sz w:val="17"/>
+              </w:rPr>
+              <w:t>Remunerado</w:t>
+            </w:r>
+            <w:proofErr w:type="spellEnd"/>
           </w:p>
         </w:tc>
       </w:tr>
@@ -2964,11 +3335,19 @@
             <w:pPr>
               <w:spacing w:after="0" w:line="240" w:lineRule="auto"/>
             </w:pPr>
-            <w:r>
-              <w:rPr>
-                <w:sz w:val="17"/>
-              </w:rPr>
-              <w:t>Pró-labore</w:t>
+            <w:proofErr w:type="spellStart"/>
+            <w:r>
+              <w:rPr>
+                <w:sz w:val="17"/>
+              </w:rPr>
+              <w:t>Pró</w:t>
+            </w:r>
+            <w:proofErr w:type="spellEnd"/>
+            <w:r>
+              <w:rPr>
+                <w:sz w:val="17"/>
+              </w:rPr>
+              <w:t>-labore</w:t>
             </w:r>
           </w:p>
         </w:tc>
@@ -2992,7 +3371,21 @@
               <w:rPr>
                 <w:sz w:val="17"/>
               </w:rPr>
-              <w:t>00012 - Pró-Labore</w:t>
+              <w:t xml:space="preserve">00012 - </w:t>
+            </w:r>
+            <w:proofErr w:type="spellStart"/>
+            <w:r>
+              <w:rPr>
+                <w:sz w:val="17"/>
+              </w:rPr>
+              <w:t>Pró</w:t>
+            </w:r>
+            <w:proofErr w:type="spellEnd"/>
+            <w:r>
+              <w:rPr>
+                <w:sz w:val="17"/>
+              </w:rPr>
+              <w:t>-Labore</w:t>
             </w:r>
           </w:p>
         </w:tc>
@@ -3021,8 +3414,16 @@
               <w:rPr>
                 <w:sz w:val="17"/>
               </w:rPr>
-              <w:t>Total bruto</w:t>
-            </w:r>
+              <w:t xml:space="preserve">Total </w:t>
+            </w:r>
+            <w:proofErr w:type="spellStart"/>
+            <w:r>
+              <w:rPr>
+                <w:sz w:val="17"/>
+              </w:rPr>
+              <w:t>bruto</w:t>
+            </w:r>
+            <w:proofErr w:type="spellEnd"/>
           </w:p>
         </w:tc>
         <w:tc>
@@ -3078,8 +3479,16 @@
               <w:rPr>
                 <w:sz w:val="17"/>
               </w:rPr>
-              <w:t>Total de descontos</w:t>
-            </w:r>
+              <w:t xml:space="preserve">Total de </w:t>
+            </w:r>
+            <w:proofErr w:type="spellStart"/>
+            <w:r>
+              <w:rPr>
+                <w:sz w:val="17"/>
+              </w:rPr>
+              <w:t>descontos</w:t>
+            </w:r>
+            <w:proofErr w:type="spellEnd"/>
           </w:p>
         </w:tc>
         <w:tc>
@@ -3131,12 +3540,14 @@
             <w:pPr>
               <w:spacing w:after="0" w:line="240" w:lineRule="auto"/>
             </w:pPr>
+            <w:proofErr w:type="spellStart"/>
             <w:r>
               <w:rPr>
                 <w:sz w:val="17"/>
               </w:rPr>
               <w:t>Líquido</w:t>
             </w:r>
+            <w:proofErr w:type="spellEnd"/>
           </w:p>
         </w:tc>
         <w:tc>
@@ -3188,12 +3599,42 @@
             <w:pPr>
               <w:spacing w:after="0" w:line="240" w:lineRule="auto"/>
             </w:pPr>
-            <w:r>
-              <w:rPr>
-                <w:sz w:val="17"/>
-              </w:rPr>
-              <w:t>Líquido de folha avulsa</w:t>
-            </w:r>
+            <w:proofErr w:type="spellStart"/>
+            <w:r>
+              <w:rPr>
+                <w:sz w:val="17"/>
+              </w:rPr>
+              <w:t>Líquido</w:t>
+            </w:r>
+            <w:proofErr w:type="spellEnd"/>
+            <w:r>
+              <w:rPr>
+                <w:sz w:val="17"/>
+              </w:rPr>
+              <w:t xml:space="preserve"> de </w:t>
+            </w:r>
+            <w:proofErr w:type="spellStart"/>
+            <w:r>
+              <w:rPr>
+                <w:sz w:val="17"/>
+              </w:rPr>
+              <w:t>folha</w:t>
+            </w:r>
+            <w:proofErr w:type="spellEnd"/>
+            <w:r>
+              <w:rPr>
+                <w:sz w:val="17"/>
+              </w:rPr>
+              <w:t xml:space="preserve"> </w:t>
+            </w:r>
+            <w:proofErr w:type="spellStart"/>
+            <w:r>
+              <w:rPr>
+                <w:sz w:val="17"/>
+              </w:rPr>
+              <w:t>avulsa</w:t>
+            </w:r>
+            <w:proofErr w:type="spellEnd"/>
           </w:p>
         </w:tc>
         <w:tc>
@@ -3216,8 +3657,30 @@
               <w:rPr>
                 <w:sz w:val="17"/>
               </w:rPr>
-              <w:t>00497 - Líquido da Folha Avulsa</w:t>
-            </w:r>
+              <w:t xml:space="preserve">00497 - </w:t>
+            </w:r>
+            <w:proofErr w:type="spellStart"/>
+            <w:r>
+              <w:rPr>
+                <w:sz w:val="17"/>
+              </w:rPr>
+              <w:t>Líquido</w:t>
+            </w:r>
+            <w:proofErr w:type="spellEnd"/>
+            <w:r>
+              <w:rPr>
+                <w:sz w:val="17"/>
+              </w:rPr>
+              <w:t xml:space="preserve"> da Folha </w:t>
+            </w:r>
+            <w:proofErr w:type="spellStart"/>
+            <w:r>
+              <w:rPr>
+                <w:sz w:val="17"/>
+              </w:rPr>
+              <w:t>Avulsa</w:t>
+            </w:r>
+            <w:proofErr w:type="spellEnd"/>
           </w:p>
         </w:tc>
       </w:tr>
@@ -3241,12 +3704,28 @@
             <w:pPr>
               <w:spacing w:after="0" w:line="240" w:lineRule="auto"/>
             </w:pPr>
-            <w:r>
-              <w:rPr>
-                <w:sz w:val="17"/>
-              </w:rPr>
-              <w:t>Líquido de férias</w:t>
-            </w:r>
+            <w:proofErr w:type="spellStart"/>
+            <w:r>
+              <w:rPr>
+                <w:sz w:val="17"/>
+              </w:rPr>
+              <w:t>Líquido</w:t>
+            </w:r>
+            <w:proofErr w:type="spellEnd"/>
+            <w:r>
+              <w:rPr>
+                <w:sz w:val="17"/>
+              </w:rPr>
+              <w:t xml:space="preserve"> de </w:t>
+            </w:r>
+            <w:proofErr w:type="spellStart"/>
+            <w:r>
+              <w:rPr>
+                <w:sz w:val="17"/>
+              </w:rPr>
+              <w:t>férias</w:t>
+            </w:r>
+            <w:proofErr w:type="spellEnd"/>
           </w:p>
         </w:tc>
         <w:tc>
@@ -3269,8 +3748,30 @@
               <w:rPr>
                 <w:sz w:val="17"/>
               </w:rPr>
-              <w:t>00498 - Líquido das Férias</w:t>
-            </w:r>
+              <w:t xml:space="preserve">00498 - </w:t>
+            </w:r>
+            <w:proofErr w:type="spellStart"/>
+            <w:r>
+              <w:rPr>
+                <w:sz w:val="17"/>
+              </w:rPr>
+              <w:t>Líquido</w:t>
+            </w:r>
+            <w:proofErr w:type="spellEnd"/>
+            <w:r>
+              <w:rPr>
+                <w:sz w:val="17"/>
+              </w:rPr>
+              <w:t xml:space="preserve"> das </w:t>
+            </w:r>
+            <w:proofErr w:type="spellStart"/>
+            <w:r>
+              <w:rPr>
+                <w:sz w:val="17"/>
+              </w:rPr>
+              <w:t>Férias</w:t>
+            </w:r>
+            <w:proofErr w:type="spellEnd"/>
           </w:p>
         </w:tc>
       </w:tr>
@@ -3294,12 +3795,28 @@
             <w:pPr>
               <w:spacing w:after="0" w:line="240" w:lineRule="auto"/>
             </w:pPr>
-            <w:r>
-              <w:rPr>
-                <w:sz w:val="17"/>
-              </w:rPr>
-              <w:t>Líquido de rescisões</w:t>
-            </w:r>
+            <w:proofErr w:type="spellStart"/>
+            <w:r>
+              <w:rPr>
+                <w:sz w:val="17"/>
+              </w:rPr>
+              <w:t>Líquido</w:t>
+            </w:r>
+            <w:proofErr w:type="spellEnd"/>
+            <w:r>
+              <w:rPr>
+                <w:sz w:val="17"/>
+              </w:rPr>
+              <w:t xml:space="preserve"> de </w:t>
+            </w:r>
+            <w:proofErr w:type="spellStart"/>
+            <w:r>
+              <w:rPr>
+                <w:sz w:val="17"/>
+              </w:rPr>
+              <w:t>rescisões</w:t>
+            </w:r>
+            <w:proofErr w:type="spellEnd"/>
           </w:p>
         </w:tc>
         <w:tc>
@@ -3322,8 +3839,30 @@
               <w:rPr>
                 <w:sz w:val="17"/>
               </w:rPr>
-              <w:t>00499 - Líquido das Rescisões</w:t>
-            </w:r>
+              <w:t xml:space="preserve">00499 - </w:t>
+            </w:r>
+            <w:proofErr w:type="spellStart"/>
+            <w:r>
+              <w:rPr>
+                <w:sz w:val="17"/>
+              </w:rPr>
+              <w:t>Líquido</w:t>
+            </w:r>
+            <w:proofErr w:type="spellEnd"/>
+            <w:r>
+              <w:rPr>
+                <w:sz w:val="17"/>
+              </w:rPr>
+              <w:t xml:space="preserve"> das </w:t>
+            </w:r>
+            <w:proofErr w:type="spellStart"/>
+            <w:r>
+              <w:rPr>
+                <w:sz w:val="17"/>
+              </w:rPr>
+              <w:t>Rescisões</w:t>
+            </w:r>
+            <w:proofErr w:type="spellEnd"/>
           </w:p>
         </w:tc>
       </w:tr>
@@ -3386,7 +3925,25 @@
                 <w:color w:val="FFFFFF"/>
                 <w:sz w:val="17"/>
               </w:rPr>
-              <w:t>Campo do BI</w:t>
+              <w:t xml:space="preserve">Campo </w:t>
+            </w:r>
+            <w:proofErr w:type="gramStart"/>
+            <w:r>
+              <w:rPr>
+                <w:b/>
+                <w:color w:val="FFFFFF"/>
+                <w:sz w:val="17"/>
+              </w:rPr>
+              <w:t>do</w:t>
+            </w:r>
+            <w:proofErr w:type="gramEnd"/>
+            <w:r>
+              <w:rPr>
+                <w:b/>
+                <w:color w:val="FFFFFF"/>
+                <w:sz w:val="17"/>
+              </w:rPr>
+              <w:t xml:space="preserve"> BI</w:t>
             </w:r>
           </w:p>
         </w:tc>
@@ -3406,14 +3963,34 @@
             <w:pPr>
               <w:spacing w:after="0" w:line="240" w:lineRule="auto"/>
             </w:pPr>
+            <w:proofErr w:type="spellStart"/>
             <w:r>
               <w:rPr>
                 <w:b/>
                 <w:color w:val="FFFFFF"/>
                 <w:sz w:val="17"/>
               </w:rPr>
-              <w:t>Rubricas confirmadas</w:t>
-            </w:r>
+              <w:t>Rubricas</w:t>
+            </w:r>
+            <w:proofErr w:type="spellEnd"/>
+            <w:r>
+              <w:rPr>
+                <w:b/>
+                <w:color w:val="FFFFFF"/>
+                <w:sz w:val="17"/>
+              </w:rPr>
+              <w:t xml:space="preserve"> </w:t>
+            </w:r>
+            <w:proofErr w:type="spellStart"/>
+            <w:r>
+              <w:rPr>
+                <w:b/>
+                <w:color w:val="FFFFFF"/>
+                <w:sz w:val="17"/>
+              </w:rPr>
+              <w:t>confirmadas</w:t>
+            </w:r>
+            <w:proofErr w:type="spellEnd"/>
           </w:p>
         </w:tc>
       </w:tr>
@@ -3437,11 +4014,19 @@
             <w:pPr>
               <w:spacing w:after="0" w:line="240" w:lineRule="auto"/>
             </w:pPr>
-            <w:r>
-              <w:rPr>
-                <w:sz w:val="17"/>
-              </w:rPr>
-              <w:t>Horas extras 50%</w:t>
+            <w:proofErr w:type="gramStart"/>
+            <w:r>
+              <w:rPr>
+                <w:sz w:val="17"/>
+              </w:rPr>
+              <w:t>Horas</w:t>
+            </w:r>
+            <w:proofErr w:type="gramEnd"/>
+            <w:r>
+              <w:rPr>
+                <w:sz w:val="17"/>
+              </w:rPr>
+              <w:t xml:space="preserve"> extras 50%</w:t>
             </w:r>
           </w:p>
         </w:tc>
@@ -3490,11 +4075,19 @@
             <w:pPr>
               <w:spacing w:after="0" w:line="240" w:lineRule="auto"/>
             </w:pPr>
-            <w:r>
-              <w:rPr>
-                <w:sz w:val="17"/>
-              </w:rPr>
-              <w:t>Horas extras 70%</w:t>
+            <w:proofErr w:type="gramStart"/>
+            <w:r>
+              <w:rPr>
+                <w:sz w:val="17"/>
+              </w:rPr>
+              <w:t>Horas</w:t>
+            </w:r>
+            <w:proofErr w:type="gramEnd"/>
+            <w:r>
+              <w:rPr>
+                <w:sz w:val="17"/>
+              </w:rPr>
+              <w:t xml:space="preserve"> extras 70%</w:t>
             </w:r>
           </w:p>
         </w:tc>
@@ -3543,11 +4136,19 @@
             <w:pPr>
               <w:spacing w:after="0" w:line="240" w:lineRule="auto"/>
             </w:pPr>
-            <w:r>
-              <w:rPr>
-                <w:sz w:val="17"/>
-              </w:rPr>
-              <w:t>Horas extras 100%</w:t>
+            <w:proofErr w:type="gramStart"/>
+            <w:r>
+              <w:rPr>
+                <w:sz w:val="17"/>
+              </w:rPr>
+              <w:t>Horas</w:t>
+            </w:r>
+            <w:proofErr w:type="gramEnd"/>
+            <w:r>
+              <w:rPr>
+                <w:sz w:val="17"/>
+              </w:rPr>
+              <w:t xml:space="preserve"> extras 100%</w:t>
             </w:r>
           </w:p>
         </w:tc>
@@ -3596,11 +4197,19 @@
             <w:pPr>
               <w:spacing w:after="0" w:line="240" w:lineRule="auto"/>
             </w:pPr>
-            <w:r>
-              <w:rPr>
-                <w:sz w:val="17"/>
-              </w:rPr>
-              <w:t>Reflexos de horas extras</w:t>
+            <w:proofErr w:type="spellStart"/>
+            <w:r>
+              <w:rPr>
+                <w:sz w:val="17"/>
+              </w:rPr>
+              <w:t>Reflexos</w:t>
+            </w:r>
+            <w:proofErr w:type="spellEnd"/>
+            <w:r>
+              <w:rPr>
+                <w:sz w:val="17"/>
+              </w:rPr>
+              <w:t xml:space="preserve"> de horas extras</w:t>
             </w:r>
           </w:p>
         </w:tc>
@@ -3624,7 +4233,35 @@
               <w:rPr>
                 <w:sz w:val="17"/>
               </w:rPr>
-              <w:t>00030 - Reflexo sobre Horas Extras</w:t>
+              <w:t xml:space="preserve">00030 - </w:t>
+            </w:r>
+            <w:proofErr w:type="spellStart"/>
+            <w:r>
+              <w:rPr>
+                <w:sz w:val="17"/>
+              </w:rPr>
+              <w:t>Reflexo</w:t>
+            </w:r>
+            <w:proofErr w:type="spellEnd"/>
+            <w:r>
+              <w:rPr>
+                <w:sz w:val="17"/>
+              </w:rPr>
+              <w:t xml:space="preserve"> </w:t>
+            </w:r>
+            <w:proofErr w:type="spellStart"/>
+            <w:r>
+              <w:rPr>
+                <w:sz w:val="17"/>
+              </w:rPr>
+              <w:t>sobre</w:t>
+            </w:r>
+            <w:proofErr w:type="spellEnd"/>
+            <w:r>
+              <w:rPr>
+                <w:sz w:val="17"/>
+              </w:rPr>
+              <w:t xml:space="preserve"> Horas Extras</w:t>
             </w:r>
           </w:p>
         </w:tc>
@@ -3649,11 +4286,19 @@
             <w:pPr>
               <w:spacing w:after="0" w:line="240" w:lineRule="auto"/>
             </w:pPr>
-            <w:r>
-              <w:rPr>
-                <w:sz w:val="17"/>
-              </w:rPr>
-              <w:t>Pagamento de banco 50%</w:t>
+            <w:proofErr w:type="spellStart"/>
+            <w:r>
+              <w:rPr>
+                <w:sz w:val="17"/>
+              </w:rPr>
+              <w:t>Pagamento</w:t>
+            </w:r>
+            <w:proofErr w:type="spellEnd"/>
+            <w:r>
+              <w:rPr>
+                <w:sz w:val="17"/>
+              </w:rPr>
+              <w:t xml:space="preserve"> de banco 50%</w:t>
             </w:r>
           </w:p>
         </w:tc>
@@ -3677,7 +4322,21 @@
               <w:rPr>
                 <w:sz w:val="17"/>
               </w:rPr>
-              <w:t>00127 - Pgto Banco Horas 50%</w:t>
+              <w:t xml:space="preserve">00127 - </w:t>
+            </w:r>
+            <w:proofErr w:type="spellStart"/>
+            <w:r>
+              <w:rPr>
+                <w:sz w:val="17"/>
+              </w:rPr>
+              <w:t>Pgto</w:t>
+            </w:r>
+            <w:proofErr w:type="spellEnd"/>
+            <w:r>
+              <w:rPr>
+                <w:sz w:val="17"/>
+              </w:rPr>
+              <w:t xml:space="preserve"> Banco Horas 50%</w:t>
             </w:r>
           </w:p>
         </w:tc>
@@ -3702,11 +4361,19 @@
             <w:pPr>
               <w:spacing w:after="0" w:line="240" w:lineRule="auto"/>
             </w:pPr>
-            <w:r>
-              <w:rPr>
-                <w:sz w:val="17"/>
-              </w:rPr>
-              <w:t>Pagamento de banco 55%</w:t>
+            <w:proofErr w:type="spellStart"/>
+            <w:r>
+              <w:rPr>
+                <w:sz w:val="17"/>
+              </w:rPr>
+              <w:t>Pagamento</w:t>
+            </w:r>
+            <w:proofErr w:type="spellEnd"/>
+            <w:r>
+              <w:rPr>
+                <w:sz w:val="17"/>
+              </w:rPr>
+              <w:t xml:space="preserve"> de banco 55%</w:t>
             </w:r>
           </w:p>
         </w:tc>
@@ -3730,7 +4397,21 @@
               <w:rPr>
                 <w:sz w:val="17"/>
               </w:rPr>
-              <w:t>00176 - Pgto Banco Horas 55%</w:t>
+              <w:t xml:space="preserve">00176 - </w:t>
+            </w:r>
+            <w:proofErr w:type="spellStart"/>
+            <w:r>
+              <w:rPr>
+                <w:sz w:val="17"/>
+              </w:rPr>
+              <w:t>Pgto</w:t>
+            </w:r>
+            <w:proofErr w:type="spellEnd"/>
+            <w:r>
+              <w:rPr>
+                <w:sz w:val="17"/>
+              </w:rPr>
+              <w:t xml:space="preserve"> Banco Horas 55%</w:t>
             </w:r>
           </w:p>
         </w:tc>
@@ -3755,11 +4436,19 @@
             <w:pPr>
               <w:spacing w:after="0" w:line="240" w:lineRule="auto"/>
             </w:pPr>
-            <w:r>
-              <w:rPr>
-                <w:sz w:val="17"/>
-              </w:rPr>
-              <w:t>Pagamento de banco 65%</w:t>
+            <w:proofErr w:type="spellStart"/>
+            <w:r>
+              <w:rPr>
+                <w:sz w:val="17"/>
+              </w:rPr>
+              <w:t>Pagamento</w:t>
+            </w:r>
+            <w:proofErr w:type="spellEnd"/>
+            <w:r>
+              <w:rPr>
+                <w:sz w:val="17"/>
+              </w:rPr>
+              <w:t xml:space="preserve"> de banco 65%</w:t>
             </w:r>
           </w:p>
         </w:tc>
@@ -3783,7 +4472,21 @@
               <w:rPr>
                 <w:sz w:val="17"/>
               </w:rPr>
-              <w:t>00177 - Pgto Banco Horas 65%</w:t>
+              <w:t xml:space="preserve">00177 - </w:t>
+            </w:r>
+            <w:proofErr w:type="spellStart"/>
+            <w:r>
+              <w:rPr>
+                <w:sz w:val="17"/>
+              </w:rPr>
+              <w:t>Pgto</w:t>
+            </w:r>
+            <w:proofErr w:type="spellEnd"/>
+            <w:r>
+              <w:rPr>
+                <w:sz w:val="17"/>
+              </w:rPr>
+              <w:t xml:space="preserve"> Banco Horas 65%</w:t>
             </w:r>
           </w:p>
         </w:tc>
@@ -3808,12 +4511,19 @@
             <w:pPr>
               <w:spacing w:after="0" w:line="240" w:lineRule="auto"/>
             </w:pPr>
-            <w:r>
-              <w:rPr>
-                <w:sz w:val="17"/>
-              </w:rPr>
-              <w:lastRenderedPageBreak/>
-              <w:t>Pagamento de banco 70%</w:t>
+            <w:proofErr w:type="spellStart"/>
+            <w:r>
+              <w:rPr>
+                <w:sz w:val="17"/>
+              </w:rPr>
+              <w:t>Pagamento</w:t>
+            </w:r>
+            <w:proofErr w:type="spellEnd"/>
+            <w:r>
+              <w:rPr>
+                <w:sz w:val="17"/>
+              </w:rPr>
+              <w:t xml:space="preserve"> de banco 70%</w:t>
             </w:r>
           </w:p>
         </w:tc>
@@ -3837,7 +4547,21 @@
               <w:rPr>
                 <w:sz w:val="17"/>
               </w:rPr>
-              <w:t>00128 - Pgto Banco Horas 70%</w:t>
+              <w:t xml:space="preserve">00128 - </w:t>
+            </w:r>
+            <w:proofErr w:type="spellStart"/>
+            <w:r>
+              <w:rPr>
+                <w:sz w:val="17"/>
+              </w:rPr>
+              <w:t>Pgto</w:t>
+            </w:r>
+            <w:proofErr w:type="spellEnd"/>
+            <w:r>
+              <w:rPr>
+                <w:sz w:val="17"/>
+              </w:rPr>
+              <w:t xml:space="preserve"> Banco Horas 70%</w:t>
             </w:r>
           </w:p>
         </w:tc>
@@ -3862,11 +4586,20 @@
             <w:pPr>
               <w:spacing w:after="0" w:line="240" w:lineRule="auto"/>
             </w:pPr>
-            <w:r>
-              <w:rPr>
-                <w:sz w:val="17"/>
-              </w:rPr>
-              <w:t>Pagamento de banco 100%</w:t>
+            <w:proofErr w:type="spellStart"/>
+            <w:r>
+              <w:rPr>
+                <w:sz w:val="17"/>
+              </w:rPr>
+              <w:lastRenderedPageBreak/>
+              <w:t>Pagamento</w:t>
+            </w:r>
+            <w:proofErr w:type="spellEnd"/>
+            <w:r>
+              <w:rPr>
+                <w:sz w:val="17"/>
+              </w:rPr>
+              <w:t xml:space="preserve"> de banco 100%</w:t>
             </w:r>
           </w:p>
         </w:tc>
@@ -3890,7 +4623,21 @@
               <w:rPr>
                 <w:sz w:val="17"/>
               </w:rPr>
-              <w:t>00129 - Pgto Banco Horas 100%</w:t>
+              <w:t xml:space="preserve">00129 - </w:t>
+            </w:r>
+            <w:proofErr w:type="spellStart"/>
+            <w:r>
+              <w:rPr>
+                <w:sz w:val="17"/>
+              </w:rPr>
+              <w:t>Pgto</w:t>
+            </w:r>
+            <w:proofErr w:type="spellEnd"/>
+            <w:r>
+              <w:rPr>
+                <w:sz w:val="17"/>
+              </w:rPr>
+              <w:t xml:space="preserve"> Banco Horas 100%</w:t>
             </w:r>
           </w:p>
         </w:tc>
@@ -3947,8 +4694,44 @@
               <w:rPr>
                 <w:sz w:val="17"/>
               </w:rPr>
-              <w:t>00263 - Desconto Bco Hrs</w:t>
-            </w:r>
+              <w:t xml:space="preserve">00263 - </w:t>
+            </w:r>
+            <w:proofErr w:type="spellStart"/>
+            <w:r>
+              <w:rPr>
+                <w:sz w:val="17"/>
+              </w:rPr>
+              <w:t>Desconto</w:t>
+            </w:r>
+            <w:proofErr w:type="spellEnd"/>
+            <w:r>
+              <w:rPr>
+                <w:sz w:val="17"/>
+              </w:rPr>
+              <w:t xml:space="preserve"> </w:t>
+            </w:r>
+            <w:proofErr w:type="spellStart"/>
+            <w:r>
+              <w:rPr>
+                <w:sz w:val="17"/>
+              </w:rPr>
+              <w:t>Bco</w:t>
+            </w:r>
+            <w:proofErr w:type="spellEnd"/>
+            <w:r>
+              <w:rPr>
+                <w:sz w:val="17"/>
+              </w:rPr>
+              <w:t xml:space="preserve"> </w:t>
+            </w:r>
+            <w:proofErr w:type="spellStart"/>
+            <w:r>
+              <w:rPr>
+                <w:sz w:val="17"/>
+              </w:rPr>
+              <w:t>Hrs</w:t>
+            </w:r>
+            <w:proofErr w:type="spellEnd"/>
           </w:p>
         </w:tc>
       </w:tr>
@@ -3961,12 +4744,30 @@
     <w:p>
       <w:pPr>
         <w:pStyle w:val="Ttulo2"/>
+        <w:rPr>
+          <w:lang w:val="pt-BR"/>
+        </w:rPr>
       </w:pPr>
       <w:r>
         <w:rPr>
           <w:rFonts w:ascii="Aptos" w:hAnsi="Aptos"/>
+          <w:lang w:val="pt-BR"/>
         </w:rPr>
         <w:t>Faltas, atrasos e afastamentos</w:t>
+      </w:r>
+      <w:r>
+        <w:rPr>
+          <w:rFonts w:ascii="Aptos" w:hAnsi="Aptos"/>
+          <w:lang w:val="pt-BR"/>
+        </w:rPr>
+        <w:t>/A</w:t>
+      </w:r>
+      <w:r>
+        <w:rPr>
+          <w:rFonts w:ascii="Aptos" w:hAnsi="Aptos"/>
+          <w:lang w:val="pt-BR"/>
+        </w:rPr>
+        <w:t>TESTADO</w:t>
       </w:r>
     </w:p>
     <w:tbl>
@@ -4007,7 +4808,25 @@
                 <w:color w:val="FFFFFF"/>
                 <w:sz w:val="17"/>
               </w:rPr>
-              <w:t>Campo do BI</w:t>
+              <w:t xml:space="preserve">Campo </w:t>
+            </w:r>
+            <w:proofErr w:type="gramStart"/>
+            <w:r>
+              <w:rPr>
+                <w:b/>
+                <w:color w:val="FFFFFF"/>
+                <w:sz w:val="17"/>
+              </w:rPr>
+              <w:t>do</w:t>
+            </w:r>
+            <w:proofErr w:type="gramEnd"/>
+            <w:r>
+              <w:rPr>
+                <w:b/>
+                <w:color w:val="FFFFFF"/>
+                <w:sz w:val="17"/>
+              </w:rPr>
+              <w:t xml:space="preserve"> BI</w:t>
             </w:r>
           </w:p>
         </w:tc>
@@ -4027,14 +4846,34 @@
             <w:pPr>
               <w:spacing w:after="0" w:line="240" w:lineRule="auto"/>
             </w:pPr>
+            <w:proofErr w:type="spellStart"/>
             <w:r>
               <w:rPr>
                 <w:b/>
                 <w:color w:val="FFFFFF"/>
                 <w:sz w:val="17"/>
               </w:rPr>
-              <w:t>Rubricas confirmadas</w:t>
-            </w:r>
+              <w:t>Rubricas</w:t>
+            </w:r>
+            <w:proofErr w:type="spellEnd"/>
+            <w:r>
+              <w:rPr>
+                <w:b/>
+                <w:color w:val="FFFFFF"/>
+                <w:sz w:val="17"/>
+              </w:rPr>
+              <w:t xml:space="preserve"> </w:t>
+            </w:r>
+            <w:proofErr w:type="spellStart"/>
+            <w:r>
+              <w:rPr>
+                <w:b/>
+                <w:color w:val="FFFFFF"/>
+                <w:sz w:val="17"/>
+              </w:rPr>
+              <w:t>confirmadas</w:t>
+            </w:r>
+            <w:proofErr w:type="spellEnd"/>
           </w:p>
         </w:tc>
       </w:tr>
@@ -4062,8 +4901,16 @@
               <w:rPr>
                 <w:sz w:val="17"/>
               </w:rPr>
-              <w:t>Faltas não justificadas</w:t>
-            </w:r>
+              <w:t xml:space="preserve">Faltas não </w:t>
+            </w:r>
+            <w:proofErr w:type="spellStart"/>
+            <w:r>
+              <w:rPr>
+                <w:sz w:val="17"/>
+              </w:rPr>
+              <w:t>justificadas</w:t>
+            </w:r>
+            <w:proofErr w:type="spellEnd"/>
           </w:p>
         </w:tc>
         <w:tc>
@@ -4086,8 +4933,16 @@
               <w:rPr>
                 <w:sz w:val="17"/>
               </w:rPr>
-              <w:t>00201 - Faltas não Justificadas</w:t>
-            </w:r>
+              <w:t xml:space="preserve">00201 - Faltas não </w:t>
+            </w:r>
+            <w:proofErr w:type="spellStart"/>
+            <w:r>
+              <w:rPr>
+                <w:sz w:val="17"/>
+              </w:rPr>
+              <w:t>Justificadas</w:t>
+            </w:r>
+            <w:proofErr w:type="spellEnd"/>
           </w:p>
         </w:tc>
       </w:tr>
@@ -4111,12 +4966,42 @@
             <w:pPr>
               <w:spacing w:after="0" w:line="240" w:lineRule="auto"/>
             </w:pPr>
-            <w:r>
-              <w:rPr>
-                <w:sz w:val="17"/>
-              </w:rPr>
-              <w:t>Meias faltas/atrasos</w:t>
-            </w:r>
+            <w:proofErr w:type="spellStart"/>
+            <w:r>
+              <w:rPr>
+                <w:sz w:val="17"/>
+              </w:rPr>
+              <w:t>Meias</w:t>
+            </w:r>
+            <w:proofErr w:type="spellEnd"/>
+            <w:r>
+              <w:rPr>
+                <w:sz w:val="17"/>
+              </w:rPr>
+              <w:t xml:space="preserve"> </w:t>
+            </w:r>
+            <w:proofErr w:type="spellStart"/>
+            <w:r>
+              <w:rPr>
+                <w:sz w:val="17"/>
+              </w:rPr>
+              <w:t>faltas</w:t>
+            </w:r>
+            <w:proofErr w:type="spellEnd"/>
+            <w:r>
+              <w:rPr>
+                <w:sz w:val="17"/>
+              </w:rPr>
+              <w:t>/</w:t>
+            </w:r>
+            <w:proofErr w:type="spellStart"/>
+            <w:r>
+              <w:rPr>
+                <w:sz w:val="17"/>
+              </w:rPr>
+              <w:t>atrasos</w:t>
+            </w:r>
+            <w:proofErr w:type="spellEnd"/>
           </w:p>
         </w:tc>
         <w:tc>
@@ -4139,8 +5024,30 @@
               <w:rPr>
                 <w:sz w:val="17"/>
               </w:rPr>
-              <w:t>00202 - Meias Faltas ou Atrasos</w:t>
-            </w:r>
+              <w:t xml:space="preserve">00202 - </w:t>
+            </w:r>
+            <w:proofErr w:type="spellStart"/>
+            <w:r>
+              <w:rPr>
+                <w:sz w:val="17"/>
+              </w:rPr>
+              <w:t>Meias</w:t>
+            </w:r>
+            <w:proofErr w:type="spellEnd"/>
+            <w:r>
+              <w:rPr>
+                <w:sz w:val="17"/>
+              </w:rPr>
+              <w:t xml:space="preserve"> Faltas ou </w:t>
+            </w:r>
+            <w:proofErr w:type="spellStart"/>
+            <w:r>
+              <w:rPr>
+                <w:sz w:val="17"/>
+              </w:rPr>
+              <w:t>Atrasos</w:t>
+            </w:r>
+            <w:proofErr w:type="spellEnd"/>
           </w:p>
         </w:tc>
       </w:tr>
@@ -4164,12 +5071,28 @@
             <w:pPr>
               <w:spacing w:after="0" w:line="240" w:lineRule="auto"/>
             </w:pPr>
-            <w:r>
-              <w:rPr>
-                <w:sz w:val="17"/>
-              </w:rPr>
-              <w:t>Repousos descontados</w:t>
-            </w:r>
+            <w:proofErr w:type="spellStart"/>
+            <w:r>
+              <w:rPr>
+                <w:sz w:val="17"/>
+              </w:rPr>
+              <w:t>Repousos</w:t>
+            </w:r>
+            <w:proofErr w:type="spellEnd"/>
+            <w:r>
+              <w:rPr>
+                <w:sz w:val="17"/>
+              </w:rPr>
+              <w:t xml:space="preserve"> </w:t>
+            </w:r>
+            <w:proofErr w:type="spellStart"/>
+            <w:r>
+              <w:rPr>
+                <w:sz w:val="17"/>
+              </w:rPr>
+              <w:t>descontados</w:t>
+            </w:r>
+            <w:proofErr w:type="spellEnd"/>
           </w:p>
         </w:tc>
         <w:tc>
@@ -4192,8 +5115,30 @@
               <w:rPr>
                 <w:sz w:val="17"/>
               </w:rPr>
-              <w:t>00203 - Repousos Descontados</w:t>
-            </w:r>
+              <w:t xml:space="preserve">00203 - </w:t>
+            </w:r>
+            <w:proofErr w:type="spellStart"/>
+            <w:r>
+              <w:rPr>
+                <w:sz w:val="17"/>
+              </w:rPr>
+              <w:t>Repousos</w:t>
+            </w:r>
+            <w:proofErr w:type="spellEnd"/>
+            <w:r>
+              <w:rPr>
+                <w:sz w:val="17"/>
+              </w:rPr>
+              <w:t xml:space="preserve"> </w:t>
+            </w:r>
+            <w:proofErr w:type="spellStart"/>
+            <w:r>
+              <w:rPr>
+                <w:sz w:val="17"/>
+              </w:rPr>
+              <w:t>Descontados</w:t>
+            </w:r>
+            <w:proofErr w:type="spellEnd"/>
           </w:p>
         </w:tc>
       </w:tr>
@@ -4221,8 +5166,16 @@
               <w:rPr>
                 <w:sz w:val="17"/>
               </w:rPr>
-              <w:t>Faltas com comprovantes</w:t>
-            </w:r>
+              <w:t xml:space="preserve">Faltas com </w:t>
+            </w:r>
+            <w:proofErr w:type="spellStart"/>
+            <w:r>
+              <w:rPr>
+                <w:sz w:val="17"/>
+              </w:rPr>
+              <w:t>comprovantes</w:t>
+            </w:r>
+            <w:proofErr w:type="spellEnd"/>
           </w:p>
         </w:tc>
         <w:tc>
@@ -4245,8 +5198,16 @@
               <w:rPr>
                 <w:sz w:val="17"/>
               </w:rPr>
-              <w:t>00247 - Faltas com Comprovantes</w:t>
-            </w:r>
+              <w:t xml:space="preserve">00247 - Faltas com </w:t>
+            </w:r>
+            <w:proofErr w:type="spellStart"/>
+            <w:r>
+              <w:rPr>
+                <w:sz w:val="17"/>
+              </w:rPr>
+              <w:t>Comprovantes</w:t>
+            </w:r>
+            <w:proofErr w:type="spellEnd"/>
           </w:p>
         </w:tc>
       </w:tr>
@@ -4274,8 +5235,16 @@
               <w:rPr>
                 <w:sz w:val="17"/>
               </w:rPr>
-              <w:t>Dispensa não remunerada</w:t>
-            </w:r>
+              <w:t xml:space="preserve">Dispensa não </w:t>
+            </w:r>
+            <w:proofErr w:type="spellStart"/>
+            <w:r>
+              <w:rPr>
+                <w:sz w:val="17"/>
+              </w:rPr>
+              <w:t>remunerada</w:t>
+            </w:r>
+            <w:proofErr w:type="spellEnd"/>
           </w:p>
         </w:tc>
         <w:tc>
@@ -4298,8 +5267,16 @@
               <w:rPr>
                 <w:sz w:val="17"/>
               </w:rPr>
-              <w:t>00254 - Dispensa não remunerada</w:t>
-            </w:r>
+              <w:t xml:space="preserve">00254 - Dispensa não </w:t>
+            </w:r>
+            <w:proofErr w:type="spellStart"/>
+            <w:r>
+              <w:rPr>
+                <w:sz w:val="17"/>
+              </w:rPr>
+              <w:t>remunerada</w:t>
+            </w:r>
+            <w:proofErr w:type="spellEnd"/>
           </w:p>
         </w:tc>
       </w:tr>
@@ -4327,8 +5304,16 @@
               <w:rPr>
                 <w:sz w:val="17"/>
               </w:rPr>
-              <w:t>Falta convocação</w:t>
-            </w:r>
+              <w:t xml:space="preserve">Falta </w:t>
+            </w:r>
+            <w:proofErr w:type="spellStart"/>
+            <w:r>
+              <w:rPr>
+                <w:sz w:val="17"/>
+              </w:rPr>
+              <w:t>convocação</w:t>
+            </w:r>
+            <w:proofErr w:type="spellEnd"/>
           </w:p>
         </w:tc>
         <w:tc>
@@ -4351,8 +5336,16 @@
               <w:rPr>
                 <w:sz w:val="17"/>
               </w:rPr>
-              <w:t>00283 - Falta Convocação</w:t>
-            </w:r>
+              <w:t xml:space="preserve">00283 - Falta </w:t>
+            </w:r>
+            <w:proofErr w:type="spellStart"/>
+            <w:r>
+              <w:rPr>
+                <w:sz w:val="17"/>
+              </w:rPr>
+              <w:t>Convocação</w:t>
+            </w:r>
+            <w:proofErr w:type="spellEnd"/>
           </w:p>
         </w:tc>
       </w:tr>
@@ -4376,12 +5369,14 @@
             <w:pPr>
               <w:spacing w:after="0" w:line="240" w:lineRule="auto"/>
             </w:pPr>
+            <w:proofErr w:type="spellStart"/>
             <w:r>
               <w:rPr>
                 <w:sz w:val="17"/>
               </w:rPr>
               <w:t>Suspensão</w:t>
             </w:r>
+            <w:proofErr w:type="spellEnd"/>
           </w:p>
         </w:tc>
         <w:tc>
@@ -4404,8 +5399,16 @@
               <w:rPr>
                 <w:sz w:val="17"/>
               </w:rPr>
-              <w:t>00288 - Suspensão</w:t>
-            </w:r>
+              <w:t xml:space="preserve">00288 - </w:t>
+            </w:r>
+            <w:proofErr w:type="spellStart"/>
+            <w:r>
+              <w:rPr>
+                <w:sz w:val="17"/>
+              </w:rPr>
+              <w:t>Suspensão</w:t>
+            </w:r>
+            <w:proofErr w:type="spellEnd"/>
           </w:p>
         </w:tc>
       </w:tr>
@@ -4429,12 +5432,28 @@
             <w:pPr>
               <w:spacing w:after="0" w:line="240" w:lineRule="auto"/>
             </w:pPr>
-            <w:r>
-              <w:rPr>
-                <w:sz w:val="17"/>
-              </w:rPr>
-              <w:t>Ausências justificadas</w:t>
-            </w:r>
+            <w:proofErr w:type="spellStart"/>
+            <w:r>
+              <w:rPr>
+                <w:sz w:val="17"/>
+              </w:rPr>
+              <w:t>Ausências</w:t>
+            </w:r>
+            <w:proofErr w:type="spellEnd"/>
+            <w:r>
+              <w:rPr>
+                <w:sz w:val="17"/>
+              </w:rPr>
+              <w:t xml:space="preserve"> </w:t>
+            </w:r>
+            <w:proofErr w:type="spellStart"/>
+            <w:r>
+              <w:rPr>
+                <w:sz w:val="17"/>
+              </w:rPr>
+              <w:t>justificadas</w:t>
+            </w:r>
+            <w:proofErr w:type="spellEnd"/>
           </w:p>
         </w:tc>
         <w:tc>
@@ -4457,8 +5476,30 @@
               <w:rPr>
                 <w:sz w:val="17"/>
               </w:rPr>
-              <w:t>00819 - Ausências Justificadas</w:t>
-            </w:r>
+              <w:t xml:space="preserve">00819 - </w:t>
+            </w:r>
+            <w:proofErr w:type="spellStart"/>
+            <w:r>
+              <w:rPr>
+                <w:sz w:val="17"/>
+              </w:rPr>
+              <w:t>Ausências</w:t>
+            </w:r>
+            <w:proofErr w:type="spellEnd"/>
+            <w:r>
+              <w:rPr>
+                <w:sz w:val="17"/>
+              </w:rPr>
+              <w:t xml:space="preserve"> </w:t>
+            </w:r>
+            <w:proofErr w:type="spellStart"/>
+            <w:r>
+              <w:rPr>
+                <w:sz w:val="17"/>
+              </w:rPr>
+              <w:t>Justificadas</w:t>
+            </w:r>
+            <w:proofErr w:type="spellEnd"/>
           </w:p>
         </w:tc>
       </w:tr>
@@ -4482,12 +5523,56 @@
             <w:pPr>
               <w:spacing w:after="0" w:line="240" w:lineRule="auto"/>
             </w:pPr>
-            <w:r>
-              <w:rPr>
-                <w:sz w:val="17"/>
-              </w:rPr>
-              <w:t>Atestado lançado na folha</w:t>
-            </w:r>
+            <w:proofErr w:type="spellStart"/>
+            <w:r>
+              <w:rPr>
+                <w:sz w:val="17"/>
+              </w:rPr>
+              <w:t>Atestado</w:t>
+            </w:r>
+            <w:proofErr w:type="spellEnd"/>
+            <w:r>
+              <w:rPr>
+                <w:sz w:val="17"/>
+              </w:rPr>
+              <w:t xml:space="preserve"> </w:t>
+            </w:r>
+            <w:proofErr w:type="spellStart"/>
+            <w:r>
+              <w:rPr>
+                <w:sz w:val="17"/>
+              </w:rPr>
+              <w:t>lançado</w:t>
+            </w:r>
+            <w:proofErr w:type="spellEnd"/>
+            <w:r>
+              <w:rPr>
+                <w:sz w:val="17"/>
+              </w:rPr>
+              <w:t xml:space="preserve"> </w:t>
+            </w:r>
+            <w:proofErr w:type="spellStart"/>
+            <w:r>
+              <w:rPr>
+                <w:sz w:val="17"/>
+              </w:rPr>
+              <w:t>na</w:t>
+            </w:r>
+            <w:proofErr w:type="spellEnd"/>
+            <w:r>
+              <w:rPr>
+                <w:sz w:val="17"/>
+              </w:rPr>
+              <w:t xml:space="preserve"> </w:t>
+            </w:r>
+            <w:proofErr w:type="spellStart"/>
+            <w:r>
+              <w:rPr>
+                <w:sz w:val="17"/>
+              </w:rPr>
+              <w:t>folha</w:t>
+            </w:r>
+            <w:proofErr w:type="spellEnd"/>
           </w:p>
         </w:tc>
         <w:tc>
@@ -4510,8 +5595,16 @@
               <w:rPr>
                 <w:sz w:val="17"/>
               </w:rPr>
-              <w:t>00014 - Atestado</w:t>
-            </w:r>
+              <w:t xml:space="preserve">00014 - </w:t>
+            </w:r>
+            <w:proofErr w:type="spellStart"/>
+            <w:r>
+              <w:rPr>
+                <w:sz w:val="17"/>
+              </w:rPr>
+              <w:t>Atestado</w:t>
+            </w:r>
+            <w:proofErr w:type="spellEnd"/>
           </w:p>
         </w:tc>
       </w:tr>
@@ -4535,11 +5628,33 @@
             <w:pPr>
               <w:spacing w:after="0" w:line="240" w:lineRule="auto"/>
             </w:pPr>
-            <w:r>
-              <w:rPr>
-                <w:sz w:val="17"/>
-              </w:rPr>
-              <w:t>Atestado do mês anterior</w:t>
+            <w:proofErr w:type="spellStart"/>
+            <w:r>
+              <w:rPr>
+                <w:sz w:val="17"/>
+              </w:rPr>
+              <w:t>Atestado</w:t>
+            </w:r>
+            <w:proofErr w:type="spellEnd"/>
+            <w:r>
+              <w:rPr>
+                <w:sz w:val="17"/>
+              </w:rPr>
+              <w:t xml:space="preserve"> do </w:t>
+            </w:r>
+            <w:proofErr w:type="spellStart"/>
+            <w:r>
+              <w:rPr>
+                <w:sz w:val="17"/>
+              </w:rPr>
+              <w:t>mês</w:t>
+            </w:r>
+            <w:proofErr w:type="spellEnd"/>
+            <w:r>
+              <w:rPr>
+                <w:sz w:val="17"/>
+              </w:rPr>
+              <w:t xml:space="preserve"> anterior</w:t>
             </w:r>
           </w:p>
         </w:tc>
@@ -4563,7 +5678,35 @@
               <w:rPr>
                 <w:sz w:val="17"/>
               </w:rPr>
-              <w:t>00844 - Hrs. Atestado Mês Anterior</w:t>
+              <w:t xml:space="preserve">00844 - Hrs. </w:t>
+            </w:r>
+            <w:proofErr w:type="spellStart"/>
+            <w:r>
+              <w:rPr>
+                <w:sz w:val="17"/>
+              </w:rPr>
+              <w:t>Atestado</w:t>
+            </w:r>
+            <w:proofErr w:type="spellEnd"/>
+            <w:r>
+              <w:rPr>
+                <w:sz w:val="17"/>
+              </w:rPr>
+              <w:t xml:space="preserve"> </w:t>
+            </w:r>
+            <w:proofErr w:type="spellStart"/>
+            <w:r>
+              <w:rPr>
+                <w:sz w:val="17"/>
+              </w:rPr>
+              <w:t>Mês</w:t>
+            </w:r>
+            <w:proofErr w:type="spellEnd"/>
+            <w:r>
+              <w:rPr>
+                <w:sz w:val="17"/>
+              </w:rPr>
+              <w:t xml:space="preserve"> Anterior</w:t>
             </w:r>
           </w:p>
         </w:tc>
@@ -4588,12 +5731,28 @@
             <w:pPr>
               <w:spacing w:after="0" w:line="240" w:lineRule="auto"/>
             </w:pPr>
-            <w:r>
-              <w:rPr>
-                <w:sz w:val="17"/>
-              </w:rPr>
-              <w:t>Salário-doença/afastamento</w:t>
-            </w:r>
+            <w:proofErr w:type="spellStart"/>
+            <w:r>
+              <w:rPr>
+                <w:sz w:val="17"/>
+              </w:rPr>
+              <w:t>Salário-doença</w:t>
+            </w:r>
+            <w:proofErr w:type="spellEnd"/>
+            <w:r>
+              <w:rPr>
+                <w:sz w:val="17"/>
+              </w:rPr>
+              <w:t>/</w:t>
+            </w:r>
+            <w:proofErr w:type="spellStart"/>
+            <w:r>
+              <w:rPr>
+                <w:sz w:val="17"/>
+              </w:rPr>
+              <w:t>afastamento</w:t>
+            </w:r>
+            <w:proofErr w:type="spellEnd"/>
           </w:p>
         </w:tc>
         <w:tc>
@@ -4616,8 +5775,58 @@
               <w:rPr>
                 <w:sz w:val="17"/>
               </w:rPr>
-              <w:t>00007 - Salário Doença sem Afastamento</w:t>
-            </w:r>
+              <w:t xml:space="preserve">00007 - </w:t>
+            </w:r>
+            <w:proofErr w:type="spellStart"/>
+            <w:r>
+              <w:rPr>
+                <w:sz w:val="17"/>
+              </w:rPr>
+              <w:t>Salário</w:t>
+            </w:r>
+            <w:proofErr w:type="spellEnd"/>
+            <w:r>
+              <w:rPr>
+                <w:sz w:val="17"/>
+              </w:rPr>
+              <w:t xml:space="preserve"> </w:t>
+            </w:r>
+            <w:proofErr w:type="spellStart"/>
+            <w:r>
+              <w:rPr>
+                <w:sz w:val="17"/>
+              </w:rPr>
+              <w:t>Doença</w:t>
+            </w:r>
+            <w:proofErr w:type="spellEnd"/>
+            <w:r>
+              <w:rPr>
+                <w:sz w:val="17"/>
+              </w:rPr>
+              <w:t xml:space="preserve"> </w:t>
+            </w:r>
+            <w:proofErr w:type="spellStart"/>
+            <w:r>
+              <w:rPr>
+                <w:sz w:val="17"/>
+              </w:rPr>
+              <w:t>sem</w:t>
+            </w:r>
+            <w:proofErr w:type="spellEnd"/>
+            <w:r>
+              <w:rPr>
+                <w:sz w:val="17"/>
+              </w:rPr>
+              <w:t xml:space="preserve"> </w:t>
+            </w:r>
+            <w:proofErr w:type="spellStart"/>
+            <w:r>
+              <w:rPr>
+                <w:sz w:val="17"/>
+              </w:rPr>
+              <w:t>Afastamento</w:t>
+            </w:r>
+            <w:proofErr w:type="spellEnd"/>
           </w:p>
         </w:tc>
       </w:tr>
@@ -4641,12 +5850,28 @@
             <w:pPr>
               <w:spacing w:after="0" w:line="240" w:lineRule="auto"/>
             </w:pPr>
-            <w:r>
-              <w:rPr>
-                <w:sz w:val="17"/>
-              </w:rPr>
-              <w:t>Salário-doença com afastamento</w:t>
-            </w:r>
+            <w:proofErr w:type="spellStart"/>
+            <w:r>
+              <w:rPr>
+                <w:sz w:val="17"/>
+              </w:rPr>
+              <w:t>Salário-doença</w:t>
+            </w:r>
+            <w:proofErr w:type="spellEnd"/>
+            <w:r>
+              <w:rPr>
+                <w:sz w:val="17"/>
+              </w:rPr>
+              <w:t xml:space="preserve"> com </w:t>
+            </w:r>
+            <w:proofErr w:type="spellStart"/>
+            <w:r>
+              <w:rPr>
+                <w:sz w:val="17"/>
+              </w:rPr>
+              <w:t>afastamento</w:t>
+            </w:r>
+            <w:proofErr w:type="spellEnd"/>
           </w:p>
         </w:tc>
         <w:tc>
@@ -4669,8 +5894,44 @@
               <w:rPr>
                 <w:sz w:val="17"/>
               </w:rPr>
-              <w:t>00772 - Salário Doença com Afastamento</w:t>
-            </w:r>
+              <w:t xml:space="preserve">00772 - </w:t>
+            </w:r>
+            <w:proofErr w:type="spellStart"/>
+            <w:r>
+              <w:rPr>
+                <w:sz w:val="17"/>
+              </w:rPr>
+              <w:t>Salário</w:t>
+            </w:r>
+            <w:proofErr w:type="spellEnd"/>
+            <w:r>
+              <w:rPr>
+                <w:sz w:val="17"/>
+              </w:rPr>
+              <w:t xml:space="preserve"> </w:t>
+            </w:r>
+            <w:proofErr w:type="spellStart"/>
+            <w:r>
+              <w:rPr>
+                <w:sz w:val="17"/>
+              </w:rPr>
+              <w:t>Doença</w:t>
+            </w:r>
+            <w:proofErr w:type="spellEnd"/>
+            <w:r>
+              <w:rPr>
+                <w:sz w:val="17"/>
+              </w:rPr>
+              <w:t xml:space="preserve"> com </w:t>
+            </w:r>
+            <w:proofErr w:type="spellStart"/>
+            <w:r>
+              <w:rPr>
+                <w:sz w:val="17"/>
+              </w:rPr>
+              <w:t>Afastamento</w:t>
+            </w:r>
+            <w:proofErr w:type="spellEnd"/>
           </w:p>
         </w:tc>
       </w:tr>
@@ -4694,12 +5955,14 @@
             <w:pPr>
               <w:spacing w:after="0" w:line="240" w:lineRule="auto"/>
             </w:pPr>
+            <w:proofErr w:type="spellStart"/>
             <w:r>
               <w:rPr>
                 <w:sz w:val="17"/>
               </w:rPr>
               <w:t>Auxílio-doença</w:t>
             </w:r>
+            <w:proofErr w:type="spellEnd"/>
           </w:p>
         </w:tc>
         <w:tc>
@@ -4722,8 +5985,30 @@
               <w:rPr>
                 <w:sz w:val="17"/>
               </w:rPr>
-              <w:t>00408 - Dias de Auxílio Doença</w:t>
-            </w:r>
+              <w:t xml:space="preserve">00408 - Dias de </w:t>
+            </w:r>
+            <w:proofErr w:type="spellStart"/>
+            <w:r>
+              <w:rPr>
+                <w:sz w:val="17"/>
+              </w:rPr>
+              <w:t>Auxílio</w:t>
+            </w:r>
+            <w:proofErr w:type="spellEnd"/>
+            <w:r>
+              <w:rPr>
+                <w:sz w:val="17"/>
+              </w:rPr>
+              <w:t xml:space="preserve"> </w:t>
+            </w:r>
+            <w:proofErr w:type="spellStart"/>
+            <w:r>
+              <w:rPr>
+                <w:sz w:val="17"/>
+              </w:rPr>
+              <w:t>Doença</w:t>
+            </w:r>
+            <w:proofErr w:type="spellEnd"/>
           </w:p>
         </w:tc>
       </w:tr>
@@ -4747,12 +6032,42 @@
             <w:pPr>
               <w:spacing w:after="0" w:line="240" w:lineRule="auto"/>
             </w:pPr>
-            <w:r>
-              <w:rPr>
-                <w:sz w:val="17"/>
-              </w:rPr>
-              <w:t>Acidente/doença do trabalho</w:t>
-            </w:r>
+            <w:proofErr w:type="spellStart"/>
+            <w:r>
+              <w:rPr>
+                <w:sz w:val="17"/>
+              </w:rPr>
+              <w:t>Acidente</w:t>
+            </w:r>
+            <w:proofErr w:type="spellEnd"/>
+            <w:r>
+              <w:rPr>
+                <w:sz w:val="17"/>
+              </w:rPr>
+              <w:t>/</w:t>
+            </w:r>
+            <w:proofErr w:type="spellStart"/>
+            <w:r>
+              <w:rPr>
+                <w:sz w:val="17"/>
+              </w:rPr>
+              <w:t>doença</w:t>
+            </w:r>
+            <w:proofErr w:type="spellEnd"/>
+            <w:r>
+              <w:rPr>
+                <w:sz w:val="17"/>
+              </w:rPr>
+              <w:t xml:space="preserve"> do </w:t>
+            </w:r>
+            <w:proofErr w:type="spellStart"/>
+            <w:r>
+              <w:rPr>
+                <w:sz w:val="17"/>
+              </w:rPr>
+              <w:t>trabalho</w:t>
+            </w:r>
+            <w:proofErr w:type="spellEnd"/>
           </w:p>
         </w:tc>
         <w:tc>
@@ -4829,7 +6144,103 @@
                 <w:color w:val="18255F"/>
                 <w:sz w:val="19"/>
               </w:rPr>
-              <w:t>Neste relatório ela está descrita como salário-doença.</w:t>
+              <w:t xml:space="preserve">Neste </w:t>
+            </w:r>
+            <w:proofErr w:type="spellStart"/>
+            <w:r>
+              <w:rPr>
+                <w:color w:val="18255F"/>
+                <w:sz w:val="19"/>
+              </w:rPr>
+              <w:t>relatório</w:t>
+            </w:r>
+            <w:proofErr w:type="spellEnd"/>
+            <w:r>
+              <w:rPr>
+                <w:color w:val="18255F"/>
+                <w:sz w:val="19"/>
+              </w:rPr>
+              <w:t xml:space="preserve"> </w:t>
+            </w:r>
+            <w:proofErr w:type="spellStart"/>
+            <w:r>
+              <w:rPr>
+                <w:color w:val="18255F"/>
+                <w:sz w:val="19"/>
+              </w:rPr>
+              <w:t>ela</w:t>
+            </w:r>
+            <w:proofErr w:type="spellEnd"/>
+            <w:r>
+              <w:rPr>
+                <w:color w:val="18255F"/>
+                <w:sz w:val="19"/>
+              </w:rPr>
+              <w:t xml:space="preserve"> </w:t>
+            </w:r>
+            <w:proofErr w:type="spellStart"/>
+            <w:r>
+              <w:rPr>
+                <w:color w:val="18255F"/>
+                <w:sz w:val="19"/>
+              </w:rPr>
+              <w:t>está</w:t>
+            </w:r>
+            <w:proofErr w:type="spellEnd"/>
+            <w:r>
+              <w:rPr>
+                <w:color w:val="18255F"/>
+                <w:sz w:val="19"/>
+              </w:rPr>
+              <w:t xml:space="preserve"> </w:t>
+            </w:r>
+            <w:proofErr w:type="spellStart"/>
+            <w:r>
+              <w:rPr>
+                <w:color w:val="18255F"/>
+                <w:sz w:val="19"/>
+              </w:rPr>
+              <w:t>descrita</w:t>
+            </w:r>
+            <w:proofErr w:type="spellEnd"/>
+            <w:r>
+              <w:rPr>
+                <w:color w:val="18255F"/>
+                <w:sz w:val="19"/>
+              </w:rPr>
+              <w:t xml:space="preserve"> </w:t>
+            </w:r>
+            <w:proofErr w:type="spellStart"/>
+            <w:r>
+              <w:rPr>
+                <w:color w:val="18255F"/>
+                <w:sz w:val="19"/>
+              </w:rPr>
+              <w:t>como</w:t>
+            </w:r>
+            <w:proofErr w:type="spellEnd"/>
+            <w:r>
+              <w:rPr>
+                <w:color w:val="18255F"/>
+                <w:sz w:val="19"/>
+              </w:rPr>
+              <w:t xml:space="preserve"> </w:t>
+            </w:r>
+            <w:proofErr w:type="spellStart"/>
+            <w:r>
+              <w:rPr>
+                <w:color w:val="18255F"/>
+                <w:sz w:val="19"/>
+              </w:rPr>
+              <w:t>salário-doença</w:t>
+            </w:r>
+            <w:proofErr w:type="spellEnd"/>
+            <w:r>
+              <w:rPr>
+                <w:color w:val="18255F"/>
+                <w:sz w:val="19"/>
+              </w:rPr>
+              <w:t>.</w:t>
             </w:r>
           </w:p>
         </w:tc>
@@ -4839,12 +6250,14 @@
       <w:pPr>
         <w:pStyle w:val="Ttulo2"/>
       </w:pPr>
+      <w:proofErr w:type="spellStart"/>
       <w:r>
         <w:rPr>
           <w:rFonts w:ascii="Aptos" w:hAnsi="Aptos"/>
         </w:rPr>
         <w:t>Variáveis</w:t>
       </w:r>
+      <w:proofErr w:type="spellEnd"/>
     </w:p>
     <w:tbl>
       <w:tblPr>
@@ -4904,14 +6317,34 @@
             <w:pPr>
               <w:spacing w:after="0" w:line="240" w:lineRule="auto"/>
             </w:pPr>
+            <w:proofErr w:type="spellStart"/>
             <w:r>
               <w:rPr>
                 <w:b/>
                 <w:color w:val="FFFFFF"/>
                 <w:sz w:val="17"/>
               </w:rPr>
-              <w:t>Rubricas confirmadas</w:t>
-            </w:r>
+              <w:t>Rubricas</w:t>
+            </w:r>
+            <w:proofErr w:type="spellEnd"/>
+            <w:r>
+              <w:rPr>
+                <w:b/>
+                <w:color w:val="FFFFFF"/>
+                <w:sz w:val="17"/>
+              </w:rPr>
+              <w:t xml:space="preserve"> </w:t>
+            </w:r>
+            <w:proofErr w:type="spellStart"/>
+            <w:r>
+              <w:rPr>
+                <w:b/>
+                <w:color w:val="FFFFFF"/>
+                <w:sz w:val="17"/>
+              </w:rPr>
+              <w:t>confirmadas</w:t>
+            </w:r>
+            <w:proofErr w:type="spellEnd"/>
           </w:p>
         </w:tc>
       </w:tr>
@@ -4935,12 +6368,14 @@
             <w:pPr>
               <w:spacing w:after="0" w:line="240" w:lineRule="auto"/>
             </w:pPr>
+            <w:proofErr w:type="spellStart"/>
             <w:r>
               <w:rPr>
                 <w:sz w:val="17"/>
               </w:rPr>
               <w:t>Comissões</w:t>
             </w:r>
+            <w:proofErr w:type="spellEnd"/>
           </w:p>
         </w:tc>
         <w:tc>
@@ -4963,7 +6398,49 @@
               <w:rPr>
                 <w:sz w:val="17"/>
               </w:rPr>
-              <w:t>00028 - Comissões; 00029 - Reflexo Comissões DSR</w:t>
+              <w:t xml:space="preserve">00028 - </w:t>
+            </w:r>
+            <w:proofErr w:type="spellStart"/>
+            <w:r>
+              <w:rPr>
+                <w:sz w:val="17"/>
+              </w:rPr>
+              <w:t>Comissões</w:t>
+            </w:r>
+            <w:proofErr w:type="spellEnd"/>
+            <w:r>
+              <w:rPr>
+                <w:sz w:val="17"/>
+              </w:rPr>
+              <w:t xml:space="preserve">; 00029 - </w:t>
+            </w:r>
+            <w:proofErr w:type="spellStart"/>
+            <w:r>
+              <w:rPr>
+                <w:sz w:val="17"/>
+              </w:rPr>
+              <w:t>Reflexo</w:t>
+            </w:r>
+            <w:proofErr w:type="spellEnd"/>
+            <w:r>
+              <w:rPr>
+                <w:sz w:val="17"/>
+              </w:rPr>
+              <w:t xml:space="preserve"> </w:t>
+            </w:r>
+            <w:proofErr w:type="spellStart"/>
+            <w:r>
+              <w:rPr>
+                <w:sz w:val="17"/>
+              </w:rPr>
+              <w:t>Comissões</w:t>
+            </w:r>
+            <w:proofErr w:type="spellEnd"/>
+            <w:r>
+              <w:rPr>
+                <w:sz w:val="17"/>
+              </w:rPr>
+              <w:t xml:space="preserve"> DSR</w:t>
             </w:r>
           </w:p>
         </w:tc>
@@ -4988,12 +6465,14 @@
             <w:pPr>
               <w:spacing w:after="0" w:line="240" w:lineRule="auto"/>
             </w:pPr>
+            <w:proofErr w:type="spellStart"/>
             <w:r>
               <w:rPr>
                 <w:sz w:val="17"/>
               </w:rPr>
               <w:t>Prêmios</w:t>
             </w:r>
+            <w:proofErr w:type="spellEnd"/>
           </w:p>
         </w:tc>
         <w:tc>
@@ -5016,8 +6495,30 @@
               <w:rPr>
                 <w:sz w:val="17"/>
               </w:rPr>
-              <w:t>00015 - Prêmio Assiduidade</w:t>
-            </w:r>
+              <w:t xml:space="preserve">00015 - </w:t>
+            </w:r>
+            <w:proofErr w:type="spellStart"/>
+            <w:r>
+              <w:rPr>
+                <w:sz w:val="17"/>
+              </w:rPr>
+              <w:t>Prêmio</w:t>
+            </w:r>
+            <w:proofErr w:type="spellEnd"/>
+            <w:r>
+              <w:rPr>
+                <w:sz w:val="17"/>
+              </w:rPr>
+              <w:t xml:space="preserve"> </w:t>
+            </w:r>
+            <w:proofErr w:type="spellStart"/>
+            <w:r>
+              <w:rPr>
+                <w:sz w:val="17"/>
+              </w:rPr>
+              <w:t>Assiduidade</w:t>
+            </w:r>
+            <w:proofErr w:type="spellEnd"/>
           </w:p>
         </w:tc>
       </w:tr>
@@ -5041,12 +6542,28 @@
             <w:pPr>
               <w:spacing w:after="0" w:line="240" w:lineRule="auto"/>
             </w:pPr>
-            <w:r>
-              <w:rPr>
-                <w:sz w:val="17"/>
-              </w:rPr>
-              <w:t>Bônus e bonificações</w:t>
-            </w:r>
+            <w:proofErr w:type="spellStart"/>
+            <w:r>
+              <w:rPr>
+                <w:sz w:val="17"/>
+              </w:rPr>
+              <w:t>Bônus</w:t>
+            </w:r>
+            <w:proofErr w:type="spellEnd"/>
+            <w:r>
+              <w:rPr>
+                <w:sz w:val="17"/>
+              </w:rPr>
+              <w:t xml:space="preserve"> e </w:t>
+            </w:r>
+            <w:proofErr w:type="spellStart"/>
+            <w:r>
+              <w:rPr>
+                <w:sz w:val="17"/>
+              </w:rPr>
+              <w:t>bonificações</w:t>
+            </w:r>
+            <w:proofErr w:type="spellEnd"/>
           </w:p>
         </w:tc>
         <w:tc>
@@ -5069,8 +6586,30 @@
               <w:rPr>
                 <w:sz w:val="17"/>
               </w:rPr>
-              <w:t>00093 - Bônus; 00145 - Bonificação</w:t>
-            </w:r>
+              <w:t xml:space="preserve">00093 - </w:t>
+            </w:r>
+            <w:proofErr w:type="spellStart"/>
+            <w:r>
+              <w:rPr>
+                <w:sz w:val="17"/>
+              </w:rPr>
+              <w:t>Bônus</w:t>
+            </w:r>
+            <w:proofErr w:type="spellEnd"/>
+            <w:r>
+              <w:rPr>
+                <w:sz w:val="17"/>
+              </w:rPr>
+              <w:t xml:space="preserve">; 00145 - </w:t>
+            </w:r>
+            <w:proofErr w:type="spellStart"/>
+            <w:r>
+              <w:rPr>
+                <w:sz w:val="17"/>
+              </w:rPr>
+              <w:t>Bonificação</w:t>
+            </w:r>
+            <w:proofErr w:type="spellEnd"/>
           </w:p>
         </w:tc>
       </w:tr>
@@ -5094,12 +6633,14 @@
             <w:pPr>
               <w:spacing w:after="0" w:line="240" w:lineRule="auto"/>
             </w:pPr>
+            <w:proofErr w:type="spellStart"/>
             <w:r>
               <w:rPr>
                 <w:sz w:val="17"/>
               </w:rPr>
               <w:t>Gratificações</w:t>
             </w:r>
+            <w:proofErr w:type="spellEnd"/>
           </w:p>
         </w:tc>
         <w:tc>
@@ -5122,8 +6663,44 @@
               <w:rPr>
                 <w:sz w:val="17"/>
               </w:rPr>
-              <w:t>00134 - Gratificações; 00172 - Gratificação Assiduidade</w:t>
-            </w:r>
+              <w:t xml:space="preserve">00134 - </w:t>
+            </w:r>
+            <w:proofErr w:type="spellStart"/>
+            <w:r>
+              <w:rPr>
+                <w:sz w:val="17"/>
+              </w:rPr>
+              <w:t>Gratificações</w:t>
+            </w:r>
+            <w:proofErr w:type="spellEnd"/>
+            <w:r>
+              <w:rPr>
+                <w:sz w:val="17"/>
+              </w:rPr>
+              <w:t xml:space="preserve">; 00172 - </w:t>
+            </w:r>
+            <w:proofErr w:type="spellStart"/>
+            <w:r>
+              <w:rPr>
+                <w:sz w:val="17"/>
+              </w:rPr>
+              <w:t>Gratificação</w:t>
+            </w:r>
+            <w:proofErr w:type="spellEnd"/>
+            <w:r>
+              <w:rPr>
+                <w:sz w:val="17"/>
+              </w:rPr>
+              <w:t xml:space="preserve"> </w:t>
+            </w:r>
+            <w:proofErr w:type="spellStart"/>
+            <w:r>
+              <w:rPr>
+                <w:sz w:val="17"/>
+              </w:rPr>
+              <w:t>Assiduidade</w:t>
+            </w:r>
+            <w:proofErr w:type="spellEnd"/>
           </w:p>
         </w:tc>
       </w:tr>
@@ -5147,12 +6724,28 @@
             <w:pPr>
               <w:spacing w:after="0" w:line="240" w:lineRule="auto"/>
             </w:pPr>
-            <w:r>
-              <w:rPr>
-                <w:sz w:val="17"/>
-              </w:rPr>
-              <w:t>Adicional noturno</w:t>
-            </w:r>
+            <w:proofErr w:type="spellStart"/>
+            <w:r>
+              <w:rPr>
+                <w:sz w:val="17"/>
+              </w:rPr>
+              <w:t>Adicional</w:t>
+            </w:r>
+            <w:proofErr w:type="spellEnd"/>
+            <w:r>
+              <w:rPr>
+                <w:sz w:val="17"/>
+              </w:rPr>
+              <w:t xml:space="preserve"> </w:t>
+            </w:r>
+            <w:proofErr w:type="spellStart"/>
+            <w:r>
+              <w:rPr>
+                <w:sz w:val="17"/>
+              </w:rPr>
+              <w:t>noturno</w:t>
+            </w:r>
+            <w:proofErr w:type="spellEnd"/>
           </w:p>
         </w:tc>
         <w:tc>
@@ -5204,12 +6797,14 @@
             <w:pPr>
               <w:spacing w:after="0" w:line="240" w:lineRule="auto"/>
             </w:pPr>
+            <w:proofErr w:type="spellStart"/>
             <w:r>
               <w:rPr>
                 <w:sz w:val="17"/>
               </w:rPr>
               <w:t>Insalubridade</w:t>
             </w:r>
+            <w:proofErr w:type="spellEnd"/>
           </w:p>
         </w:tc>
         <w:tc>
@@ -5232,8 +6827,30 @@
               <w:rPr>
                 <w:sz w:val="17"/>
               </w:rPr>
-              <w:t>00021 - Adicional Insalubridade</w:t>
-            </w:r>
+              <w:t xml:space="preserve">00021 - </w:t>
+            </w:r>
+            <w:proofErr w:type="spellStart"/>
+            <w:r>
+              <w:rPr>
+                <w:sz w:val="17"/>
+              </w:rPr>
+              <w:t>Adicional</w:t>
+            </w:r>
+            <w:proofErr w:type="spellEnd"/>
+            <w:r>
+              <w:rPr>
+                <w:sz w:val="17"/>
+              </w:rPr>
+              <w:t xml:space="preserve"> </w:t>
+            </w:r>
+            <w:proofErr w:type="spellStart"/>
+            <w:r>
+              <w:rPr>
+                <w:sz w:val="17"/>
+              </w:rPr>
+              <w:t>Insalubridade</w:t>
+            </w:r>
+            <w:proofErr w:type="spellEnd"/>
           </w:p>
         </w:tc>
       </w:tr>
@@ -5257,12 +6874,14 @@
             <w:pPr>
               <w:spacing w:after="0" w:line="240" w:lineRule="auto"/>
             </w:pPr>
+            <w:proofErr w:type="spellStart"/>
             <w:r>
               <w:rPr>
                 <w:sz w:val="17"/>
               </w:rPr>
               <w:t>Periculosidade</w:t>
             </w:r>
+            <w:proofErr w:type="spellEnd"/>
           </w:p>
         </w:tc>
         <w:tc>
@@ -5285,8 +6904,30 @@
               <w:rPr>
                 <w:sz w:val="17"/>
               </w:rPr>
-              <w:t>00022 - Adicional Periculosidade</w:t>
-            </w:r>
+              <w:t xml:space="preserve">00022 - </w:t>
+            </w:r>
+            <w:proofErr w:type="spellStart"/>
+            <w:r>
+              <w:rPr>
+                <w:sz w:val="17"/>
+              </w:rPr>
+              <w:t>Adicional</w:t>
+            </w:r>
+            <w:proofErr w:type="spellEnd"/>
+            <w:r>
+              <w:rPr>
+                <w:sz w:val="17"/>
+              </w:rPr>
+              <w:t xml:space="preserve"> </w:t>
+            </w:r>
+            <w:proofErr w:type="spellStart"/>
+            <w:r>
+              <w:rPr>
+                <w:sz w:val="17"/>
+              </w:rPr>
+              <w:t>Periculosidade</w:t>
+            </w:r>
+            <w:proofErr w:type="spellEnd"/>
           </w:p>
         </w:tc>
       </w:tr>
@@ -5314,8 +6955,16 @@
               <w:rPr>
                 <w:sz w:val="17"/>
               </w:rPr>
-              <w:t>Ajuda moradia</w:t>
-            </w:r>
+              <w:t xml:space="preserve">Ajuda </w:t>
+            </w:r>
+            <w:proofErr w:type="spellStart"/>
+            <w:r>
+              <w:rPr>
+                <w:sz w:val="17"/>
+              </w:rPr>
+              <w:t>moradia</w:t>
+            </w:r>
+            <w:proofErr w:type="spellEnd"/>
           </w:p>
         </w:tc>
         <w:tc>
@@ -5338,8 +6987,16 @@
               <w:rPr>
                 <w:sz w:val="17"/>
               </w:rPr>
-              <w:t>00092 - Ajuda Moradia</w:t>
-            </w:r>
+              <w:t xml:space="preserve">00092 - Ajuda </w:t>
+            </w:r>
+            <w:proofErr w:type="spellStart"/>
+            <w:r>
+              <w:rPr>
+                <w:sz w:val="17"/>
+              </w:rPr>
+              <w:t>Moradia</w:t>
+            </w:r>
+            <w:proofErr w:type="spellEnd"/>
           </w:p>
         </w:tc>
       </w:tr>
@@ -5367,9 +7024,16 @@
               <w:rPr>
                 <w:sz w:val="17"/>
               </w:rPr>
-              <w:lastRenderedPageBreak/>
-              <w:t>Ajuda de deslocamento</w:t>
-            </w:r>
+              <w:t xml:space="preserve">Ajuda de </w:t>
+            </w:r>
+            <w:proofErr w:type="spellStart"/>
+            <w:r>
+              <w:rPr>
+                <w:sz w:val="17"/>
+              </w:rPr>
+              <w:t>deslocamento</w:t>
+            </w:r>
+            <w:proofErr w:type="spellEnd"/>
           </w:p>
         </w:tc>
         <w:tc>
@@ -5392,8 +7056,16 @@
               <w:rPr>
                 <w:sz w:val="17"/>
               </w:rPr>
-              <w:t>00906 - Ajuda deslocamento</w:t>
-            </w:r>
+              <w:t xml:space="preserve">00906 - Ajuda </w:t>
+            </w:r>
+            <w:proofErr w:type="spellStart"/>
+            <w:r>
+              <w:rPr>
+                <w:sz w:val="17"/>
+              </w:rPr>
+              <w:t>deslocamento</w:t>
+            </w:r>
+            <w:proofErr w:type="spellEnd"/>
           </w:p>
         </w:tc>
       </w:tr>
@@ -5407,12 +7079,14 @@
       <w:pPr>
         <w:pStyle w:val="Ttulo2"/>
       </w:pPr>
+      <w:proofErr w:type="spellStart"/>
       <w:r>
         <w:rPr>
           <w:rFonts w:ascii="Aptos" w:hAnsi="Aptos"/>
         </w:rPr>
         <w:t>Consignados</w:t>
       </w:r>
+      <w:proofErr w:type="spellEnd"/>
     </w:p>
     <w:tbl>
       <w:tblPr>
@@ -5452,7 +7126,25 @@
                 <w:color w:val="FFFFFF"/>
                 <w:sz w:val="17"/>
               </w:rPr>
-              <w:t>Campo do BI</w:t>
+              <w:t xml:space="preserve">Campo </w:t>
+            </w:r>
+            <w:proofErr w:type="gramStart"/>
+            <w:r>
+              <w:rPr>
+                <w:b/>
+                <w:color w:val="FFFFFF"/>
+                <w:sz w:val="17"/>
+              </w:rPr>
+              <w:t>do</w:t>
+            </w:r>
+            <w:proofErr w:type="gramEnd"/>
+            <w:r>
+              <w:rPr>
+                <w:b/>
+                <w:color w:val="FFFFFF"/>
+                <w:sz w:val="17"/>
+              </w:rPr>
+              <w:t xml:space="preserve"> BI</w:t>
             </w:r>
           </w:p>
         </w:tc>
@@ -5472,14 +7164,34 @@
             <w:pPr>
               <w:spacing w:after="0" w:line="240" w:lineRule="auto"/>
             </w:pPr>
+            <w:proofErr w:type="spellStart"/>
             <w:r>
               <w:rPr>
                 <w:b/>
                 <w:color w:val="FFFFFF"/>
                 <w:sz w:val="17"/>
               </w:rPr>
-              <w:t>Rubricas confirmadas</w:t>
-            </w:r>
+              <w:t>Rubricas</w:t>
+            </w:r>
+            <w:proofErr w:type="spellEnd"/>
+            <w:r>
+              <w:rPr>
+                <w:b/>
+                <w:color w:val="FFFFFF"/>
+                <w:sz w:val="17"/>
+              </w:rPr>
+              <w:t xml:space="preserve"> </w:t>
+            </w:r>
+            <w:proofErr w:type="spellStart"/>
+            <w:r>
+              <w:rPr>
+                <w:b/>
+                <w:color w:val="FFFFFF"/>
+                <w:sz w:val="17"/>
+              </w:rPr>
+              <w:t>confirmadas</w:t>
+            </w:r>
+            <w:proofErr w:type="spellEnd"/>
           </w:p>
         </w:tc>
       </w:tr>
@@ -5503,12 +7215,28 @@
             <w:pPr>
               <w:spacing w:after="0" w:line="240" w:lineRule="auto"/>
             </w:pPr>
-            <w:r>
-              <w:rPr>
-                <w:sz w:val="17"/>
-              </w:rPr>
-              <w:t>Empréstimos eConsignado</w:t>
-            </w:r>
+            <w:proofErr w:type="spellStart"/>
+            <w:r>
+              <w:rPr>
+                <w:sz w:val="17"/>
+              </w:rPr>
+              <w:t>Empréstimos</w:t>
+            </w:r>
+            <w:proofErr w:type="spellEnd"/>
+            <w:r>
+              <w:rPr>
+                <w:sz w:val="17"/>
+              </w:rPr>
+              <w:t xml:space="preserve"> </w:t>
+            </w:r>
+            <w:proofErr w:type="spellStart"/>
+            <w:r>
+              <w:rPr>
+                <w:sz w:val="17"/>
+              </w:rPr>
+              <w:t>eConsignado</w:t>
+            </w:r>
+            <w:proofErr w:type="spellEnd"/>
           </w:p>
         </w:tc>
         <w:tc>
@@ -5531,7 +7259,21 @@
               <w:rPr>
                 <w:sz w:val="17"/>
               </w:rPr>
-              <w:t>61501, 61502, 61503, 61504, 61505, 61506, 61507, 61508 e 61509 - contratos 1 a 9</w:t>
+              <w:t xml:space="preserve">61501, 61502, 61503, 61504, 61505, 61506, 61507, 61508 e 61509 - </w:t>
+            </w:r>
+            <w:proofErr w:type="spellStart"/>
+            <w:r>
+              <w:rPr>
+                <w:sz w:val="17"/>
+              </w:rPr>
+              <w:t>contratos</w:t>
+            </w:r>
+            <w:proofErr w:type="spellEnd"/>
+            <w:r>
+              <w:rPr>
+                <w:sz w:val="17"/>
+              </w:rPr>
+              <w:t xml:space="preserve"> 1 a 9</w:t>
             </w:r>
           </w:p>
         </w:tc>
@@ -5546,12 +7288,28 @@
       <w:pPr>
         <w:pStyle w:val="Ttulo2"/>
       </w:pPr>
+      <w:proofErr w:type="spellStart"/>
       <w:r>
         <w:rPr>
           <w:rFonts w:ascii="Aptos" w:hAnsi="Aptos"/>
         </w:rPr>
-        <w:t>Férias gozadas</w:t>
-      </w:r>
+        <w:t>Férias</w:t>
+      </w:r>
+      <w:proofErr w:type="spellEnd"/>
+      <w:r>
+        <w:rPr>
+          <w:rFonts w:ascii="Aptos" w:hAnsi="Aptos"/>
+        </w:rPr>
+        <w:t xml:space="preserve"> </w:t>
+      </w:r>
+      <w:proofErr w:type="spellStart"/>
+      <w:r>
+        <w:rPr>
+          <w:rFonts w:ascii="Aptos" w:hAnsi="Aptos"/>
+        </w:rPr>
+        <w:t>gozadas</w:t>
+      </w:r>
+      <w:proofErr w:type="spellEnd"/>
     </w:p>
     <w:tbl>
       <w:tblPr>
@@ -5585,6 +7343,7 @@
             <w:pPr>
               <w:spacing w:after="0" w:line="240" w:lineRule="auto"/>
             </w:pPr>
+            <w:proofErr w:type="spellStart"/>
             <w:r>
               <w:rPr>
                 <w:b/>
@@ -5593,6 +7352,7 @@
               </w:rPr>
               <w:t>Rubrica</w:t>
             </w:r>
+            <w:proofErr w:type="spellEnd"/>
           </w:p>
         </w:tc>
         <w:tc>
@@ -5611,6 +7371,7 @@
             <w:pPr>
               <w:spacing w:after="0" w:line="240" w:lineRule="auto"/>
             </w:pPr>
+            <w:proofErr w:type="spellStart"/>
             <w:r>
               <w:rPr>
                 <w:b/>
@@ -5619,6 +7380,7 @@
               </w:rPr>
               <w:t>Descrição</w:t>
             </w:r>
+            <w:proofErr w:type="spellEnd"/>
           </w:p>
         </w:tc>
       </w:tr>
@@ -5666,12 +7428,14 @@
             <w:pPr>
               <w:spacing w:after="0" w:line="240" w:lineRule="auto"/>
             </w:pPr>
+            <w:proofErr w:type="spellStart"/>
             <w:r>
               <w:rPr>
                 <w:sz w:val="17"/>
               </w:rPr>
               <w:t>Férias</w:t>
             </w:r>
+            <w:proofErr w:type="spellEnd"/>
           </w:p>
         </w:tc>
       </w:tr>
@@ -5890,12 +7654,42 @@
             <w:pPr>
               <w:spacing w:after="0" w:line="240" w:lineRule="auto"/>
             </w:pPr>
-            <w:r>
-              <w:rPr>
-                <w:sz w:val="17"/>
-              </w:rPr>
-              <w:t>Férias sobre Variáveis</w:t>
-            </w:r>
+            <w:proofErr w:type="spellStart"/>
+            <w:r>
+              <w:rPr>
+                <w:sz w:val="17"/>
+              </w:rPr>
+              <w:t>Férias</w:t>
+            </w:r>
+            <w:proofErr w:type="spellEnd"/>
+            <w:r>
+              <w:rPr>
+                <w:sz w:val="17"/>
+              </w:rPr>
+              <w:t xml:space="preserve"> </w:t>
+            </w:r>
+            <w:proofErr w:type="spellStart"/>
+            <w:r>
+              <w:rPr>
+                <w:sz w:val="17"/>
+              </w:rPr>
+              <w:t>sobre</w:t>
+            </w:r>
+            <w:proofErr w:type="spellEnd"/>
+            <w:r>
+              <w:rPr>
+                <w:sz w:val="17"/>
+              </w:rPr>
+              <w:t xml:space="preserve"> </w:t>
+            </w:r>
+            <w:proofErr w:type="spellStart"/>
+            <w:r>
+              <w:rPr>
+                <w:sz w:val="17"/>
+              </w:rPr>
+              <w:t>Variáveis</w:t>
+            </w:r>
+            <w:proofErr w:type="spellEnd"/>
           </w:p>
         </w:tc>
       </w:tr>
@@ -5943,12 +7737,28 @@
             <w:pPr>
               <w:spacing w:after="0" w:line="240" w:lineRule="auto"/>
             </w:pPr>
-            <w:r>
-              <w:rPr>
-                <w:sz w:val="17"/>
-              </w:rPr>
-              <w:t>Abono de Férias</w:t>
-            </w:r>
+            <w:proofErr w:type="spellStart"/>
+            <w:r>
+              <w:rPr>
+                <w:sz w:val="17"/>
+              </w:rPr>
+              <w:t>Abono</w:t>
+            </w:r>
+            <w:proofErr w:type="spellEnd"/>
+            <w:r>
+              <w:rPr>
+                <w:sz w:val="17"/>
+              </w:rPr>
+              <w:t xml:space="preserve"> de </w:t>
+            </w:r>
+            <w:proofErr w:type="spellStart"/>
+            <w:r>
+              <w:rPr>
+                <w:sz w:val="17"/>
+              </w:rPr>
+              <w:t>Férias</w:t>
+            </w:r>
+            <w:proofErr w:type="spellEnd"/>
           </w:p>
         </w:tc>
       </w:tr>
@@ -6000,8 +7810,30 @@
               <w:rPr>
                 <w:sz w:val="17"/>
               </w:rPr>
-              <w:t>1/3 sobre Férias</w:t>
-            </w:r>
+              <w:t xml:space="preserve">1/3 </w:t>
+            </w:r>
+            <w:proofErr w:type="spellStart"/>
+            <w:r>
+              <w:rPr>
+                <w:sz w:val="17"/>
+              </w:rPr>
+              <w:t>sobre</w:t>
+            </w:r>
+            <w:proofErr w:type="spellEnd"/>
+            <w:r>
+              <w:rPr>
+                <w:sz w:val="17"/>
+              </w:rPr>
+              <w:t xml:space="preserve"> </w:t>
+            </w:r>
+            <w:proofErr w:type="spellStart"/>
+            <w:r>
+              <w:rPr>
+                <w:sz w:val="17"/>
+              </w:rPr>
+              <w:t>Férias</w:t>
+            </w:r>
+            <w:proofErr w:type="spellEnd"/>
           </w:p>
         </w:tc>
       </w:tr>
@@ -6106,12 +7938,28 @@
             <w:pPr>
               <w:spacing w:after="0" w:line="240" w:lineRule="auto"/>
             </w:pPr>
-            <w:r>
-              <w:rPr>
-                <w:sz w:val="17"/>
-              </w:rPr>
-              <w:t>Diferença de Férias</w:t>
-            </w:r>
+            <w:proofErr w:type="spellStart"/>
+            <w:r>
+              <w:rPr>
+                <w:sz w:val="17"/>
+              </w:rPr>
+              <w:t>Diferença</w:t>
+            </w:r>
+            <w:proofErr w:type="spellEnd"/>
+            <w:r>
+              <w:rPr>
+                <w:sz w:val="17"/>
+              </w:rPr>
+              <w:t xml:space="preserve"> de </w:t>
+            </w:r>
+            <w:proofErr w:type="spellStart"/>
+            <w:r>
+              <w:rPr>
+                <w:sz w:val="17"/>
+              </w:rPr>
+              <w:t>Férias</w:t>
+            </w:r>
+            <w:proofErr w:type="spellEnd"/>
           </w:p>
         </w:tc>
       </w:tr>
@@ -6163,8 +8011,44 @@
               <w:rPr>
                 <w:sz w:val="17"/>
               </w:rPr>
-              <w:t>1/3 sobre Diferença de Férias</w:t>
-            </w:r>
+              <w:t xml:space="preserve">1/3 </w:t>
+            </w:r>
+            <w:proofErr w:type="spellStart"/>
+            <w:r>
+              <w:rPr>
+                <w:sz w:val="17"/>
+              </w:rPr>
+              <w:t>sobre</w:t>
+            </w:r>
+            <w:proofErr w:type="spellEnd"/>
+            <w:r>
+              <w:rPr>
+                <w:sz w:val="17"/>
+              </w:rPr>
+              <w:t xml:space="preserve"> </w:t>
+            </w:r>
+            <w:proofErr w:type="spellStart"/>
+            <w:r>
+              <w:rPr>
+                <w:sz w:val="17"/>
+              </w:rPr>
+              <w:t>Diferença</w:t>
+            </w:r>
+            <w:proofErr w:type="spellEnd"/>
+            <w:r>
+              <w:rPr>
+                <w:sz w:val="17"/>
+              </w:rPr>
+              <w:t xml:space="preserve"> de </w:t>
+            </w:r>
+            <w:proofErr w:type="spellStart"/>
+            <w:r>
+              <w:rPr>
+                <w:sz w:val="17"/>
+              </w:rPr>
+              <w:t>Férias</w:t>
+            </w:r>
+            <w:proofErr w:type="spellEnd"/>
           </w:p>
         </w:tc>
       </w:tr>
@@ -6178,12 +8062,28 @@
       <w:pPr>
         <w:pStyle w:val="Ttulo2"/>
       </w:pPr>
+      <w:proofErr w:type="spellStart"/>
       <w:r>
         <w:rPr>
           <w:rFonts w:ascii="Aptos" w:hAnsi="Aptos"/>
         </w:rPr>
-        <w:t>Férias rescisórias</w:t>
-      </w:r>
+        <w:t>Férias</w:t>
+      </w:r>
+      <w:proofErr w:type="spellEnd"/>
+      <w:r>
+        <w:rPr>
+          <w:rFonts w:ascii="Aptos" w:hAnsi="Aptos"/>
+        </w:rPr>
+        <w:t xml:space="preserve"> </w:t>
+      </w:r>
+      <w:proofErr w:type="spellStart"/>
+      <w:r>
+        <w:rPr>
+          <w:rFonts w:ascii="Aptos" w:hAnsi="Aptos"/>
+        </w:rPr>
+        <w:t>rescisórias</w:t>
+      </w:r>
+      <w:proofErr w:type="spellEnd"/>
     </w:p>
     <w:tbl>
       <w:tblPr>
@@ -6217,6 +8117,7 @@
             <w:pPr>
               <w:spacing w:after="0" w:line="240" w:lineRule="auto"/>
             </w:pPr>
+            <w:proofErr w:type="spellStart"/>
             <w:r>
               <w:rPr>
                 <w:b/>
@@ -6225,6 +8126,7 @@
               </w:rPr>
               <w:t>Rubrica</w:t>
             </w:r>
+            <w:proofErr w:type="spellEnd"/>
           </w:p>
         </w:tc>
         <w:tc>
@@ -6243,6 +8145,7 @@
             <w:pPr>
               <w:spacing w:after="0" w:line="240" w:lineRule="auto"/>
             </w:pPr>
+            <w:proofErr w:type="spellStart"/>
             <w:r>
               <w:rPr>
                 <w:b/>
@@ -6251,6 +8154,7 @@
               </w:rPr>
               <w:t>Descrição</w:t>
             </w:r>
+            <w:proofErr w:type="spellEnd"/>
           </w:p>
         </w:tc>
       </w:tr>
@@ -6298,12 +8202,56 @@
             <w:pPr>
               <w:spacing w:after="0" w:line="240" w:lineRule="auto"/>
             </w:pPr>
-            <w:r>
-              <w:rPr>
-                <w:sz w:val="17"/>
-              </w:rPr>
-              <w:t>Férias Indenizadas - Período Vencido</w:t>
-            </w:r>
+            <w:proofErr w:type="spellStart"/>
+            <w:r>
+              <w:rPr>
+                <w:sz w:val="17"/>
+              </w:rPr>
+              <w:t>Férias</w:t>
+            </w:r>
+            <w:proofErr w:type="spellEnd"/>
+            <w:r>
+              <w:rPr>
+                <w:sz w:val="17"/>
+              </w:rPr>
+              <w:t xml:space="preserve"> </w:t>
+            </w:r>
+            <w:proofErr w:type="spellStart"/>
+            <w:r>
+              <w:rPr>
+                <w:sz w:val="17"/>
+              </w:rPr>
+              <w:t>Indenizadas</w:t>
+            </w:r>
+            <w:proofErr w:type="spellEnd"/>
+            <w:r>
+              <w:rPr>
+                <w:sz w:val="17"/>
+              </w:rPr>
+              <w:t xml:space="preserve"> - </w:t>
+            </w:r>
+            <w:proofErr w:type="spellStart"/>
+            <w:r>
+              <w:rPr>
+                <w:sz w:val="17"/>
+              </w:rPr>
+              <w:t>Período</w:t>
+            </w:r>
+            <w:proofErr w:type="spellEnd"/>
+            <w:r>
+              <w:rPr>
+                <w:sz w:val="17"/>
+              </w:rPr>
+              <w:t xml:space="preserve"> </w:t>
+            </w:r>
+            <w:proofErr w:type="spellStart"/>
+            <w:r>
+              <w:rPr>
+                <w:sz w:val="17"/>
+              </w:rPr>
+              <w:t>Vencido</w:t>
+            </w:r>
+            <w:proofErr w:type="spellEnd"/>
           </w:p>
         </w:tc>
       </w:tr>
@@ -6351,12 +8299,56 @@
             <w:pPr>
               <w:spacing w:after="0" w:line="240" w:lineRule="auto"/>
             </w:pPr>
-            <w:r>
-              <w:rPr>
-                <w:sz w:val="17"/>
-              </w:rPr>
-              <w:t>Férias Indenizadas - Período Proporcional</w:t>
-            </w:r>
+            <w:proofErr w:type="spellStart"/>
+            <w:r>
+              <w:rPr>
+                <w:sz w:val="17"/>
+              </w:rPr>
+              <w:t>Férias</w:t>
+            </w:r>
+            <w:proofErr w:type="spellEnd"/>
+            <w:r>
+              <w:rPr>
+                <w:sz w:val="17"/>
+              </w:rPr>
+              <w:t xml:space="preserve"> </w:t>
+            </w:r>
+            <w:proofErr w:type="spellStart"/>
+            <w:r>
+              <w:rPr>
+                <w:sz w:val="17"/>
+              </w:rPr>
+              <w:t>Indenizadas</w:t>
+            </w:r>
+            <w:proofErr w:type="spellEnd"/>
+            <w:r>
+              <w:rPr>
+                <w:sz w:val="17"/>
+              </w:rPr>
+              <w:t xml:space="preserve"> - </w:t>
+            </w:r>
+            <w:proofErr w:type="spellStart"/>
+            <w:r>
+              <w:rPr>
+                <w:sz w:val="17"/>
+              </w:rPr>
+              <w:t>Período</w:t>
+            </w:r>
+            <w:proofErr w:type="spellEnd"/>
+            <w:r>
+              <w:rPr>
+                <w:sz w:val="17"/>
+              </w:rPr>
+              <w:t xml:space="preserve"> </w:t>
+            </w:r>
+            <w:proofErr w:type="spellStart"/>
+            <w:r>
+              <w:rPr>
+                <w:sz w:val="17"/>
+              </w:rPr>
+              <w:t>Proporcional</w:t>
+            </w:r>
+            <w:proofErr w:type="spellEnd"/>
           </w:p>
         </w:tc>
       </w:tr>
@@ -6693,8 +8685,58 @@
               <w:rPr>
                 <w:sz w:val="17"/>
               </w:rPr>
-              <w:t>1/3 sobre Férias Indenizadas Vencidas</w:t>
-            </w:r>
+              <w:t xml:space="preserve">1/3 </w:t>
+            </w:r>
+            <w:proofErr w:type="spellStart"/>
+            <w:r>
+              <w:rPr>
+                <w:sz w:val="17"/>
+              </w:rPr>
+              <w:t>sobre</w:t>
+            </w:r>
+            <w:proofErr w:type="spellEnd"/>
+            <w:r>
+              <w:rPr>
+                <w:sz w:val="17"/>
+              </w:rPr>
+              <w:t xml:space="preserve"> </w:t>
+            </w:r>
+            <w:proofErr w:type="spellStart"/>
+            <w:r>
+              <w:rPr>
+                <w:sz w:val="17"/>
+              </w:rPr>
+              <w:t>Férias</w:t>
+            </w:r>
+            <w:proofErr w:type="spellEnd"/>
+            <w:r>
+              <w:rPr>
+                <w:sz w:val="17"/>
+              </w:rPr>
+              <w:t xml:space="preserve"> </w:t>
+            </w:r>
+            <w:proofErr w:type="spellStart"/>
+            <w:r>
+              <w:rPr>
+                <w:sz w:val="17"/>
+              </w:rPr>
+              <w:t>Indenizadas</w:t>
+            </w:r>
+            <w:proofErr w:type="spellEnd"/>
+            <w:r>
+              <w:rPr>
+                <w:sz w:val="17"/>
+              </w:rPr>
+              <w:t xml:space="preserve"> </w:t>
+            </w:r>
+            <w:proofErr w:type="spellStart"/>
+            <w:r>
+              <w:rPr>
+                <w:sz w:val="17"/>
+              </w:rPr>
+              <w:t>Vencidas</w:t>
+            </w:r>
+            <w:proofErr w:type="spellEnd"/>
           </w:p>
         </w:tc>
       </w:tr>
@@ -6746,8 +8788,58 @@
               <w:rPr>
                 <w:sz w:val="17"/>
               </w:rPr>
-              <w:t>1/3 sobre Férias Indenizadas Proporcionais</w:t>
-            </w:r>
+              <w:t xml:space="preserve">1/3 </w:t>
+            </w:r>
+            <w:proofErr w:type="spellStart"/>
+            <w:r>
+              <w:rPr>
+                <w:sz w:val="17"/>
+              </w:rPr>
+              <w:t>sobre</w:t>
+            </w:r>
+            <w:proofErr w:type="spellEnd"/>
+            <w:r>
+              <w:rPr>
+                <w:sz w:val="17"/>
+              </w:rPr>
+              <w:t xml:space="preserve"> </w:t>
+            </w:r>
+            <w:proofErr w:type="spellStart"/>
+            <w:r>
+              <w:rPr>
+                <w:sz w:val="17"/>
+              </w:rPr>
+              <w:t>Férias</w:t>
+            </w:r>
+            <w:proofErr w:type="spellEnd"/>
+            <w:r>
+              <w:rPr>
+                <w:sz w:val="17"/>
+              </w:rPr>
+              <w:t xml:space="preserve"> </w:t>
+            </w:r>
+            <w:proofErr w:type="spellStart"/>
+            <w:r>
+              <w:rPr>
+                <w:sz w:val="17"/>
+              </w:rPr>
+              <w:t>Indenizadas</w:t>
+            </w:r>
+            <w:proofErr w:type="spellEnd"/>
+            <w:r>
+              <w:rPr>
+                <w:sz w:val="17"/>
+              </w:rPr>
+              <w:t xml:space="preserve"> </w:t>
+            </w:r>
+            <w:proofErr w:type="spellStart"/>
+            <w:r>
+              <w:rPr>
+                <w:sz w:val="17"/>
+              </w:rPr>
+              <w:t>Proporcionais</w:t>
+            </w:r>
+            <w:proofErr w:type="spellEnd"/>
           </w:p>
         </w:tc>
       </w:tr>
@@ -6761,13 +8853,14 @@
       <w:pPr>
         <w:pStyle w:val="Ttulo2"/>
       </w:pPr>
+      <w:proofErr w:type="spellStart"/>
       <w:r>
         <w:rPr>
           <w:rFonts w:ascii="Aptos" w:hAnsi="Aptos"/>
         </w:rPr>
-        <w:lastRenderedPageBreak/>
         <w:t>Rescisões</w:t>
       </w:r>
+      <w:proofErr w:type="spellEnd"/>
     </w:p>
     <w:tbl>
       <w:tblPr>
@@ -6827,14 +8920,34 @@
             <w:pPr>
               <w:spacing w:after="0" w:line="240" w:lineRule="auto"/>
             </w:pPr>
+            <w:proofErr w:type="spellStart"/>
             <w:r>
               <w:rPr>
                 <w:b/>
                 <w:color w:val="FFFFFF"/>
                 <w:sz w:val="17"/>
               </w:rPr>
-              <w:t>Rubricas confirmadas</w:t>
-            </w:r>
+              <w:t>Rubricas</w:t>
+            </w:r>
+            <w:proofErr w:type="spellEnd"/>
+            <w:r>
+              <w:rPr>
+                <w:b/>
+                <w:color w:val="FFFFFF"/>
+                <w:sz w:val="17"/>
+              </w:rPr>
+              <w:t xml:space="preserve"> </w:t>
+            </w:r>
+            <w:proofErr w:type="spellStart"/>
+            <w:r>
+              <w:rPr>
+                <w:b/>
+                <w:color w:val="FFFFFF"/>
+                <w:sz w:val="17"/>
+              </w:rPr>
+              <w:t>confirmadas</w:t>
+            </w:r>
+            <w:proofErr w:type="spellEnd"/>
           </w:p>
         </w:tc>
       </w:tr>
@@ -6862,8 +8975,30 @@
               <w:rPr>
                 <w:sz w:val="17"/>
               </w:rPr>
-              <w:t>Aviso-prévio indenizado</w:t>
-            </w:r>
+              <w:t>Aviso-</w:t>
+            </w:r>
+            <w:proofErr w:type="spellStart"/>
+            <w:r>
+              <w:rPr>
+                <w:sz w:val="17"/>
+              </w:rPr>
+              <w:t>prévio</w:t>
+            </w:r>
+            <w:proofErr w:type="spellEnd"/>
+            <w:r>
+              <w:rPr>
+                <w:sz w:val="17"/>
+              </w:rPr>
+              <w:t xml:space="preserve"> </w:t>
+            </w:r>
+            <w:proofErr w:type="spellStart"/>
+            <w:r>
+              <w:rPr>
+                <w:sz w:val="17"/>
+              </w:rPr>
+              <w:t>indenizado</w:t>
+            </w:r>
+            <w:proofErr w:type="spellEnd"/>
           </w:p>
         </w:tc>
         <w:tc>
@@ -6919,6 +9054,7 @@
                 <w:sz w:val="17"/>
                 <w:lang w:val="pt-BR"/>
               </w:rPr>
+              <w:lastRenderedPageBreak/>
               <w:t>13º sobre aviso-prévio indenizado</w:t>
             </w:r>
           </w:p>
@@ -6972,8 +9108,44 @@
               <w:rPr>
                 <w:sz w:val="17"/>
               </w:rPr>
-              <w:t>13º salário rescisório/folha</w:t>
-            </w:r>
+              <w:t xml:space="preserve">13º </w:t>
+            </w:r>
+            <w:proofErr w:type="spellStart"/>
+            <w:r>
+              <w:rPr>
+                <w:sz w:val="17"/>
+              </w:rPr>
+              <w:t>salário</w:t>
+            </w:r>
+            <w:proofErr w:type="spellEnd"/>
+            <w:r>
+              <w:rPr>
+                <w:sz w:val="17"/>
+              </w:rPr>
+              <w:t xml:space="preserve"> </w:t>
+            </w:r>
+            <w:proofErr w:type="spellStart"/>
+            <w:r>
+              <w:rPr>
+                <w:sz w:val="17"/>
+              </w:rPr>
+              <w:t>rescisório</w:t>
+            </w:r>
+            <w:proofErr w:type="spellEnd"/>
+            <w:r>
+              <w:rPr>
+                <w:sz w:val="17"/>
+              </w:rPr>
+              <w:t>/</w:t>
+            </w:r>
+            <w:proofErr w:type="spellStart"/>
+            <w:r>
+              <w:rPr>
+                <w:sz w:val="17"/>
+              </w:rPr>
+              <w:t>folha</w:t>
+            </w:r>
+            <w:proofErr w:type="spellEnd"/>
           </w:p>
         </w:tc>
         <w:tc>
@@ -6996,7 +9168,35 @@
               <w:rPr>
                 <w:sz w:val="17"/>
               </w:rPr>
-              <w:t>00052, com médias em 00054, 00055, 00057, 00058 e 00059</w:t>
+              <w:t xml:space="preserve">00052, com </w:t>
+            </w:r>
+            <w:proofErr w:type="spellStart"/>
+            <w:r>
+              <w:rPr>
+                <w:sz w:val="17"/>
+              </w:rPr>
+              <w:t>médias</w:t>
+            </w:r>
+            <w:proofErr w:type="spellEnd"/>
+            <w:r>
+              <w:rPr>
+                <w:sz w:val="17"/>
+              </w:rPr>
+              <w:t xml:space="preserve"> </w:t>
+            </w:r>
+            <w:proofErr w:type="spellStart"/>
+            <w:r>
+              <w:rPr>
+                <w:sz w:val="17"/>
+              </w:rPr>
+              <w:t>em</w:t>
+            </w:r>
+            <w:proofErr w:type="spellEnd"/>
+            <w:r>
+              <w:rPr>
+                <w:sz w:val="17"/>
+              </w:rPr>
+              <w:t xml:space="preserve"> 00054, 00055, 00057, 00058 e 00059</w:t>
             </w:r>
           </w:p>
         </w:tc>
@@ -7025,7 +9225,21 @@
               <w:rPr>
                 <w:sz w:val="17"/>
               </w:rPr>
-              <w:t>Dias pagos de aviso</w:t>
+              <w:t xml:space="preserve">Dias </w:t>
+            </w:r>
+            <w:proofErr w:type="spellStart"/>
+            <w:r>
+              <w:rPr>
+                <w:sz w:val="17"/>
+              </w:rPr>
+              <w:t>pagos</w:t>
+            </w:r>
+            <w:proofErr w:type="spellEnd"/>
+            <w:r>
+              <w:rPr>
+                <w:sz w:val="17"/>
+              </w:rPr>
+              <w:t xml:space="preserve"> de aviso</w:t>
             </w:r>
           </w:p>
         </w:tc>
@@ -7074,12 +9288,28 @@
             <w:pPr>
               <w:spacing w:after="0" w:line="240" w:lineRule="auto"/>
             </w:pPr>
-            <w:r>
-              <w:rPr>
-                <w:sz w:val="17"/>
-              </w:rPr>
-              <w:t>Férias rescisórias</w:t>
-            </w:r>
+            <w:proofErr w:type="spellStart"/>
+            <w:r>
+              <w:rPr>
+                <w:sz w:val="17"/>
+              </w:rPr>
+              <w:t>Férias</w:t>
+            </w:r>
+            <w:proofErr w:type="spellEnd"/>
+            <w:r>
+              <w:rPr>
+                <w:sz w:val="17"/>
+              </w:rPr>
+              <w:t xml:space="preserve"> </w:t>
+            </w:r>
+            <w:proofErr w:type="spellStart"/>
+            <w:r>
+              <w:rPr>
+                <w:sz w:val="17"/>
+              </w:rPr>
+              <w:t>rescisórias</w:t>
+            </w:r>
+            <w:proofErr w:type="spellEnd"/>
           </w:p>
         </w:tc>
         <w:tc>
@@ -7188,8 +9418,30 @@
               <w:rPr>
                 <w:sz w:val="17"/>
               </w:rPr>
-              <w:t>FGTS indenizado/multa</w:t>
-            </w:r>
+              <w:t xml:space="preserve">FGTS </w:t>
+            </w:r>
+            <w:proofErr w:type="spellStart"/>
+            <w:r>
+              <w:rPr>
+                <w:sz w:val="17"/>
+              </w:rPr>
+              <w:t>indenizado</w:t>
+            </w:r>
+            <w:proofErr w:type="spellEnd"/>
+            <w:r>
+              <w:rPr>
+                <w:sz w:val="17"/>
+              </w:rPr>
+              <w:t>/</w:t>
+            </w:r>
+            <w:proofErr w:type="spellStart"/>
+            <w:r>
+              <w:rPr>
+                <w:sz w:val="17"/>
+              </w:rPr>
+              <w:t>multa</w:t>
+            </w:r>
+            <w:proofErr w:type="spellEnd"/>
           </w:p>
         </w:tc>
         <w:tc>
@@ -7237,12 +9489,28 @@
             <w:pPr>
               <w:spacing w:after="0" w:line="240" w:lineRule="auto"/>
             </w:pPr>
-            <w:r>
-              <w:rPr>
-                <w:sz w:val="17"/>
-              </w:rPr>
-              <w:t>Líquido das rescisões</w:t>
-            </w:r>
+            <w:proofErr w:type="spellStart"/>
+            <w:r>
+              <w:rPr>
+                <w:sz w:val="17"/>
+              </w:rPr>
+              <w:t>Líquido</w:t>
+            </w:r>
+            <w:proofErr w:type="spellEnd"/>
+            <w:r>
+              <w:rPr>
+                <w:sz w:val="17"/>
+              </w:rPr>
+              <w:t xml:space="preserve"> das </w:t>
+            </w:r>
+            <w:proofErr w:type="spellStart"/>
+            <w:r>
+              <w:rPr>
+                <w:sz w:val="17"/>
+              </w:rPr>
+              <w:t>rescisões</w:t>
+            </w:r>
+            <w:proofErr w:type="spellEnd"/>
           </w:p>
         </w:tc>
         <w:tc>
@@ -7283,6 +9551,103 @@
           <w:lang w:val="pt-BR"/>
         </w:rPr>
       </w:pPr>
+      <w:r>
+        <w:rPr>
+          <w:rFonts w:ascii="Aptos" w:hAnsi="Aptos"/>
+          <w:noProof/>
+          <w:lang w:val="pt-BR"/>
+        </w:rPr>
+        <mc:AlternateContent>
+          <mc:Choice Requires="wps">
+            <w:drawing>
+              <wp:anchor distT="0" distB="0" distL="114300" distR="114300" simplePos="0" relativeHeight="251659264" behindDoc="0" locked="0" layoutInCell="1" allowOverlap="1" wp14:anchorId="58313155" wp14:editId="6D60777C">
+                <wp:simplePos x="0" y="0"/>
+                <wp:positionH relativeFrom="column">
+                  <wp:posOffset>-39428</wp:posOffset>
+                </wp:positionH>
+                <wp:positionV relativeFrom="paragraph">
+                  <wp:posOffset>1828280</wp:posOffset>
+                </wp:positionV>
+                <wp:extent cx="256194" cy="1319646"/>
+                <wp:effectExtent l="57150" t="38100" r="48895" b="90170"/>
+                <wp:wrapNone/>
+                <wp:docPr id="1623296514" name="Chave Esquerda 2"/>
+                <wp:cNvGraphicFramePr/>
+                <a:graphic xmlns:a="http://schemas.openxmlformats.org/drawingml/2006/main">
+                  <a:graphicData uri="http://schemas.microsoft.com/office/word/2010/wordprocessingShape">
+                    <wps:wsp>
+                      <wps:cNvSpPr/>
+                      <wps:spPr>
+                        <a:xfrm>
+                          <a:off x="0" y="0"/>
+                          <a:ext cx="256194" cy="1319646"/>
+                        </a:xfrm>
+                        <a:prstGeom prst="leftBrace">
+                          <a:avLst/>
+                        </a:prstGeom>
+                      </wps:spPr>
+                      <wps:style>
+                        <a:lnRef idx="2">
+                          <a:schemeClr val="accent1"/>
+                        </a:lnRef>
+                        <a:fillRef idx="0">
+                          <a:schemeClr val="accent1"/>
+                        </a:fillRef>
+                        <a:effectRef idx="1">
+                          <a:schemeClr val="accent1"/>
+                        </a:effectRef>
+                        <a:fontRef idx="minor">
+                          <a:schemeClr val="tx1"/>
+                        </a:fontRef>
+                      </wps:style>
+                      <wps:bodyPr rot="0" spcFirstLastPara="0" vertOverflow="overflow" horzOverflow="overflow" vert="horz" wrap="square" lIns="91440" tIns="45720" rIns="91440" bIns="45720" numCol="1" spcCol="0" rtlCol="0" fromWordArt="0" anchor="ctr" anchorCtr="0" forceAA="0" compatLnSpc="1">
+                        <a:prstTxWarp prst="textNoShape">
+                          <a:avLst/>
+                        </a:prstTxWarp>
+                        <a:noAutofit/>
+                      </wps:bodyPr>
+                    </wps:wsp>
+                  </a:graphicData>
+                </a:graphic>
+                <wp14:sizeRelH relativeFrom="margin">
+                  <wp14:pctWidth>0</wp14:pctWidth>
+                </wp14:sizeRelH>
+                <wp14:sizeRelV relativeFrom="margin">
+                  <wp14:pctHeight>0</wp14:pctHeight>
+                </wp14:sizeRelV>
+              </wp:anchor>
+            </w:drawing>
+          </mc:Choice>
+          <mc:Fallback>
+            <w:pict>
+              <v:shapetype w14:anchorId="1C781CC8" id="_x0000_t87" coordsize="21600,21600" o:spt="87" adj="1800,10800" path="m21600,qx10800@0l10800@2qy0@11,10800@3l10800@1qy21600,21600e" filled="f">
+                <v:formulas>
+                  <v:f eqn="val #0"/>
+                  <v:f eqn="sum 21600 0 #0"/>
+                  <v:f eqn="sum #1 0 #0"/>
+                  <v:f eqn="sum #1 #0 0"/>
+                  <v:f eqn="prod #0 9598 32768"/>
+                  <v:f eqn="sum 21600 0 @4"/>
+                  <v:f eqn="sum 21600 0 #1"/>
+                  <v:f eqn="min #1 @6"/>
+                  <v:f eqn="prod @7 1 2"/>
+                  <v:f eqn="prod #0 2 1"/>
+                  <v:f eqn="sum 21600 0 @9"/>
+                  <v:f eqn="val #1"/>
+                </v:formulas>
+                <v:path arrowok="t" o:connecttype="custom" o:connectlocs="21600,0;0,10800;21600,21600" textboxrect="13963,@4,21600,@5"/>
+                <v:handles>
+                  <v:h position="center,#0" yrange="0,@8"/>
+                  <v:h position="topLeft,#1" yrange="@9,@10"/>
+                </v:handles>
+              </v:shapetype>
+              <v:shape id="Chave Esquerda 2" o:spid="_x0000_s1026" type="#_x0000_t87" style="position:absolute;margin-left:-3.1pt;margin-top:143.95pt;width:20.15pt;height:103.9pt;z-index:251659264;visibility:visible;mso-wrap-style:square;mso-width-percent:0;mso-height-percent:0;mso-wrap-distance-left:9pt;mso-wrap-distance-top:0;mso-wrap-distance-right:9pt;mso-wrap-distance-bottom:0;mso-position-horizontal:absolute;mso-position-horizontal-relative:text;mso-position-vertical:absolute;mso-position-vertical-relative:text;mso-width-percent:0;mso-height-percent:0;mso-width-relative:margin;mso-height-relative:margin;v-text-anchor:middle" o:gfxdata="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" adj="349" strokecolor="#4f81bd [3204]" strokeweight="2pt">
+                <v:shadow on="t" color="black" opacity="24903f" origin=",.5" offset="0,.55556mm"/>
+              </v:shape>
+            </w:pict>
+          </mc:Fallback>
+        </mc:AlternateContent>
+      </w:r>
       <w:r>
         <w:rPr>
           <w:rFonts w:ascii="Aptos" w:hAnsi="Aptos"/>
@@ -7349,14 +9714,34 @@
             <w:pPr>
               <w:spacing w:after="0" w:line="240" w:lineRule="auto"/>
             </w:pPr>
+            <w:proofErr w:type="spellStart"/>
             <w:r>
               <w:rPr>
                 <w:b/>
                 <w:color w:val="FFFFFF"/>
                 <w:sz w:val="17"/>
               </w:rPr>
-              <w:t>Rubricas confirmadas</w:t>
-            </w:r>
+              <w:t>Rubricas</w:t>
+            </w:r>
+            <w:proofErr w:type="spellEnd"/>
+            <w:r>
+              <w:rPr>
+                <w:b/>
+                <w:color w:val="FFFFFF"/>
+                <w:sz w:val="17"/>
+              </w:rPr>
+              <w:t xml:space="preserve"> </w:t>
+            </w:r>
+            <w:proofErr w:type="spellStart"/>
+            <w:r>
+              <w:rPr>
+                <w:b/>
+                <w:color w:val="FFFFFF"/>
+                <w:sz w:val="17"/>
+              </w:rPr>
+              <w:t>confirmadas</w:t>
+            </w:r>
+            <w:proofErr w:type="spellEnd"/>
           </w:p>
         </w:tc>
       </w:tr>
@@ -7383,9 +9768,19 @@
             <w:r>
               <w:rPr>
                 <w:sz w:val="17"/>
-              </w:rPr>
-              <w:t>Base INSS folha</w:t>
-            </w:r>
+                <w:highlight w:val="yellow"/>
+              </w:rPr>
+              <w:t xml:space="preserve">Base INSS </w:t>
+            </w:r>
+            <w:proofErr w:type="spellStart"/>
+            <w:r>
+              <w:rPr>
+                <w:sz w:val="17"/>
+                <w:highlight w:val="yellow"/>
+              </w:rPr>
+              <w:t>folha</w:t>
+            </w:r>
+            <w:proofErr w:type="spellEnd"/>
           </w:p>
         </w:tc>
         <w:tc>
@@ -7403,10 +9798,14 @@
           <w:p>
             <w:pPr>
               <w:spacing w:after="0" w:line="240" w:lineRule="auto"/>
-            </w:pPr>
-            <w:r>
-              <w:rPr>
-                <w:sz w:val="17"/>
+              <w:rPr>
+                <w:highlight w:val="yellow"/>
+              </w:rPr>
+            </w:pPr>
+            <w:r>
+              <w:rPr>
+                <w:sz w:val="17"/>
+                <w:highlight w:val="yellow"/>
               </w:rPr>
               <w:t>00451</w:t>
             </w:r>
@@ -7432,13 +9831,26 @@
           <w:p>
             <w:pPr>
               <w:spacing w:after="0" w:line="240" w:lineRule="auto"/>
-            </w:pPr>
-            <w:r>
-              <w:rPr>
-                <w:sz w:val="17"/>
-              </w:rPr>
-              <w:t>Base INSS férias</w:t>
-            </w:r>
+              <w:rPr>
+                <w:highlight w:val="yellow"/>
+              </w:rPr>
+            </w:pPr>
+            <w:r>
+              <w:rPr>
+                <w:sz w:val="17"/>
+                <w:highlight w:val="yellow"/>
+              </w:rPr>
+              <w:t xml:space="preserve">Base INSS </w:t>
+            </w:r>
+            <w:proofErr w:type="spellStart"/>
+            <w:r>
+              <w:rPr>
+                <w:sz w:val="17"/>
+                <w:highlight w:val="yellow"/>
+              </w:rPr>
+              <w:t>férias</w:t>
+            </w:r>
+            <w:proofErr w:type="spellEnd"/>
           </w:p>
         </w:tc>
         <w:tc>
@@ -7456,10 +9868,14 @@
           <w:p>
             <w:pPr>
               <w:spacing w:after="0" w:line="240" w:lineRule="auto"/>
-            </w:pPr>
-            <w:r>
-              <w:rPr>
-                <w:sz w:val="17"/>
+              <w:rPr>
+                <w:highlight w:val="yellow"/>
+              </w:rPr>
+            </w:pPr>
+            <w:r>
+              <w:rPr>
+                <w:sz w:val="17"/>
+                <w:highlight w:val="yellow"/>
               </w:rPr>
               <w:t>00452</w:t>
             </w:r>
@@ -7485,10 +9901,14 @@
           <w:p>
             <w:pPr>
               <w:spacing w:after="0" w:line="240" w:lineRule="auto"/>
-            </w:pPr>
-            <w:r>
-              <w:rPr>
-                <w:sz w:val="17"/>
+              <w:rPr>
+                <w:highlight w:val="yellow"/>
+              </w:rPr>
+            </w:pPr>
+            <w:r>
+              <w:rPr>
+                <w:sz w:val="17"/>
+                <w:highlight w:val="yellow"/>
               </w:rPr>
               <w:t>Base INSS 13º</w:t>
             </w:r>
@@ -7509,10 +9929,14 @@
           <w:p>
             <w:pPr>
               <w:spacing w:after="0" w:line="240" w:lineRule="auto"/>
-            </w:pPr>
-            <w:r>
-              <w:rPr>
-                <w:sz w:val="17"/>
+              <w:rPr>
+                <w:highlight w:val="yellow"/>
+              </w:rPr>
+            </w:pPr>
+            <w:r>
+              <w:rPr>
+                <w:sz w:val="17"/>
+                <w:highlight w:val="yellow"/>
               </w:rPr>
               <w:t>00453</w:t>
             </w:r>
@@ -7526,52 +9950,70 @@
         <w:tc>
           <w:tcPr>
             <w:tcW w:w="2700" w:type="dxa"/>
-            <w:shd w:val="clear" w:color="auto" w:fill="F4F4F6"/>
-            <w:tcMar>
-              <w:top w:w="90" w:type="dxa"/>
-              <w:left w:w="120" w:type="dxa"/>
-              <w:bottom w:w="90" w:type="dxa"/>
-              <w:right w:w="120" w:type="dxa"/>
-            </w:tcMar>
-            <w:vAlign w:val="center"/>
-          </w:tcPr>
-          <w:p>
-            <w:pPr>
-              <w:spacing w:after="0" w:line="240" w:lineRule="auto"/>
-              <w:rPr>
+            <w:shd w:val="clear" w:color="auto" w:fill="FFFFFF"/>
+            <w:tcMar>
+              <w:top w:w="90" w:type="dxa"/>
+              <w:left w:w="120" w:type="dxa"/>
+              <w:bottom w:w="90" w:type="dxa"/>
+              <w:right w:w="120" w:type="dxa"/>
+            </w:tcMar>
+            <w:vAlign w:val="center"/>
+          </w:tcPr>
+          <w:p>
+            <w:pPr>
+              <w:spacing w:after="0" w:line="240" w:lineRule="auto"/>
+              <w:rPr>
+                <w:sz w:val="17"/>
+                <w:highlight w:val="yellow"/>
                 <w:lang w:val="pt-BR"/>
               </w:rPr>
             </w:pPr>
             <w:r>
               <w:rPr>
                 <w:sz w:val="17"/>
+                <w:highlight w:val="yellow"/>
                 <w:lang w:val="pt-BR"/>
               </w:rPr>
-              <w:t>INSS descontado do colaborador na folha</w:t>
+              <w:t>Basse INSS Pró-labore/A</w:t>
+            </w:r>
+            <w:r>
+              <w:rPr>
+                <w:sz w:val="17"/>
+                <w:highlight w:val="yellow"/>
+                <w:lang w:val="pt-BR"/>
+              </w:rPr>
+              <w:t>utônomos</w:t>
             </w:r>
           </w:p>
         </w:tc>
         <w:tc>
           <w:tcPr>
             <w:tcW w:w="6660" w:type="dxa"/>
-            <w:shd w:val="clear" w:color="auto" w:fill="F4F4F6"/>
-            <w:tcMar>
-              <w:top w:w="90" w:type="dxa"/>
-              <w:left w:w="120" w:type="dxa"/>
-              <w:bottom w:w="90" w:type="dxa"/>
-              <w:right w:w="120" w:type="dxa"/>
-            </w:tcMar>
-            <w:vAlign w:val="center"/>
-          </w:tcPr>
-          <w:p>
-            <w:pPr>
-              <w:spacing w:after="0" w:line="240" w:lineRule="auto"/>
-            </w:pPr>
-            <w:r>
-              <w:rPr>
-                <w:sz w:val="17"/>
-              </w:rPr>
-              <w:t>00381</w:t>
+            <w:shd w:val="clear" w:color="auto" w:fill="FFFFFF"/>
+            <w:tcMar>
+              <w:top w:w="90" w:type="dxa"/>
+              <w:left w:w="120" w:type="dxa"/>
+              <w:bottom w:w="90" w:type="dxa"/>
+              <w:right w:w="120" w:type="dxa"/>
+            </w:tcMar>
+            <w:vAlign w:val="center"/>
+          </w:tcPr>
+          <w:p>
+            <w:pPr>
+              <w:spacing w:after="0" w:line="240" w:lineRule="auto"/>
+              <w:rPr>
+                <w:sz w:val="17"/>
+                <w:highlight w:val="yellow"/>
+                <w:lang w:val="pt-BR"/>
+              </w:rPr>
+            </w:pPr>
+            <w:r>
+              <w:rPr>
+                <w:sz w:val="17"/>
+                <w:highlight w:val="yellow"/>
+                <w:lang w:val="pt-BR"/>
+              </w:rPr>
+              <w:t>454</w:t>
             </w:r>
           </w:p>
         </w:tc>
@@ -7583,48 +10025,148 @@
         <w:tc>
           <w:tcPr>
             <w:tcW w:w="2700" w:type="dxa"/>
-            <w:shd w:val="clear" w:color="auto" w:fill="FFFFFF"/>
-            <w:tcMar>
-              <w:top w:w="90" w:type="dxa"/>
-              <w:left w:w="120" w:type="dxa"/>
-              <w:bottom w:w="90" w:type="dxa"/>
-              <w:right w:w="120" w:type="dxa"/>
-            </w:tcMar>
-            <w:vAlign w:val="center"/>
-          </w:tcPr>
-          <w:p>
-            <w:pPr>
-              <w:spacing w:after="0" w:line="240" w:lineRule="auto"/>
-            </w:pPr>
-            <w:r>
-              <w:rPr>
-                <w:sz w:val="17"/>
-              </w:rPr>
-              <w:t>INSS descontado nas férias</w:t>
+            <w:shd w:val="clear" w:color="auto" w:fill="F4F4F6"/>
+            <w:tcMar>
+              <w:top w:w="90" w:type="dxa"/>
+              <w:left w:w="120" w:type="dxa"/>
+              <w:bottom w:w="90" w:type="dxa"/>
+              <w:right w:w="120" w:type="dxa"/>
+            </w:tcMar>
+            <w:vAlign w:val="center"/>
+          </w:tcPr>
+          <w:p>
+            <w:pPr>
+              <w:spacing w:after="0" w:line="240" w:lineRule="auto"/>
+              <w:rPr>
+                <w:lang w:val="pt-BR"/>
+              </w:rPr>
+            </w:pPr>
+            <w:r>
+              <w:rPr>
+                <w:sz w:val="17"/>
+                <w:lang w:val="pt-BR"/>
+              </w:rPr>
+              <w:t>INSS descontado do colaborador na folha</w:t>
             </w:r>
           </w:p>
         </w:tc>
         <w:tc>
           <w:tcPr>
             <w:tcW w:w="6660" w:type="dxa"/>
-            <w:shd w:val="clear" w:color="auto" w:fill="FFFFFF"/>
-            <w:tcMar>
-              <w:top w:w="90" w:type="dxa"/>
-              <w:left w:w="120" w:type="dxa"/>
-              <w:bottom w:w="90" w:type="dxa"/>
-              <w:right w:w="120" w:type="dxa"/>
-            </w:tcMar>
-            <w:vAlign w:val="center"/>
-          </w:tcPr>
-          <w:p>
-            <w:pPr>
-              <w:spacing w:after="0" w:line="240" w:lineRule="auto"/>
-            </w:pPr>
-            <w:r>
-              <w:rPr>
-                <w:sz w:val="17"/>
-              </w:rPr>
-              <w:t>00382</w:t>
+            <w:shd w:val="clear" w:color="auto" w:fill="F4F4F6"/>
+            <w:tcMar>
+              <w:top w:w="90" w:type="dxa"/>
+              <w:left w:w="120" w:type="dxa"/>
+              <w:bottom w:w="90" w:type="dxa"/>
+              <w:right w:w="120" w:type="dxa"/>
+            </w:tcMar>
+            <w:vAlign w:val="center"/>
+          </w:tcPr>
+          <w:p>
+            <w:pPr>
+              <w:spacing w:after="0" w:line="240" w:lineRule="auto"/>
+            </w:pPr>
+            <w:r>
+              <w:rPr>
+                <w:noProof/>
+                <w:sz w:val="17"/>
+              </w:rPr>
+              <mc:AlternateContent>
+                <mc:Choice Requires="wps">
+                  <w:drawing>
+                    <wp:anchor distT="0" distB="0" distL="114300" distR="114300" simplePos="0" relativeHeight="251660288" behindDoc="0" locked="0" layoutInCell="1" allowOverlap="1" wp14:anchorId="30F7691D" wp14:editId="7F848B04">
+                      <wp:simplePos x="0" y="0"/>
+                      <wp:positionH relativeFrom="column">
+                        <wp:posOffset>301625</wp:posOffset>
+                      </wp:positionH>
+                      <wp:positionV relativeFrom="paragraph">
+                        <wp:posOffset>17145</wp:posOffset>
+                      </wp:positionV>
+                      <wp:extent cx="262890" cy="1208405"/>
+                      <wp:effectExtent l="38100" t="38100" r="80010" b="86995"/>
+                      <wp:wrapNone/>
+                      <wp:docPr id="1124191728" name="Chave Direita 3"/>
+                      <wp:cNvGraphicFramePr/>
+                      <a:graphic xmlns:a="http://schemas.openxmlformats.org/drawingml/2006/main">
+                        <a:graphicData uri="http://schemas.microsoft.com/office/word/2010/wordprocessingShape">
+                          <wps:wsp>
+                            <wps:cNvSpPr/>
+                            <wps:spPr>
+                              <a:xfrm>
+                                <a:off x="0" y="0"/>
+                                <a:ext cx="262890" cy="1208405"/>
+                              </a:xfrm>
+                              <a:prstGeom prst="rightBrace">
+                                <a:avLst/>
+                              </a:prstGeom>
+                            </wps:spPr>
+                            <wps:style>
+                              <a:lnRef idx="2">
+                                <a:schemeClr val="accent1"/>
+                              </a:lnRef>
+                              <a:fillRef idx="0">
+                                <a:schemeClr val="accent1"/>
+                              </a:fillRef>
+                              <a:effectRef idx="1">
+                                <a:schemeClr val="accent1"/>
+                              </a:effectRef>
+                              <a:fontRef idx="minor">
+                                <a:schemeClr val="tx1"/>
+                              </a:fontRef>
+                            </wps:style>
+                            <wps:bodyPr rot="0" spcFirstLastPara="0" vertOverflow="overflow" horzOverflow="overflow" vert="horz" wrap="square" lIns="91440" tIns="45720" rIns="91440" bIns="45720" numCol="1" spcCol="0" rtlCol="0" fromWordArt="0" anchor="ctr" anchorCtr="0" forceAA="0" compatLnSpc="1">
+                              <a:prstTxWarp prst="textNoShape">
+                                <a:avLst/>
+                              </a:prstTxWarp>
+                              <a:noAutofit/>
+                            </wps:bodyPr>
+                          </wps:wsp>
+                        </a:graphicData>
+                      </a:graphic>
+                      <wp14:sizeRelH relativeFrom="margin">
+                        <wp14:pctWidth>0</wp14:pctWidth>
+                      </wp14:sizeRelH>
+                      <wp14:sizeRelV relativeFrom="margin">
+                        <wp14:pctHeight>0</wp14:pctHeight>
+                      </wp14:sizeRelV>
+                    </wp:anchor>
+                  </w:drawing>
+                </mc:Choice>
+                <mc:Fallback>
+                  <w:pict>
+                    <v:shapetype w14:anchorId="7BE04B8C" id="_x0000_t88" coordsize="21600,21600" o:spt="88" adj="1800,10800" path="m,qx10800@0l10800@2qy21600@11,10800@3l10800@1qy,21600e" filled="f">
+                      <v:formulas>
+                        <v:f eqn="val #0"/>
+                        <v:f eqn="sum 21600 0 #0"/>
+                        <v:f eqn="sum #1 0 #0"/>
+                        <v:f eqn="sum #1 #0 0"/>
+                        <v:f eqn="prod #0 9598 32768"/>
+                        <v:f eqn="sum 21600 0 @4"/>
+                        <v:f eqn="sum 21600 0 #1"/>
+                        <v:f eqn="min #1 @6"/>
+                        <v:f eqn="prod @7 1 2"/>
+                        <v:f eqn="prod #0 2 1"/>
+                        <v:f eqn="sum 21600 0 @9"/>
+                        <v:f eqn="val #1"/>
+                      </v:formulas>
+                      <v:path arrowok="t" o:connecttype="custom" o:connectlocs="0,0;21600,@11;0,21600" textboxrect="0,@4,7637,@5"/>
+                      <v:handles>
+                        <v:h position="center,#0" yrange="0,@8"/>
+                        <v:h position="bottomRight,#1" yrange="@9,@10"/>
+                      </v:handles>
+                    </v:shapetype>
+                    <v:shape id="Chave Direita 3" o:spid="_x0000_s1026" type="#_x0000_t88" style="position:absolute;margin-left:23.75pt;margin-top:1.35pt;width:20.7pt;height:95.15pt;z-index:251660288;visibility:visible;mso-wrap-style:square;mso-width-percent:0;mso-height-percent:0;mso-wrap-distance-left:9pt;mso-wrap-distance-top:0;mso-wrap-distance-right:9pt;mso-wrap-distance-bottom:0;mso-position-horizontal:absolute;mso-position-horizontal-relative:text;mso-position-vertical:absolute;mso-position-vertical-relative:text;mso-width-percent:0;mso-height-percent:0;mso-width-relative:margin;mso-height-relative:margin;v-text-anchor:middle" o:gfxdata="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" adj="392" strokecolor="#4f81bd [3204]" strokeweight="2pt">
+                      <v:shadow on="t" color="black" opacity="24903f" origin=",.5" offset="0,.55556mm"/>
+                    </v:shape>
+                  </w:pict>
+                </mc:Fallback>
+              </mc:AlternateContent>
+            </w:r>
+            <w:r>
+              <w:rPr>
+                <w:sz w:val="17"/>
+              </w:rPr>
+              <w:t>00381</w:t>
             </w:r>
           </w:p>
         </w:tc>
@@ -7636,48 +10178,117 @@
         <w:tc>
           <w:tcPr>
             <w:tcW w:w="2700" w:type="dxa"/>
-            <w:shd w:val="clear" w:color="auto" w:fill="F4F4F6"/>
-            <w:tcMar>
-              <w:top w:w="90" w:type="dxa"/>
-              <w:left w:w="120" w:type="dxa"/>
-              <w:bottom w:w="90" w:type="dxa"/>
-              <w:right w:w="120" w:type="dxa"/>
-            </w:tcMar>
-            <w:vAlign w:val="center"/>
-          </w:tcPr>
-          <w:p>
-            <w:pPr>
-              <w:spacing w:after="0" w:line="240" w:lineRule="auto"/>
-            </w:pPr>
-            <w:r>
-              <w:rPr>
-                <w:sz w:val="17"/>
-              </w:rPr>
-              <w:t>INSS descontado no 13º</w:t>
-            </w:r>
+            <w:shd w:val="clear" w:color="auto" w:fill="FFFFFF"/>
+            <w:tcMar>
+              <w:top w:w="90" w:type="dxa"/>
+              <w:left w:w="120" w:type="dxa"/>
+              <w:bottom w:w="90" w:type="dxa"/>
+              <w:right w:w="120" w:type="dxa"/>
+            </w:tcMar>
+            <w:vAlign w:val="center"/>
+          </w:tcPr>
+          <w:p>
+            <w:pPr>
+              <w:spacing w:after="0" w:line="240" w:lineRule="auto"/>
+            </w:pPr>
+            <w:r>
+              <w:rPr>
+                <w:sz w:val="17"/>
+              </w:rPr>
+              <w:t xml:space="preserve">INSS </w:t>
+            </w:r>
+            <w:proofErr w:type="spellStart"/>
+            <w:r>
+              <w:rPr>
+                <w:sz w:val="17"/>
+              </w:rPr>
+              <w:t>descontado</w:t>
+            </w:r>
+            <w:proofErr w:type="spellEnd"/>
+            <w:r>
+              <w:rPr>
+                <w:sz w:val="17"/>
+              </w:rPr>
+              <w:t xml:space="preserve"> </w:t>
+            </w:r>
+            <w:proofErr w:type="spellStart"/>
+            <w:r>
+              <w:rPr>
+                <w:sz w:val="17"/>
+              </w:rPr>
+              <w:t>nas</w:t>
+            </w:r>
+            <w:proofErr w:type="spellEnd"/>
+            <w:r>
+              <w:rPr>
+                <w:sz w:val="17"/>
+              </w:rPr>
+              <w:t xml:space="preserve"> </w:t>
+            </w:r>
+            <w:proofErr w:type="spellStart"/>
+            <w:r>
+              <w:rPr>
+                <w:sz w:val="17"/>
+              </w:rPr>
+              <w:t>férias</w:t>
+            </w:r>
+            <w:proofErr w:type="spellEnd"/>
           </w:p>
         </w:tc>
         <w:tc>
           <w:tcPr>
             <w:tcW w:w="6660" w:type="dxa"/>
-            <w:shd w:val="clear" w:color="auto" w:fill="F4F4F6"/>
-            <w:tcMar>
-              <w:top w:w="90" w:type="dxa"/>
-              <w:left w:w="120" w:type="dxa"/>
-              <w:bottom w:w="90" w:type="dxa"/>
-              <w:right w:w="120" w:type="dxa"/>
-            </w:tcMar>
-            <w:vAlign w:val="center"/>
-          </w:tcPr>
-          <w:p>
-            <w:pPr>
-              <w:spacing w:after="0" w:line="240" w:lineRule="auto"/>
-            </w:pPr>
-            <w:r>
-              <w:rPr>
-                <w:sz w:val="17"/>
-              </w:rPr>
-              <w:t>00383</w:t>
+            <w:shd w:val="clear" w:color="auto" w:fill="FFFFFF"/>
+            <w:tcMar>
+              <w:top w:w="90" w:type="dxa"/>
+              <w:left w:w="120" w:type="dxa"/>
+              <w:bottom w:w="90" w:type="dxa"/>
+              <w:right w:w="120" w:type="dxa"/>
+            </w:tcMar>
+            <w:vAlign w:val="center"/>
+          </w:tcPr>
+          <w:p>
+            <w:pPr>
+              <w:spacing w:after="0" w:line="240" w:lineRule="auto"/>
+              <w:rPr>
+                <w:lang w:val="pt-BR"/>
+              </w:rPr>
+            </w:pPr>
+            <w:r>
+              <w:rPr>
+                <w:sz w:val="17"/>
+                <w:lang w:val="pt-BR"/>
+              </w:rPr>
+              <w:t>00382</w:t>
+            </w:r>
+            <w:r>
+              <w:rPr>
+                <w:sz w:val="17"/>
+                <w:lang w:val="pt-BR"/>
+              </w:rPr>
+              <w:t xml:space="preserve">                essas informações são de d</w:t>
+            </w:r>
+            <w:r>
+              <w:rPr>
+                <w:sz w:val="17"/>
+                <w:lang w:val="pt-BR"/>
+              </w:rPr>
+              <w:t xml:space="preserve">esc. dos funcionários, então servirão                       </w:t>
+            </w:r>
+            <w:r>
+              <w:rPr>
+                <w:sz w:val="17"/>
+                <w:lang w:val="pt-BR"/>
+              </w:rPr>
+              <w:br/>
+            </w:r>
+            <w:r>
+              <w:rPr>
+                <w:sz w:val="17"/>
+                <w:lang w:val="pt-BR"/>
+              </w:rPr>
+              <w:br/>
+              <w:t xml:space="preserve">                               para o programa de auditoria, não precisa no BI</w:t>
             </w:r>
           </w:p>
         </w:tc>
@@ -7689,48 +10300,62 @@
         <w:tc>
           <w:tcPr>
             <w:tcW w:w="2700" w:type="dxa"/>
-            <w:shd w:val="clear" w:color="auto" w:fill="FFFFFF"/>
-            <w:tcMar>
-              <w:top w:w="90" w:type="dxa"/>
-              <w:left w:w="120" w:type="dxa"/>
-              <w:bottom w:w="90" w:type="dxa"/>
-              <w:right w:w="120" w:type="dxa"/>
-            </w:tcMar>
-            <w:vAlign w:val="center"/>
-          </w:tcPr>
-          <w:p>
-            <w:pPr>
-              <w:spacing w:after="0" w:line="240" w:lineRule="auto"/>
-            </w:pPr>
-            <w:r>
-              <w:rPr>
-                <w:sz w:val="17"/>
-              </w:rPr>
-              <w:t>Base FGTS folha</w:t>
+            <w:shd w:val="clear" w:color="auto" w:fill="F4F4F6"/>
+            <w:tcMar>
+              <w:top w:w="90" w:type="dxa"/>
+              <w:left w:w="120" w:type="dxa"/>
+              <w:bottom w:w="90" w:type="dxa"/>
+              <w:right w:w="120" w:type="dxa"/>
+            </w:tcMar>
+            <w:vAlign w:val="center"/>
+          </w:tcPr>
+          <w:p>
+            <w:pPr>
+              <w:spacing w:after="0" w:line="240" w:lineRule="auto"/>
+            </w:pPr>
+            <w:r>
+              <w:rPr>
+                <w:sz w:val="17"/>
+              </w:rPr>
+              <w:t xml:space="preserve">INSS </w:t>
+            </w:r>
+            <w:proofErr w:type="spellStart"/>
+            <w:r>
+              <w:rPr>
+                <w:sz w:val="17"/>
+              </w:rPr>
+              <w:t>descontado</w:t>
+            </w:r>
+            <w:proofErr w:type="spellEnd"/>
+            <w:r>
+              <w:rPr>
+                <w:sz w:val="17"/>
+              </w:rPr>
+              <w:t xml:space="preserve"> no 13º</w:t>
             </w:r>
           </w:p>
         </w:tc>
         <w:tc>
           <w:tcPr>
             <w:tcW w:w="6660" w:type="dxa"/>
-            <w:shd w:val="clear" w:color="auto" w:fill="FFFFFF"/>
-            <w:tcMar>
-              <w:top w:w="90" w:type="dxa"/>
-              <w:left w:w="120" w:type="dxa"/>
-              <w:bottom w:w="90" w:type="dxa"/>
-              <w:right w:w="120" w:type="dxa"/>
-            </w:tcMar>
-            <w:vAlign w:val="center"/>
-          </w:tcPr>
-          <w:p>
-            <w:pPr>
-              <w:spacing w:after="0" w:line="240" w:lineRule="auto"/>
-            </w:pPr>
-            <w:r>
-              <w:rPr>
-                <w:sz w:val="17"/>
-              </w:rPr>
-              <w:t>00471</w:t>
+            <w:shd w:val="clear" w:color="auto" w:fill="F4F4F6"/>
+            <w:tcMar>
+              <w:top w:w="90" w:type="dxa"/>
+              <w:left w:w="120" w:type="dxa"/>
+              <w:bottom w:w="90" w:type="dxa"/>
+              <w:right w:w="120" w:type="dxa"/>
+            </w:tcMar>
+            <w:vAlign w:val="center"/>
+          </w:tcPr>
+          <w:p>
+            <w:pPr>
+              <w:spacing w:after="0" w:line="240" w:lineRule="auto"/>
+            </w:pPr>
+            <w:r>
+              <w:rPr>
+                <w:sz w:val="17"/>
+              </w:rPr>
+              <w:t>00383</w:t>
             </w:r>
           </w:p>
         </w:tc>
@@ -7754,12 +10379,29 @@
           <w:p>
             <w:pPr>
               <w:spacing w:after="0" w:line="240" w:lineRule="auto"/>
-            </w:pPr>
-            <w:r>
-              <w:rPr>
-                <w:sz w:val="17"/>
-              </w:rPr>
-              <w:t>Base FGTS férias</w:t>
+              <w:rPr>
+                <w:sz w:val="17"/>
+              </w:rPr>
+            </w:pPr>
+            <w:r>
+              <w:rPr>
+                <w:sz w:val="17"/>
+              </w:rPr>
+              <w:t xml:space="preserve">INSS s/ </w:t>
+            </w:r>
+            <w:proofErr w:type="spellStart"/>
+            <w:r>
+              <w:rPr>
+                <w:sz w:val="17"/>
+              </w:rPr>
+              <w:t>Pró</w:t>
+            </w:r>
+            <w:proofErr w:type="spellEnd"/>
+            <w:r>
+              <w:rPr>
+                <w:sz w:val="17"/>
+              </w:rPr>
+              <w:t xml:space="preserve"> labore</w:t>
             </w:r>
           </w:p>
         </w:tc>
@@ -7778,12 +10420,15 @@
           <w:p>
             <w:pPr>
               <w:spacing w:after="0" w:line="240" w:lineRule="auto"/>
-            </w:pPr>
-            <w:r>
-              <w:rPr>
-                <w:sz w:val="17"/>
-              </w:rPr>
-              <w:t>00472</w:t>
+              <w:rPr>
+                <w:sz w:val="17"/>
+              </w:rPr>
+            </w:pPr>
+            <w:r>
+              <w:rPr>
+                <w:sz w:val="17"/>
+              </w:rPr>
+              <w:t>00384</w:t>
             </w:r>
           </w:p>
         </w:tc>
@@ -7808,12 +10453,6 @@
             <w:pPr>
               <w:spacing w:after="0" w:line="240" w:lineRule="auto"/>
             </w:pPr>
-            <w:r>
-              <w:rPr>
-                <w:sz w:val="17"/>
-              </w:rPr>
-              <w:t>Base FGTS 13º</w:t>
-            </w:r>
           </w:p>
         </w:tc>
         <w:tc>
@@ -7832,12 +10471,6 @@
             <w:pPr>
               <w:spacing w:after="0" w:line="240" w:lineRule="auto"/>
             </w:pPr>
-            <w:r>
-              <w:rPr>
-                <w:sz w:val="17"/>
-              </w:rPr>
-              <w:t>00473</w:t>
-            </w:r>
           </w:p>
         </w:tc>
       </w:tr>
@@ -7861,12 +10494,6 @@
             <w:pPr>
               <w:spacing w:after="0" w:line="240" w:lineRule="auto"/>
             </w:pPr>
-            <w:r>
-              <w:rPr>
-                <w:sz w:val="17"/>
-              </w:rPr>
-              <w:t>FGTS salários</w:t>
-            </w:r>
           </w:p>
         </w:tc>
         <w:tc>
@@ -7885,12 +10512,6 @@
             <w:pPr>
               <w:spacing w:after="0" w:line="240" w:lineRule="auto"/>
             </w:pPr>
-            <w:r>
-              <w:rPr>
-                <w:sz w:val="17"/>
-              </w:rPr>
-              <w:t>00474</w:t>
-            </w:r>
           </w:p>
         </w:tc>
       </w:tr>
@@ -7914,12 +10535,6 @@
             <w:pPr>
               <w:spacing w:after="0" w:line="240" w:lineRule="auto"/>
             </w:pPr>
-            <w:r>
-              <w:rPr>
-                <w:sz w:val="17"/>
-              </w:rPr>
-              <w:t>FGTS férias</w:t>
-            </w:r>
           </w:p>
         </w:tc>
         <w:tc>
@@ -7938,12 +10553,6 @@
             <w:pPr>
               <w:spacing w:after="0" w:line="240" w:lineRule="auto"/>
             </w:pPr>
-            <w:r>
-              <w:rPr>
-                <w:sz w:val="17"/>
-              </w:rPr>
-              <w:t>00475</w:t>
-            </w:r>
           </w:p>
         </w:tc>
       </w:tr>
@@ -7971,8 +10580,16 @@
               <w:rPr>
                 <w:sz w:val="17"/>
               </w:rPr>
-              <w:t>FGTS 13º</w:t>
-            </w:r>
+              <w:t xml:space="preserve">FGTS </w:t>
+            </w:r>
+            <w:proofErr w:type="spellStart"/>
+            <w:r>
+              <w:rPr>
+                <w:sz w:val="17"/>
+              </w:rPr>
+              <w:t>salários</w:t>
+            </w:r>
+            <w:proofErr w:type="spellEnd"/>
           </w:p>
         </w:tc>
         <w:tc>
@@ -7995,7 +10612,7 @@
               <w:rPr>
                 <w:sz w:val="17"/>
               </w:rPr>
-              <w:t>00476</w:t>
+              <w:t>00474</w:t>
             </w:r>
           </w:p>
         </w:tc>
@@ -8024,7 +10641,135 @@
               <w:rPr>
                 <w:sz w:val="17"/>
               </w:rPr>
-              <w:t>Encargos rescisórios de FGTS</w:t>
+              <w:t xml:space="preserve">FGTS </w:t>
+            </w:r>
+            <w:proofErr w:type="spellStart"/>
+            <w:r>
+              <w:rPr>
+                <w:sz w:val="17"/>
+              </w:rPr>
+              <w:t>férias</w:t>
+            </w:r>
+            <w:proofErr w:type="spellEnd"/>
+          </w:p>
+        </w:tc>
+        <w:tc>
+          <w:tcPr>
+            <w:tcW w:w="6660" w:type="dxa"/>
+            <w:shd w:val="clear" w:color="auto" w:fill="FFFFFF"/>
+            <w:tcMar>
+              <w:top w:w="90" w:type="dxa"/>
+              <w:left w:w="120" w:type="dxa"/>
+              <w:bottom w:w="90" w:type="dxa"/>
+              <w:right w:w="120" w:type="dxa"/>
+            </w:tcMar>
+            <w:vAlign w:val="center"/>
+          </w:tcPr>
+          <w:p>
+            <w:pPr>
+              <w:spacing w:after="0" w:line="240" w:lineRule="auto"/>
+            </w:pPr>
+            <w:r>
+              <w:rPr>
+                <w:sz w:val="17"/>
+              </w:rPr>
+              <w:t>00475</w:t>
+            </w:r>
+          </w:p>
+        </w:tc>
+      </w:tr>
+      <w:tr>
+        <w:trPr>
+          <w:jc w:val="center"/>
+        </w:trPr>
+        <w:tc>
+          <w:tcPr>
+            <w:tcW w:w="2700" w:type="dxa"/>
+            <w:shd w:val="clear" w:color="auto" w:fill="F4F4F6"/>
+            <w:tcMar>
+              <w:top w:w="90" w:type="dxa"/>
+              <w:left w:w="120" w:type="dxa"/>
+              <w:bottom w:w="90" w:type="dxa"/>
+              <w:right w:w="120" w:type="dxa"/>
+            </w:tcMar>
+            <w:vAlign w:val="center"/>
+          </w:tcPr>
+          <w:p>
+            <w:pPr>
+              <w:spacing w:after="0" w:line="240" w:lineRule="auto"/>
+            </w:pPr>
+            <w:r>
+              <w:rPr>
+                <w:sz w:val="17"/>
+              </w:rPr>
+              <w:t>FGTS 13º</w:t>
+            </w:r>
+          </w:p>
+        </w:tc>
+        <w:tc>
+          <w:tcPr>
+            <w:tcW w:w="6660" w:type="dxa"/>
+            <w:shd w:val="clear" w:color="auto" w:fill="F4F4F6"/>
+            <w:tcMar>
+              <w:top w:w="90" w:type="dxa"/>
+              <w:left w:w="120" w:type="dxa"/>
+              <w:bottom w:w="90" w:type="dxa"/>
+              <w:right w:w="120" w:type="dxa"/>
+            </w:tcMar>
+            <w:vAlign w:val="center"/>
+          </w:tcPr>
+          <w:p>
+            <w:pPr>
+              <w:spacing w:after="0" w:line="240" w:lineRule="auto"/>
+            </w:pPr>
+            <w:r>
+              <w:rPr>
+                <w:sz w:val="17"/>
+              </w:rPr>
+              <w:t>00476</w:t>
+            </w:r>
+          </w:p>
+        </w:tc>
+      </w:tr>
+      <w:tr>
+        <w:trPr>
+          <w:jc w:val="center"/>
+        </w:trPr>
+        <w:tc>
+          <w:tcPr>
+            <w:tcW w:w="2700" w:type="dxa"/>
+            <w:shd w:val="clear" w:color="auto" w:fill="FFFFFF"/>
+            <w:tcMar>
+              <w:top w:w="90" w:type="dxa"/>
+              <w:left w:w="120" w:type="dxa"/>
+              <w:bottom w:w="90" w:type="dxa"/>
+              <w:right w:w="120" w:type="dxa"/>
+            </w:tcMar>
+            <w:vAlign w:val="center"/>
+          </w:tcPr>
+          <w:p>
+            <w:pPr>
+              <w:spacing w:after="0" w:line="240" w:lineRule="auto"/>
+            </w:pPr>
+            <w:r>
+              <w:rPr>
+                <w:sz w:val="17"/>
+              </w:rPr>
+              <w:t xml:space="preserve">Encargos </w:t>
+            </w:r>
+            <w:proofErr w:type="spellStart"/>
+            <w:r>
+              <w:rPr>
+                <w:sz w:val="17"/>
+              </w:rPr>
+              <w:t>rescisórios</w:t>
+            </w:r>
+            <w:proofErr w:type="spellEnd"/>
+            <w:r>
+              <w:rPr>
+                <w:sz w:val="17"/>
+              </w:rPr>
+              <w:t xml:space="preserve"> de FGTS</w:t>
             </w:r>
           </w:p>
         </w:tc>
@@ -8103,12 +10848,57 @@
       <w:pPr>
         <w:pStyle w:val="Ttulo2"/>
       </w:pPr>
+      <w:proofErr w:type="spellStart"/>
       <w:r>
         <w:rPr>
           <w:rFonts w:ascii="Aptos" w:hAnsi="Aptos"/>
         </w:rPr>
-        <w:t>Provisões presentes na folha</w:t>
-      </w:r>
+        <w:lastRenderedPageBreak/>
+        <w:t>Provisões</w:t>
+      </w:r>
+      <w:proofErr w:type="spellEnd"/>
+      <w:r>
+        <w:rPr>
+          <w:rFonts w:ascii="Aptos" w:hAnsi="Aptos"/>
+        </w:rPr>
+        <w:t xml:space="preserve"> </w:t>
+      </w:r>
+      <w:proofErr w:type="spellStart"/>
+      <w:r>
+        <w:rPr>
+          <w:rFonts w:ascii="Aptos" w:hAnsi="Aptos"/>
+        </w:rPr>
+        <w:t>presentes</w:t>
+      </w:r>
+      <w:proofErr w:type="spellEnd"/>
+      <w:r>
+        <w:rPr>
+          <w:rFonts w:ascii="Aptos" w:hAnsi="Aptos"/>
+        </w:rPr>
+        <w:t xml:space="preserve"> </w:t>
+      </w:r>
+      <w:proofErr w:type="spellStart"/>
+      <w:r>
+        <w:rPr>
+          <w:rFonts w:ascii="Aptos" w:hAnsi="Aptos"/>
+        </w:rPr>
+        <w:t>na</w:t>
+      </w:r>
+      <w:proofErr w:type="spellEnd"/>
+      <w:r>
+        <w:rPr>
+          <w:rFonts w:ascii="Aptos" w:hAnsi="Aptos"/>
+        </w:rPr>
+        <w:t xml:space="preserve"> </w:t>
+      </w:r>
+      <w:proofErr w:type="spellStart"/>
+      <w:r>
+        <w:rPr>
+          <w:rFonts w:ascii="Aptos" w:hAnsi="Aptos"/>
+        </w:rPr>
+        <w:t>folha</w:t>
+      </w:r>
+      <w:proofErr w:type="spellEnd"/>
     </w:p>
     <w:tbl>
       <w:tblPr>
@@ -8168,14 +10958,34 @@
             <w:pPr>
               <w:spacing w:after="0" w:line="240" w:lineRule="auto"/>
             </w:pPr>
+            <w:proofErr w:type="spellStart"/>
             <w:r>
               <w:rPr>
                 <w:b/>
                 <w:color w:val="FFFFFF"/>
                 <w:sz w:val="17"/>
               </w:rPr>
-              <w:t>Rubricas confirmadas</w:t>
-            </w:r>
+              <w:t>Rubricas</w:t>
+            </w:r>
+            <w:proofErr w:type="spellEnd"/>
+            <w:r>
+              <w:rPr>
+                <w:b/>
+                <w:color w:val="FFFFFF"/>
+                <w:sz w:val="17"/>
+              </w:rPr>
+              <w:t xml:space="preserve"> </w:t>
+            </w:r>
+            <w:proofErr w:type="spellStart"/>
+            <w:r>
+              <w:rPr>
+                <w:b/>
+                <w:color w:val="FFFFFF"/>
+                <w:sz w:val="17"/>
+              </w:rPr>
+              <w:t>confirmadas</w:t>
+            </w:r>
+            <w:proofErr w:type="spellEnd"/>
           </w:p>
         </w:tc>
       </w:tr>
@@ -8199,13 +11009,42 @@
             <w:pPr>
               <w:spacing w:after="0" w:line="240" w:lineRule="auto"/>
             </w:pPr>
-            <w:r>
-              <w:rPr>
-                <w:sz w:val="17"/>
-              </w:rPr>
-              <w:lastRenderedPageBreak/>
-              <w:t>Provisão de férias proporcional</w:t>
-            </w:r>
+            <w:proofErr w:type="spellStart"/>
+            <w:r>
+              <w:rPr>
+                <w:sz w:val="17"/>
+              </w:rPr>
+              <w:t>Provisão</w:t>
+            </w:r>
+            <w:proofErr w:type="spellEnd"/>
+            <w:r>
+              <w:rPr>
+                <w:sz w:val="17"/>
+              </w:rPr>
+              <w:t xml:space="preserve"> de </w:t>
+            </w:r>
+            <w:proofErr w:type="spellStart"/>
+            <w:r>
+              <w:rPr>
+                <w:sz w:val="17"/>
+              </w:rPr>
+              <w:t>férias</w:t>
+            </w:r>
+            <w:proofErr w:type="spellEnd"/>
+            <w:r>
+              <w:rPr>
+                <w:sz w:val="17"/>
+              </w:rPr>
+              <w:t xml:space="preserve"> </w:t>
+            </w:r>
+            <w:proofErr w:type="spellStart"/>
+            <w:r>
+              <w:rPr>
+                <w:sz w:val="17"/>
+              </w:rPr>
+              <w:t>proporcional</w:t>
+            </w:r>
+            <w:proofErr w:type="spellEnd"/>
           </w:p>
         </w:tc>
         <w:tc>
@@ -8253,12 +11092,42 @@
             <w:pPr>
               <w:spacing w:after="0" w:line="240" w:lineRule="auto"/>
             </w:pPr>
-            <w:r>
-              <w:rPr>
-                <w:sz w:val="17"/>
-              </w:rPr>
-              <w:t>Provisão de férias antecipadas</w:t>
-            </w:r>
+            <w:proofErr w:type="spellStart"/>
+            <w:r>
+              <w:rPr>
+                <w:sz w:val="17"/>
+              </w:rPr>
+              <w:t>Provisão</w:t>
+            </w:r>
+            <w:proofErr w:type="spellEnd"/>
+            <w:r>
+              <w:rPr>
+                <w:sz w:val="17"/>
+              </w:rPr>
+              <w:t xml:space="preserve"> de </w:t>
+            </w:r>
+            <w:proofErr w:type="spellStart"/>
+            <w:r>
+              <w:rPr>
+                <w:sz w:val="17"/>
+              </w:rPr>
+              <w:t>férias</w:t>
+            </w:r>
+            <w:proofErr w:type="spellEnd"/>
+            <w:r>
+              <w:rPr>
+                <w:sz w:val="17"/>
+              </w:rPr>
+              <w:t xml:space="preserve"> </w:t>
+            </w:r>
+            <w:proofErr w:type="spellStart"/>
+            <w:r>
+              <w:rPr>
+                <w:sz w:val="17"/>
+              </w:rPr>
+              <w:t>antecipadas</w:t>
+            </w:r>
+            <w:proofErr w:type="spellEnd"/>
           </w:p>
         </w:tc>
         <w:tc>
@@ -8306,12 +11175,28 @@
             <w:pPr>
               <w:spacing w:after="0" w:line="240" w:lineRule="auto"/>
             </w:pPr>
-            <w:r>
-              <w:rPr>
-                <w:sz w:val="17"/>
-              </w:rPr>
-              <w:t>Provisão de 13º salário</w:t>
-            </w:r>
+            <w:proofErr w:type="spellStart"/>
+            <w:r>
+              <w:rPr>
+                <w:sz w:val="17"/>
+              </w:rPr>
+              <w:t>Provisão</w:t>
+            </w:r>
+            <w:proofErr w:type="spellEnd"/>
+            <w:r>
+              <w:rPr>
+                <w:sz w:val="17"/>
+              </w:rPr>
+              <w:t xml:space="preserve"> de 13º </w:t>
+            </w:r>
+            <w:proofErr w:type="spellStart"/>
+            <w:r>
+              <w:rPr>
+                <w:sz w:val="17"/>
+              </w:rPr>
+              <w:t>salário</w:t>
+            </w:r>
+            <w:proofErr w:type="spellEnd"/>
           </w:p>
         </w:tc>
         <w:tc>
@@ -8509,7 +11394,15 @@
     </w:p>
     <w:p>
       <w:r>
-        <w:t>Campos disponíveis:</w:t>
+        <w:t xml:space="preserve">Campos </w:t>
+      </w:r>
+      <w:proofErr w:type="spellStart"/>
+      <w:r>
+        <w:t>disponíveis</w:t>
+      </w:r>
+      <w:proofErr w:type="spellEnd"/>
+      <w:r>
+        <w:t>:</w:t>
       </w:r>
     </w:p>
     <w:p>
@@ -8517,8 +11410,21 @@
         <w:pStyle w:val="Commarcadores"/>
         <w:spacing w:after="60"/>
       </w:pPr>
-      <w:r>
-        <w:t>matrícula e nome;</w:t>
+      <w:proofErr w:type="spellStart"/>
+      <w:r>
+        <w:t>matrícula</w:t>
+      </w:r>
+      <w:proofErr w:type="spellEnd"/>
+      <w:r>
+        <w:t xml:space="preserve"> e </w:t>
+      </w:r>
+      <w:proofErr w:type="spellStart"/>
+      <w:r>
+        <w:t>nome</w:t>
+      </w:r>
+      <w:proofErr w:type="spellEnd"/>
+      <w:r>
+        <w:t>;</w:t>
       </w:r>
     </w:p>
     <w:p>
@@ -8535,8 +11441,13 @@
         <w:pStyle w:val="Commarcadores"/>
         <w:spacing w:after="60"/>
       </w:pPr>
-      <w:r>
-        <w:t>admissão;</w:t>
+      <w:proofErr w:type="spellStart"/>
+      <w:r>
+        <w:t>admissão</w:t>
+      </w:r>
+      <w:proofErr w:type="spellEnd"/>
+      <w:r>
+        <w:t>;</w:t>
       </w:r>
     </w:p>
     <w:p>
@@ -8553,8 +11464,21 @@
         <w:pStyle w:val="Commarcadores"/>
         <w:spacing w:after="60"/>
       </w:pPr>
-      <w:r>
-        <w:t>tipo de salário;</w:t>
+      <w:proofErr w:type="spellStart"/>
+      <w:r>
+        <w:t>tipo</w:t>
+      </w:r>
+      <w:proofErr w:type="spellEnd"/>
+      <w:r>
+        <w:t xml:space="preserve"> de </w:t>
+      </w:r>
+      <w:proofErr w:type="spellStart"/>
+      <w:r>
+        <w:t>salário</w:t>
+      </w:r>
+      <w:proofErr w:type="spellEnd"/>
+      <w:r>
+        <w:t>;</w:t>
       </w:r>
     </w:p>
     <w:p>
@@ -8563,7 +11487,15 @@
         <w:spacing w:after="60"/>
       </w:pPr>
       <w:r>
-        <w:t>jornada semanal;</w:t>
+        <w:t xml:space="preserve">jornada </w:t>
+      </w:r>
+      <w:proofErr w:type="spellStart"/>
+      <w:r>
+        <w:t>semanal</w:t>
+      </w:r>
+      <w:proofErr w:type="spellEnd"/>
+      <w:r>
+        <w:t>;</w:t>
       </w:r>
     </w:p>
     <w:p>
@@ -8571,8 +11503,21 @@
         <w:pStyle w:val="Commarcadores"/>
         <w:spacing w:after="60"/>
       </w:pPr>
-      <w:r>
-        <w:t>horários contratuais;</w:t>
+      <w:proofErr w:type="spellStart"/>
+      <w:r>
+        <w:t>horários</w:t>
+      </w:r>
+      <w:proofErr w:type="spellEnd"/>
+      <w:r>
+        <w:t xml:space="preserve"> </w:t>
+      </w:r>
+      <w:proofErr w:type="spellStart"/>
+      <w:r>
+        <w:t>contratuais</w:t>
+      </w:r>
+      <w:proofErr w:type="spellEnd"/>
+      <w:r>
+        <w:t>;</w:t>
       </w:r>
     </w:p>
     <w:p>
@@ -8580,8 +11525,21 @@
         <w:pStyle w:val="Commarcadores"/>
         <w:spacing w:after="60"/>
       </w:pPr>
-      <w:r>
-        <w:t>marcações diárias;</w:t>
+      <w:proofErr w:type="spellStart"/>
+      <w:r>
+        <w:t>marcações</w:t>
+      </w:r>
+      <w:proofErr w:type="spellEnd"/>
+      <w:r>
+        <w:t xml:space="preserve"> </w:t>
+      </w:r>
+      <w:proofErr w:type="spellStart"/>
+      <w:r>
+        <w:t>diárias</w:t>
+      </w:r>
+      <w:proofErr w:type="spellEnd"/>
+      <w:r>
+        <w:t>;</w:t>
       </w:r>
     </w:p>
     <w:p>
@@ -8590,7 +11548,15 @@
         <w:spacing w:after="60"/>
       </w:pPr>
       <w:r>
-        <w:t>jornada realizada;</w:t>
+        <w:t xml:space="preserve">jornada </w:t>
+      </w:r>
+      <w:proofErr w:type="spellStart"/>
+      <w:r>
+        <w:t>realizada</w:t>
+      </w:r>
+      <w:proofErr w:type="spellEnd"/>
+      <w:r>
+        <w:t>;</w:t>
       </w:r>
     </w:p>
     <w:p>
@@ -8598,8 +11564,37 @@
         <w:pStyle w:val="Commarcadores"/>
         <w:spacing w:after="60"/>
       </w:pPr>
-      <w:r>
-        <w:t>faltas/atrasos por dia;</w:t>
+      <w:proofErr w:type="spellStart"/>
+      <w:r>
+        <w:t>faltas</w:t>
+      </w:r>
+      <w:proofErr w:type="spellEnd"/>
+      <w:r>
+        <w:t>/</w:t>
+      </w:r>
+      <w:proofErr w:type="spellStart"/>
+      <w:r>
+        <w:t>atrasos</w:t>
+      </w:r>
+      <w:proofErr w:type="spellEnd"/>
+      <w:r>
+        <w:t xml:space="preserve"> </w:t>
+      </w:r>
+      <w:proofErr w:type="spellStart"/>
+      <w:r>
+        <w:t>por</w:t>
+      </w:r>
+      <w:proofErr w:type="spellEnd"/>
+      <w:r>
+        <w:t xml:space="preserve"> </w:t>
+      </w:r>
+      <w:proofErr w:type="spellStart"/>
+      <w:r>
+        <w:t>dia</w:t>
+      </w:r>
+      <w:proofErr w:type="spellEnd"/>
+      <w:r>
+        <w:t>;</w:t>
       </w:r>
     </w:p>
     <w:p>
@@ -8622,8 +11617,13 @@
         <w:pStyle w:val="Commarcadores"/>
         <w:spacing w:after="60"/>
       </w:pPr>
-      <w:r>
-        <w:t>atestados;</w:t>
+      <w:proofErr w:type="spellStart"/>
+      <w:r>
+        <w:t>atestados</w:t>
+      </w:r>
+      <w:proofErr w:type="spellEnd"/>
+      <w:r>
+        <w:t>;</w:t>
       </w:r>
     </w:p>
     <w:p>
@@ -8632,7 +11632,15 @@
         <w:spacing w:after="60"/>
       </w:pPr>
       <w:r>
-        <w:t>horas normais;</w:t>
+        <w:t xml:space="preserve">horas </w:t>
+      </w:r>
+      <w:proofErr w:type="spellStart"/>
+      <w:r>
+        <w:t>normais</w:t>
+      </w:r>
+      <w:proofErr w:type="spellEnd"/>
+      <w:r>
+        <w:t>;</w:t>
       </w:r>
     </w:p>
     <w:p>
@@ -8641,7 +11649,15 @@
         <w:spacing w:after="60"/>
       </w:pPr>
       <w:r>
-        <w:t>repouso pago;</w:t>
+        <w:t xml:space="preserve">repouso </w:t>
+      </w:r>
+      <w:proofErr w:type="spellStart"/>
+      <w:r>
+        <w:t>pago</w:t>
+      </w:r>
+      <w:proofErr w:type="spellEnd"/>
+      <w:r>
+        <w:t>;</w:t>
       </w:r>
     </w:p>
     <w:p>
@@ -8685,8 +11701,65 @@
           <w:color w:val="18255F"/>
         </w:rPr>
         <w:lastRenderedPageBreak/>
-        <w:t>5. Regras confirmadas na CCT fornecida</w:t>
-      </w:r>
+        <w:t xml:space="preserve">5. </w:t>
+      </w:r>
+      <w:proofErr w:type="spellStart"/>
+      <w:r>
+        <w:rPr>
+          <w:rFonts w:ascii="Aptos" w:hAnsi="Aptos"/>
+          <w:color w:val="18255F"/>
+        </w:rPr>
+        <w:t>Regras</w:t>
+      </w:r>
+      <w:proofErr w:type="spellEnd"/>
+      <w:r>
+        <w:rPr>
+          <w:rFonts w:ascii="Aptos" w:hAnsi="Aptos"/>
+          <w:color w:val="18255F"/>
+        </w:rPr>
+        <w:t xml:space="preserve"> </w:t>
+      </w:r>
+      <w:proofErr w:type="spellStart"/>
+      <w:r>
+        <w:rPr>
+          <w:rFonts w:ascii="Aptos" w:hAnsi="Aptos"/>
+          <w:color w:val="18255F"/>
+        </w:rPr>
+        <w:t>confirmadas</w:t>
+      </w:r>
+      <w:proofErr w:type="spellEnd"/>
+      <w:r>
+        <w:rPr>
+          <w:rFonts w:ascii="Aptos" w:hAnsi="Aptos"/>
+          <w:color w:val="18255F"/>
+        </w:rPr>
+        <w:t xml:space="preserve"> </w:t>
+      </w:r>
+      <w:proofErr w:type="spellStart"/>
+      <w:r>
+        <w:rPr>
+          <w:rFonts w:ascii="Aptos" w:hAnsi="Aptos"/>
+          <w:color w:val="18255F"/>
+        </w:rPr>
+        <w:t>na</w:t>
+      </w:r>
+      <w:proofErr w:type="spellEnd"/>
+      <w:r>
+        <w:rPr>
+          <w:rFonts w:ascii="Aptos" w:hAnsi="Aptos"/>
+          <w:color w:val="18255F"/>
+        </w:rPr>
+        <w:t xml:space="preserve"> CCT </w:t>
+      </w:r>
+      <w:proofErr w:type="spellStart"/>
+      <w:r>
+        <w:rPr>
+          <w:rFonts w:ascii="Aptos" w:hAnsi="Aptos"/>
+          <w:color w:val="18255F"/>
+        </w:rPr>
+        <w:t>fornecida</w:t>
+      </w:r>
+      <w:proofErr w:type="spellEnd"/>
     </w:p>
     <w:p>
       <w:pPr>
@@ -8721,8 +11794,13 @@
         <w:pStyle w:val="Commarcadores"/>
         <w:spacing w:after="60"/>
       </w:pPr>
-      <w:r>
-        <w:t xml:space="preserve">Vigência: </w:t>
+      <w:proofErr w:type="spellStart"/>
+      <w:r>
+        <w:t>Vigência</w:t>
+      </w:r>
+      <w:proofErr w:type="spellEnd"/>
+      <w:r>
+        <w:t xml:space="preserve">: </w:t>
       </w:r>
       <w:r>
         <w:rPr>
@@ -8757,11 +11835,33 @@
       <w:r>
         <w:t xml:space="preserve">Abrangência: </w:t>
       </w:r>
+      <w:proofErr w:type="spellStart"/>
       <w:r>
         <w:rPr>
           <w:b/>
         </w:rPr>
-        <w:t>Dois Irmãos/RS</w:t>
+        <w:t>Dois</w:t>
+      </w:r>
+      <w:proofErr w:type="spellEnd"/>
+      <w:r>
+        <w:rPr>
+          <w:b/>
+        </w:rPr>
+        <w:t xml:space="preserve"> </w:t>
+      </w:r>
+      <w:proofErr w:type="spellStart"/>
+      <w:r>
+        <w:rPr>
+          <w:b/>
+        </w:rPr>
+        <w:t>Irmãos</w:t>
+      </w:r>
+      <w:proofErr w:type="spellEnd"/>
+      <w:r>
+        <w:rPr>
+          <w:b/>
+        </w:rPr>
+        <w:t>/RS</w:t>
       </w:r>
       <w:r>
         <w:t>.</w:t>
@@ -8773,7 +11873,15 @@
         <w:spacing w:after="60"/>
       </w:pPr>
       <w:r>
-        <w:t xml:space="preserve">Jornada semanal normal: </w:t>
+        <w:t xml:space="preserve">Jornada </w:t>
+      </w:r>
+      <w:proofErr w:type="spellStart"/>
+      <w:r>
+        <w:t>semanal</w:t>
+      </w:r>
+      <w:proofErr w:type="spellEnd"/>
+      <w:r>
+        <w:t xml:space="preserve"> normal: </w:t>
       </w:r>
       <w:r>
         <w:rPr>
@@ -8898,7 +12006,21 @@
         <w:rPr>
           <w:lang w:val="pt-BR"/>
         </w:rPr>
-        <w:t>Atestados de segunda a sexta devem considerar a jornada que seria trabalhada; atestados de sábado não geram pagamento na regra descrita.</w:t>
+        <w:t xml:space="preserve">Atestados de segunda </w:t>
+      </w:r>
+      <w:proofErr w:type="gramStart"/>
+      <w:r>
+        <w:rPr>
+          <w:lang w:val="pt-BR"/>
+        </w:rPr>
+        <w:t>a sexta devem</w:t>
+      </w:r>
+      <w:proofErr w:type="gramEnd"/>
+      <w:r>
+        <w:rPr>
+          <w:lang w:val="pt-BR"/>
+        </w:rPr>
+        <w:t xml:space="preserve"> considerar a jornada que seria trabalhada; atestados de sábado não geram pagamento na regra descrita.</w:t>
       </w:r>
     </w:p>
     <w:p>
@@ -9000,8 +12122,21 @@
         <w:pStyle w:val="Commarcadores"/>
         <w:spacing w:after="60"/>
       </w:pPr>
-      <w:r>
-        <w:t xml:space="preserve">Contratos de funcionários: </w:t>
+      <w:proofErr w:type="spellStart"/>
+      <w:r>
+        <w:t>Contratos</w:t>
+      </w:r>
+      <w:proofErr w:type="spellEnd"/>
+      <w:r>
+        <w:t xml:space="preserve"> de </w:t>
+      </w:r>
+      <w:proofErr w:type="spellStart"/>
+      <w:r>
+        <w:t>funcionários</w:t>
+      </w:r>
+      <w:proofErr w:type="spellEnd"/>
+      <w:r>
+        <w:t xml:space="preserve">: </w:t>
       </w:r>
       <w:r>
         <w:rPr>
@@ -9018,8 +12153,13 @@
         <w:pStyle w:val="Commarcadores"/>
         <w:spacing w:after="60"/>
       </w:pPr>
-      <w:r>
-        <w:t xml:space="preserve">Ativos: </w:t>
+      <w:proofErr w:type="spellStart"/>
+      <w:r>
+        <w:t>Ativos</w:t>
+      </w:r>
+      <w:proofErr w:type="spellEnd"/>
+      <w:r>
+        <w:t xml:space="preserve">: </w:t>
       </w:r>
       <w:r>
         <w:rPr>
@@ -9036,8 +12176,21 @@
         <w:pStyle w:val="Commarcadores"/>
         <w:spacing w:after="60"/>
       </w:pPr>
-      <w:r>
-        <w:t xml:space="preserve">Admitidos no período: </w:t>
+      <w:proofErr w:type="spellStart"/>
+      <w:r>
+        <w:t>Admitidos</w:t>
+      </w:r>
+      <w:proofErr w:type="spellEnd"/>
+      <w:r>
+        <w:t xml:space="preserve"> no </w:t>
+      </w:r>
+      <w:proofErr w:type="spellStart"/>
+      <w:r>
+        <w:t>período</w:t>
+      </w:r>
+      <w:proofErr w:type="spellEnd"/>
+      <w:r>
+        <w:t xml:space="preserve">: </w:t>
       </w:r>
       <w:r>
         <w:rPr>
@@ -9054,8 +12207,21 @@
         <w:pStyle w:val="Commarcadores"/>
         <w:spacing w:after="60"/>
       </w:pPr>
-      <w:r>
-        <w:t xml:space="preserve">Rescindidos no período: </w:t>
+      <w:proofErr w:type="spellStart"/>
+      <w:r>
+        <w:t>Rescindidos</w:t>
+      </w:r>
+      <w:proofErr w:type="spellEnd"/>
+      <w:r>
+        <w:t xml:space="preserve"> no </w:t>
+      </w:r>
+      <w:proofErr w:type="spellStart"/>
+      <w:r>
+        <w:t>período</w:t>
+      </w:r>
+      <w:proofErr w:type="spellEnd"/>
+      <w:r>
+        <w:t xml:space="preserve">: </w:t>
       </w:r>
       <w:r>
         <w:rPr>
@@ -9073,7 +12239,15 @@
         <w:spacing w:after="60"/>
       </w:pPr>
       <w:r>
-        <w:t xml:space="preserve">Total dos salários: </w:t>
+        <w:t xml:space="preserve">Total dos </w:t>
+      </w:r>
+      <w:proofErr w:type="spellStart"/>
+      <w:r>
+        <w:t>salários</w:t>
+      </w:r>
+      <w:proofErr w:type="spellEnd"/>
+      <w:r>
+        <w:t xml:space="preserve">: </w:t>
       </w:r>
       <w:r>
         <w:rPr>
@@ -9091,7 +12265,15 @@
         <w:spacing w:after="60"/>
       </w:pPr>
       <w:r>
-        <w:t xml:space="preserve">Total de vencimentos: </w:t>
+        <w:t xml:space="preserve">Total de </w:t>
+      </w:r>
+      <w:proofErr w:type="spellStart"/>
+      <w:r>
+        <w:t>vencimentos</w:t>
+      </w:r>
+      <w:proofErr w:type="spellEnd"/>
+      <w:r>
+        <w:t xml:space="preserve">: </w:t>
       </w:r>
       <w:r>
         <w:rPr>
@@ -9109,7 +12291,15 @@
         <w:spacing w:after="60"/>
       </w:pPr>
       <w:r>
-        <w:t xml:space="preserve">Total de descontos: </w:t>
+        <w:t xml:space="preserve">Total de </w:t>
+      </w:r>
+      <w:proofErr w:type="spellStart"/>
+      <w:r>
+        <w:t>descontos</w:t>
+      </w:r>
+      <w:proofErr w:type="spellEnd"/>
+      <w:r>
+        <w:t xml:space="preserve">: </w:t>
       </w:r>
       <w:r>
         <w:rPr>
@@ -9126,8 +12316,13 @@
         <w:pStyle w:val="Commarcadores"/>
         <w:spacing w:after="60"/>
       </w:pPr>
-      <w:r>
-        <w:t xml:space="preserve">Líquido: </w:t>
+      <w:proofErr w:type="spellStart"/>
+      <w:r>
+        <w:t>Líquido</w:t>
+      </w:r>
+      <w:proofErr w:type="spellEnd"/>
+      <w:r>
+        <w:t xml:space="preserve">: </w:t>
       </w:r>
       <w:r>
         <w:rPr>
@@ -9145,7 +12340,23 @@
         <w:spacing w:after="60"/>
       </w:pPr>
       <w:r>
-        <w:t xml:space="preserve">FGTS sobre salários: </w:t>
+        <w:t xml:space="preserve">FGTS </w:t>
+      </w:r>
+      <w:proofErr w:type="spellStart"/>
+      <w:r>
+        <w:t>sobre</w:t>
+      </w:r>
+      <w:proofErr w:type="spellEnd"/>
+      <w:r>
+        <w:t xml:space="preserve"> </w:t>
+      </w:r>
+      <w:proofErr w:type="spellStart"/>
+      <w:r>
+        <w:t>salários</w:t>
+      </w:r>
+      <w:proofErr w:type="spellEnd"/>
+      <w:r>
+        <w:t xml:space="preserve">: </w:t>
       </w:r>
       <w:r>
         <w:rPr>
@@ -9163,7 +12374,23 @@
         <w:spacing w:after="60"/>
       </w:pPr>
       <w:r>
-        <w:t xml:space="preserve">FGTS sobre férias: </w:t>
+        <w:t xml:space="preserve">FGTS </w:t>
+      </w:r>
+      <w:proofErr w:type="spellStart"/>
+      <w:r>
+        <w:t>sobre</w:t>
+      </w:r>
+      <w:proofErr w:type="spellEnd"/>
+      <w:r>
+        <w:t xml:space="preserve"> </w:t>
+      </w:r>
+      <w:proofErr w:type="spellStart"/>
+      <w:r>
+        <w:t>férias</w:t>
+      </w:r>
+      <w:proofErr w:type="spellEnd"/>
+      <w:r>
+        <w:t xml:space="preserve">: </w:t>
       </w:r>
       <w:r>
         <w:rPr>
@@ -9181,7 +12408,15 @@
         <w:spacing w:after="60"/>
       </w:pPr>
       <w:r>
-        <w:t xml:space="preserve">FGTS sobre 13º: </w:t>
+        <w:t xml:space="preserve">FGTS </w:t>
+      </w:r>
+      <w:proofErr w:type="spellStart"/>
+      <w:r>
+        <w:t>sobre</w:t>
+      </w:r>
+      <w:proofErr w:type="spellEnd"/>
+      <w:r>
+        <w:t xml:space="preserve"> 13º: </w:t>
       </w:r>
       <w:r>
         <w:rPr>
@@ -9227,7 +12462,15 @@
         <w:spacing w:after="60"/>
       </w:pPr>
       <w:r>
-        <w:t xml:space="preserve">FGTS indenizado: </w:t>
+        <w:t xml:space="preserve">FGTS </w:t>
+      </w:r>
+      <w:proofErr w:type="spellStart"/>
+      <w:r>
+        <w:t>indenizado</w:t>
+      </w:r>
+      <w:proofErr w:type="spellEnd"/>
+      <w:r>
+        <w:t xml:space="preserve">: </w:t>
       </w:r>
       <w:r>
         <w:rPr>
@@ -9397,12 +12640,21 @@
           <w:lang w:val="pt-BR"/>
         </w:rPr>
       </w:pPr>
+      <w:proofErr w:type="spellStart"/>
       <w:r>
         <w:rPr>
           <w:highlight w:val="yellow"/>
           <w:lang w:val="pt-BR"/>
         </w:rPr>
-        <w:t>Fornecer os relatórios de provisão de férias, provisão de 13º e programação de férias.</w:t>
+        <w:t>Fornecer</w:t>
+      </w:r>
+      <w:proofErr w:type="spellEnd"/>
+      <w:r>
+        <w:rPr>
+          <w:highlight w:val="yellow"/>
+          <w:lang w:val="pt-BR"/>
+        </w:rPr>
+        <w:t xml:space="preserve"> os relatórios de provisão de férias, provisão de 13º e programação de férias.</w:t>
       </w:r>
       <w:r>
         <w:rPr>
@@ -9437,8 +12689,33 @@
           <w:highlight w:val="yellow"/>
           <w:lang w:val="pt-BR"/>
         </w:rPr>
-        <w:t>SEPARADO igual o da florybal</w:t>
-      </w:r>
+        <w:t xml:space="preserve">SEPARADO igual </w:t>
+      </w:r>
+      <w:proofErr w:type="spellStart"/>
+      <w:r>
+        <w:rPr>
+          <w:highlight w:val="yellow"/>
+          <w:lang w:val="pt-BR"/>
+        </w:rPr>
+        <w:t>o</w:t>
+      </w:r>
+      <w:proofErr w:type="spellEnd"/>
+      <w:r>
+        <w:rPr>
+          <w:highlight w:val="yellow"/>
+          <w:lang w:val="pt-BR"/>
+        </w:rPr>
+        <w:t xml:space="preserve"> da </w:t>
+      </w:r>
+      <w:proofErr w:type="spellStart"/>
+      <w:r>
+        <w:rPr>
+          <w:highlight w:val="yellow"/>
+          <w:lang w:val="pt-BR"/>
+        </w:rPr>
+        <w:t>florybal</w:t>
+      </w:r>
+      <w:proofErr w:type="spellEnd"/>
     </w:p>
     <w:p>
       <w:pPr>
@@ -9461,12 +12738,21 @@
         </w:rPr>
         <w:t xml:space="preserve"> – </w:t>
       </w:r>
+      <w:proofErr w:type="gramStart"/>
       <w:r>
         <w:rPr>
           <w:highlight w:val="yellow"/>
           <w:lang w:val="pt-BR"/>
         </w:rPr>
-        <w:t>na mesma competência mais separados</w:t>
+        <w:t>na</w:t>
+      </w:r>
+      <w:proofErr w:type="gramEnd"/>
+      <w:r>
+        <w:rPr>
+          <w:highlight w:val="yellow"/>
+          <w:lang w:val="pt-BR"/>
+        </w:rPr>
+        <w:t xml:space="preserve"> mesma competência mais separados</w:t>
       </w:r>
     </w:p>
     <w:p>
@@ -9487,8 +12773,30 @@
         <w:rPr>
           <w:lang w:val="pt-BR"/>
         </w:rPr>
-        <w:t xml:space="preserve"> – igual florybal</w:t>
-      </w:r>
+        <w:t xml:space="preserve"> – </w:t>
+      </w:r>
+      <w:proofErr w:type="gramStart"/>
+      <w:r>
+        <w:rPr>
+          <w:lang w:val="pt-BR"/>
+        </w:rPr>
+        <w:t>igual</w:t>
+      </w:r>
+      <w:proofErr w:type="gramEnd"/>
+      <w:r>
+        <w:rPr>
+          <w:lang w:val="pt-BR"/>
+        </w:rPr>
+        <w:t xml:space="preserve"> </w:t>
+      </w:r>
+      <w:proofErr w:type="spellStart"/>
+      <w:r>
+        <w:rPr>
+          <w:lang w:val="pt-BR"/>
+        </w:rPr>
+        <w:t>florybal</w:t>
+      </w:r>
+      <w:proofErr w:type="spellEnd"/>
     </w:p>
     <w:p>
       <w:pPr>
@@ -9508,8 +12816,16 @@
         <w:rPr>
           <w:lang w:val="pt-BR"/>
         </w:rPr>
-        <w:t xml:space="preserve"> Igual florybal</w:t>
-      </w:r>
+        <w:t xml:space="preserve"> Igual </w:t>
+      </w:r>
+      <w:proofErr w:type="spellStart"/>
+      <w:r>
+        <w:rPr>
+          <w:lang w:val="pt-BR"/>
+        </w:rPr>
+        <w:t>florybal</w:t>
+      </w:r>
+      <w:proofErr w:type="spellEnd"/>
     </w:p>
     <w:p>
       <w:pPr>
@@ -9529,8 +12845,30 @@
         <w:rPr>
           <w:lang w:val="pt-BR"/>
         </w:rPr>
-        <w:t xml:space="preserve"> Entram como beneficio, separar nos graficos</w:t>
-      </w:r>
+        <w:t xml:space="preserve"> Entram como </w:t>
+      </w:r>
+      <w:proofErr w:type="spellStart"/>
+      <w:r>
+        <w:rPr>
+          <w:lang w:val="pt-BR"/>
+        </w:rPr>
+        <w:t>beneficio</w:t>
+      </w:r>
+      <w:proofErr w:type="spellEnd"/>
+      <w:r>
+        <w:rPr>
+          <w:lang w:val="pt-BR"/>
+        </w:rPr>
+        <w:t xml:space="preserve">, separar nos </w:t>
+      </w:r>
+      <w:proofErr w:type="spellStart"/>
+      <w:r>
+        <w:rPr>
+          <w:lang w:val="pt-BR"/>
+        </w:rPr>
+        <w:t>graficos</w:t>
+      </w:r>
+      <w:proofErr w:type="spellEnd"/>
     </w:p>
     <w:p>
       <w:pPr>
@@ -9550,7 +12888,21 @@
         <w:rPr>
           <w:lang w:val="pt-BR"/>
         </w:rPr>
-        <w:t xml:space="preserve">  – não entram – separar pra mostrar</w:t>
+        <w:t xml:space="preserve">  – </w:t>
+      </w:r>
+      <w:proofErr w:type="gramStart"/>
+      <w:r>
+        <w:rPr>
+          <w:lang w:val="pt-BR"/>
+        </w:rPr>
+        <w:t>não</w:t>
+      </w:r>
+      <w:proofErr w:type="gramEnd"/>
+      <w:r>
+        <w:rPr>
+          <w:lang w:val="pt-BR"/>
+        </w:rPr>
+        <w:t xml:space="preserve"> entram – separar pra mostrar</w:t>
       </w:r>
     </w:p>
     <w:p>
@@ -9571,7 +12923,21 @@
         <w:rPr>
           <w:lang w:val="pt-BR"/>
         </w:rPr>
-        <w:t xml:space="preserve"> – criar campo de transferência, se identificado</w:t>
+        <w:t xml:space="preserve"> – </w:t>
+      </w:r>
+      <w:proofErr w:type="gramStart"/>
+      <w:r>
+        <w:rPr>
+          <w:lang w:val="pt-BR"/>
+        </w:rPr>
+        <w:t>criar</w:t>
+      </w:r>
+      <w:proofErr w:type="gramEnd"/>
+      <w:r>
+        <w:rPr>
+          <w:lang w:val="pt-BR"/>
+        </w:rPr>
+        <w:t xml:space="preserve"> campo de transferência, se identificado</w:t>
       </w:r>
     </w:p>
     <w:p>
@@ -9592,8 +12958,16 @@
         <w:rPr>
           <w:lang w:val="pt-BR"/>
         </w:rPr>
-        <w:t xml:space="preserve"> - confirmada</w:t>
-      </w:r>
+        <w:t xml:space="preserve"> - </w:t>
+      </w:r>
+      <w:proofErr w:type="gramStart"/>
+      <w:r>
+        <w:rPr>
+          <w:lang w:val="pt-BR"/>
+        </w:rPr>
+        <w:t>confirmada</w:t>
+      </w:r>
+      <w:proofErr w:type="gramEnd"/>
     </w:p>
     <w:p>
       <w:pPr>
@@ -9613,7 +12987,21 @@
         <w:rPr>
           <w:lang w:val="pt-BR"/>
         </w:rPr>
-        <w:t xml:space="preserve"> – confirmado a cima</w:t>
+        <w:t xml:space="preserve"> – </w:t>
+      </w:r>
+      <w:proofErr w:type="gramStart"/>
+      <w:r>
+        <w:rPr>
+          <w:lang w:val="pt-BR"/>
+        </w:rPr>
+        <w:t>confirmado</w:t>
+      </w:r>
+      <w:proofErr w:type="gramEnd"/>
+      <w:r>
+        <w:rPr>
+          <w:lang w:val="pt-BR"/>
+        </w:rPr>
+        <w:t xml:space="preserve"> a cima</w:t>
       </w:r>
     </w:p>
     <w:p>
@@ -9634,7 +13022,21 @@
         <w:rPr>
           <w:lang w:val="pt-BR"/>
         </w:rPr>
-        <w:t xml:space="preserve"> Conforme esta.</w:t>
+        <w:t xml:space="preserve"> Conforme </w:t>
+      </w:r>
+      <w:proofErr w:type="spellStart"/>
+      <w:r>
+        <w:rPr>
+          <w:lang w:val="pt-BR"/>
+        </w:rPr>
+        <w:t>esta</w:t>
+      </w:r>
+      <w:proofErr w:type="spellEnd"/>
+      <w:r>
+        <w:rPr>
+          <w:lang w:val="pt-BR"/>
+        </w:rPr>
+        <w:t>.</w:t>
       </w:r>
     </w:p>
     <w:p>
@@ -9720,8 +13122,21 @@
         <w:pStyle w:val="Commarcadores"/>
         <w:spacing w:after="60"/>
       </w:pPr>
-      <w:r>
-        <w:t>provisão de férias;</w:t>
+      <w:proofErr w:type="spellStart"/>
+      <w:r>
+        <w:t>provisão</w:t>
+      </w:r>
+      <w:proofErr w:type="spellEnd"/>
+      <w:r>
+        <w:t xml:space="preserve"> de </w:t>
+      </w:r>
+      <w:proofErr w:type="spellStart"/>
+      <w:r>
+        <w:t>férias</w:t>
+      </w:r>
+      <w:proofErr w:type="spellEnd"/>
+      <w:r>
+        <w:t>;</w:t>
       </w:r>
     </w:p>
     <w:p>
@@ -9729,8 +13144,13 @@
         <w:pStyle w:val="Commarcadores"/>
         <w:spacing w:after="60"/>
       </w:pPr>
-      <w:r>
-        <w:t>provisão de 13º;</w:t>
+      <w:proofErr w:type="spellStart"/>
+      <w:r>
+        <w:t>provisão</w:t>
+      </w:r>
+      <w:proofErr w:type="spellEnd"/>
+      <w:r>
+        <w:t xml:space="preserve"> de 13º;</w:t>
       </w:r>
     </w:p>
     <w:p>
@@ -9738,8 +13158,21 @@
         <w:pStyle w:val="Commarcadores"/>
         <w:spacing w:after="60"/>
       </w:pPr>
-      <w:r>
-        <w:t>programação de férias;</w:t>
+      <w:proofErr w:type="spellStart"/>
+      <w:r>
+        <w:t>programação</w:t>
+      </w:r>
+      <w:proofErr w:type="spellEnd"/>
+      <w:r>
+        <w:t xml:space="preserve"> de </w:t>
+      </w:r>
+      <w:proofErr w:type="spellStart"/>
+      <w:r>
+        <w:t>férias</w:t>
+      </w:r>
+      <w:proofErr w:type="spellEnd"/>
+      <w:r>
+        <w:t>;</w:t>
       </w:r>
     </w:p>
     <w:p>
@@ -9750,11 +13183,33 @@
           <w:lang w:val="pt-BR"/>
         </w:rPr>
       </w:pPr>
+      <w:proofErr w:type="spellStart"/>
       <w:r>
         <w:rPr>
           <w:lang w:val="pt-BR"/>
         </w:rPr>
-        <w:t>CCTs e ACTs vigentes por estabelecimento;</w:t>
+        <w:t>CCTs</w:t>
+      </w:r>
+      <w:proofErr w:type="spellEnd"/>
+      <w:r>
+        <w:rPr>
+          <w:lang w:val="pt-BR"/>
+        </w:rPr>
+        <w:t xml:space="preserve"> e </w:t>
+      </w:r>
+      <w:proofErr w:type="spellStart"/>
+      <w:r>
+        <w:rPr>
+          <w:lang w:val="pt-BR"/>
+        </w:rPr>
+        <w:t>ACTs</w:t>
+      </w:r>
+      <w:proofErr w:type="spellEnd"/>
+      <w:r>
+        <w:rPr>
+          <w:lang w:val="pt-BR"/>
+        </w:rPr>
+        <w:t xml:space="preserve"> vigentes por estabelecimento;</w:t>
       </w:r>
     </w:p>
     <w:p>
@@ -9762,8 +13217,21 @@
         <w:pStyle w:val="Commarcadores"/>
         <w:spacing w:after="60"/>
       </w:pPr>
-      <w:r>
-        <w:t>logotipo e identidade visual;</w:t>
+      <w:proofErr w:type="spellStart"/>
+      <w:r>
+        <w:t>logotipo</w:t>
+      </w:r>
+      <w:proofErr w:type="spellEnd"/>
+      <w:r>
+        <w:t xml:space="preserve"> e </w:t>
+      </w:r>
+      <w:proofErr w:type="spellStart"/>
+      <w:r>
+        <w:t>identidade</w:t>
+      </w:r>
+      <w:proofErr w:type="spellEnd"/>
+      <w:r>
+        <w:t xml:space="preserve"> visual;</w:t>
       </w:r>
     </w:p>
     <w:p>
@@ -9834,7 +13302,25 @@
         <w:sz w:val="16"/>
         <w:lang w:val="pt-BR"/>
       </w:rPr>
-      <w:t>Documento de levantamento e homologação  •  Agosto de 2026</w:t>
+      <w:t xml:space="preserve">Documento de levantamento e </w:t>
+    </w:r>
+    <w:proofErr w:type="gramStart"/>
+    <w:r>
+      <w:rPr>
+        <w:color w:val="5E6470"/>
+        <w:sz w:val="16"/>
+        <w:lang w:val="pt-BR"/>
+      </w:rPr>
+      <w:t>homologação  •</w:t>
+    </w:r>
+    <w:proofErr w:type="gramEnd"/>
+    <w:r>
+      <w:rPr>
+        <w:color w:val="5E6470"/>
+        <w:sz w:val="16"/>
+        <w:lang w:val="pt-BR"/>
+      </w:rPr>
+      <w:t xml:space="preserve">  Agosto de 2026</w:t>
     </w:r>
   </w:p>
 </w:ftr>
@@ -9885,7 +13371,27 @@
         <w:sz w:val="16"/>
         <w:lang w:val="pt-BR"/>
       </w:rPr>
-      <w:t>IMPLANTAÇÃO DO BI  |  CALÇADOS PEGADA NORDESTE</w:t>
+      <w:t xml:space="preserve">IMPLANTAÇÃO DO </w:t>
+    </w:r>
+    <w:proofErr w:type="gramStart"/>
+    <w:r>
+      <w:rPr>
+        <w:b/>
+        <w:color w:val="5E6470"/>
+        <w:sz w:val="16"/>
+        <w:lang w:val="pt-BR"/>
+      </w:rPr>
+      <w:t>BI  |</w:t>
+    </w:r>
+    <w:proofErr w:type="gramEnd"/>
+    <w:r>
+      <w:rPr>
+        <w:b/>
+        <w:color w:val="5E6470"/>
+        <w:sz w:val="16"/>
+        <w:lang w:val="pt-BR"/>
+      </w:rPr>
+      <w:t xml:space="preserve">  CALÇADOS PEGADA NORDESTE</w:t>
     </w:r>
   </w:p>
 </w:hdr>
